--- a/docs/модель_АСПО.docx
+++ b/docs/модель_АСПО.docx
@@ -122,7 +122,7 @@
           <w:i/>
           <w:iCs/>
         </w:rPr>
-        <w:t xml:space="preserve">, калибровка —</w:t>
+        <w:t xml:space="preserve">, калибровка по опытам —</w:t>
       </w:r>
       <w:r>
         <w:rPr>
@@ -137,7 +137,7 @@
           <w:i/>
           <w:iCs/>
         </w:rPr>
-        <w:t xml:space="preserve">python docs/calibrate.py</w:t>
+        <w:t xml:space="preserve">python experiments/calibrate.py</w:t>
       </w:r>
       <w:r>
         <w:rPr>
@@ -18486,7 +18486,7 @@
         <w:rPr>
           <w:rStyle w:val="VerbatimChar"/>
         </w:rPr>
-        <w:t xml:space="preserve">python docs/calibrate.py</w:t>
+        <w:t xml:space="preserve">python experiments/calibrate.py</w:t>
       </w:r>
       <w:r>
         <w:t xml:space="preserve">, результаты — в</w:t>
@@ -18498,7 +18498,7 @@
         <w:rPr>
           <w:rStyle w:val="VerbatimChar"/>
         </w:rPr>
-        <w:t xml:space="preserve">docs/calibration.json</w:t>
+        <w:t xml:space="preserve">experiments/results/calibration.json</w:t>
       </w:r>
       <w:r>
         <w:t xml:space="preserve">.</w:t>
@@ -19893,7 +19893,7 @@
         <w:rPr>
           <w:rStyle w:val="VerbatimChar"/>
         </w:rPr>
-        <w:t xml:space="preserve">docs/валидация_АСПО.docx</w:t>
+        <w:t xml:space="preserve">experiments/состав/валидация_АСПО.docx</w:t>
       </w:r>
       <w:r>
         <w:t xml:space="preserve">: для нефти Жетыбая множитель 1 подтверждается.</w:t>
@@ -19983,7 +19983,7 @@
         <w:rPr>
           <w:rStyle w:val="VerbatimChar"/>
         </w:rPr>
-        <w:t xml:space="preserve">твт_статья/core_flood.py</w:t>
+        <w:t xml:space="preserve">experiments/исходная_модель/core_flood.py</w:t>
       </w:r>
       <w:r>
         <w:t xml:space="preserve"> </w:t>
@@ -20041,7 +20041,7 @@
         <w:rPr>
           <w:rStyle w:val="VerbatimChar"/>
         </w:rPr>
-        <w:t xml:space="preserve">docs/валидация_АСПО.docx</w:t>
+        <w:t xml:space="preserve">experiments/состав/валидация_АСПО.docx</w:t>
       </w:r>
       <w:r>
         <w:t xml:space="preserve">.</w:t>
@@ -20834,7 +20834,7 @@
         <w:rPr>
           <w:rStyle w:val="VerbatimChar"/>
         </w:rPr>
-        <w:t xml:space="preserve">docs/валидация_АСПО.docx</w:t>
+        <w:t xml:space="preserve">experiments/состав/валидация_АСПО.docx</w:t>
       </w:r>
       <w:r>
         <w:t xml:space="preserve">, раздел 5). Для легких нефтей он в десятки раз меньше.</w:t>
@@ -21213,7 +21213,7 @@
         <w:rPr>
           <w:rStyle w:val="VerbatimChar"/>
         </w:rPr>
-        <w:t xml:space="preserve">docs/calibrate.py</w:t>
+        <w:t xml:space="preserve">experiments/calibrate.py</w:t>
       </w:r>
       <w:r>
         <w:t xml:space="preserve">). Строгая альтернатива — коэффициенты активности (Won, 1986; Coutinho, Stenby, 1996) или уравнение состояния PC-SAFT (обзор, разд. 1.6).</w:t>
@@ -21303,7 +21303,7 @@
         <w:rPr>
           <w:rStyle w:val="VerbatimChar"/>
         </w:rPr>
-        <w:t xml:space="preserve">docs/валидация_АСПО.docx</w:t>
+        <w:t xml:space="preserve">experiments/состав/валидация_АСПО.docx</w:t>
       </w:r>
       <w:r>
         <w:t xml:space="preserve">) показало, что закон переносится не для всех нефтей. Керн той же нефти Жетыбая (Li et al., 2024) подтверждает множитель</w:t>

--- a/docs/модель_АСПО.docx
+++ b/docs/модель_АСПО.docx
@@ -2354,6 +2354,444 @@
         <w:pStyle w:val="FirstParagraph"/>
       </w:pPr>
       <w:r>
+        <w:t xml:space="preserve">Вместо экспоненты можно задать гамма-распределение плюс-фракции (Whitson, 1983),</w:t>
+      </w:r>
+      <w:r>
+        <w:t xml:space="preserve"> </w:t>
+      </w:r>
+      <w:r>
+        <w:rPr>
+          <w:rStyle w:val="VerbatimChar"/>
+        </w:rPr>
+        <w:t xml:space="preserve">wax_characterization = 'gamma'</w:t>
+      </w:r>
+      <w:r>
+        <w:t xml:space="preserve">. Мольная доля SCN-группы — интеграл плотности по ее границам:</w:t>
+      </w:r>
+    </w:p>
+    <w:p>
+      <w:pPr>
+        <w:pStyle w:val="BodyText"/>
+      </w:pPr>
+      <m:oMathPara>
+        <m:oMathParaPr>
+          <m:jc m:val="center"/>
+        </m:oMathParaPr>
+        <m:oMath>
+          <m:sSub>
+            <m:e>
+              <m:r>
+                <m:t>z</m:t>
+              </m:r>
+            </m:e>
+            <m:sub>
+              <m:r>
+                <m:t>n</m:t>
+              </m:r>
+            </m:sub>
+          </m:sSub>
+          <m:r>
+            <m:rPr>
+              <m:sty m:val="p"/>
+            </m:rPr>
+            <m:t>=</m:t>
+          </m:r>
+          <m:nary>
+            <m:naryPr>
+              <m:chr m:val="∫"/>
+              <m:limLoc m:val="subSup"/>
+              <m:subHide m:val="off"/>
+              <m:supHide m:val="off"/>
+            </m:naryPr>
+            <m:sub>
+              <m:sSub>
+                <m:e>
+                  <m:r>
+                    <m:t>M</m:t>
+                  </m:r>
+                </m:e>
+                <m:sub>
+                  <m:r>
+                    <m:t>n</m:t>
+                  </m:r>
+                </m:sub>
+              </m:sSub>
+              <m:r>
+                <m:rPr>
+                  <m:sty m:val="p"/>
+                </m:rPr>
+                <m:t>−</m:t>
+              </m:r>
+              <m:r>
+                <m:t>7</m:t>
+              </m:r>
+            </m:sub>
+            <m:sup>
+              <m:sSub>
+                <m:e>
+                  <m:r>
+                    <m:t>M</m:t>
+                  </m:r>
+                </m:e>
+                <m:sub>
+                  <m:r>
+                    <m:t>n</m:t>
+                  </m:r>
+                </m:sub>
+              </m:sSub>
+              <m:r>
+                <m:rPr>
+                  <m:sty m:val="p"/>
+                </m:rPr>
+                <m:t>+</m:t>
+              </m:r>
+              <m:r>
+                <m:t>7</m:t>
+              </m:r>
+            </m:sup>
+            <m:e>
+              <m:f>
+                <m:fPr>
+                  <m:type m:val="bar"/>
+                </m:fPr>
+                <m:num>
+                  <m:r>
+                    <m:rPr>
+                      <m:sty m:val="p"/>
+                    </m:rPr>
+                    <m:t>(</m:t>
+                  </m:r>
+                  <m:r>
+                    <m:t>M</m:t>
+                  </m:r>
+                  <m:r>
+                    <m:rPr>
+                      <m:sty m:val="p"/>
+                    </m:rPr>
+                    <m:t>−</m:t>
+                  </m:r>
+                  <m:r>
+                    <m:t>η</m:t>
+                  </m:r>
+                  <m:sSup>
+                    <m:e>
+                      <m:r>
+                        <m:rPr>
+                          <m:sty m:val="p"/>
+                        </m:rPr>
+                        <m:t>)</m:t>
+                      </m:r>
+                    </m:e>
+                    <m:sup>
+                      <m:r>
+                        <m:t>α</m:t>
+                      </m:r>
+                      <m:r>
+                        <m:rPr>
+                          <m:sty m:val="p"/>
+                        </m:rPr>
+                        <m:t>−</m:t>
+                      </m:r>
+                      <m:r>
+                        <m:t>1</m:t>
+                      </m:r>
+                    </m:sup>
+                  </m:sSup>
+                  <m:sSup>
+                    <m:e>
+                      <m:r>
+                        <m:t>e</m:t>
+                      </m:r>
+                    </m:e>
+                    <m:sup>
+                      <m:r>
+                        <m:rPr>
+                          <m:sty m:val="p"/>
+                        </m:rPr>
+                        <m:t>−</m:t>
+                      </m:r>
+                      <m:r>
+                        <m:rPr>
+                          <m:sty m:val="p"/>
+                        </m:rPr>
+                        <m:t>(</m:t>
+                      </m:r>
+                      <m:r>
+                        <m:t>M</m:t>
+                      </m:r>
+                      <m:r>
+                        <m:rPr>
+                          <m:sty m:val="p"/>
+                        </m:rPr>
+                        <m:t>−</m:t>
+                      </m:r>
+                      <m:r>
+                        <m:t>η</m:t>
+                      </m:r>
+                      <m:r>
+                        <m:rPr>
+                          <m:sty m:val="p"/>
+                        </m:rPr>
+                        <m:t>)</m:t>
+                      </m:r>
+                      <m:r>
+                        <m:rPr>
+                          <m:sty m:val="p"/>
+                        </m:rPr>
+                        <m:t>/</m:t>
+                      </m:r>
+                      <m:r>
+                        <m:t>β</m:t>
+                      </m:r>
+                    </m:sup>
+                  </m:sSup>
+                </m:num>
+                <m:den>
+                  <m:sSup>
+                    <m:e>
+                      <m:r>
+                        <m:t>β</m:t>
+                      </m:r>
+                    </m:e>
+                    <m:sup>
+                      <m:r>
+                        <m:t>α</m:t>
+                      </m:r>
+                    </m:sup>
+                  </m:sSup>
+                  <m:r>
+                    <m:t> </m:t>
+                  </m:r>
+                  <m:r>
+                    <m:rPr>
+                      <m:sty m:val="p"/>
+                    </m:rPr>
+                    <m:t>Γ</m:t>
+                  </m:r>
+                  <m:r>
+                    <m:rPr>
+                      <m:sty m:val="p"/>
+                    </m:rPr>
+                    <m:t>(</m:t>
+                  </m:r>
+                  <m:r>
+                    <m:t>α</m:t>
+                  </m:r>
+                  <m:r>
+                    <m:rPr>
+                      <m:sty m:val="p"/>
+                    </m:rPr>
+                    <m:t>)</m:t>
+                  </m:r>
+                </m:den>
+              </m:f>
+            </m:e>
+          </m:nary>
+          <m:r>
+            <m:t> </m:t>
+          </m:r>
+          <m:r>
+            <m:t>d</m:t>
+          </m:r>
+          <m:r>
+            <m:t>M</m:t>
+          </m:r>
+          <m:r>
+            <m:rPr>
+              <m:sty m:val="p"/>
+            </m:rPr>
+            <m:t>,</m:t>
+          </m:r>
+          <m:r>
+            <m:t>  </m:t>
+          </m:r>
+          <m:r>
+            <m:t>η</m:t>
+          </m:r>
+          <m:r>
+            <m:rPr>
+              <m:sty m:val="p"/>
+            </m:rPr>
+            <m:t>=</m:t>
+          </m:r>
+          <m:sSub>
+            <m:e>
+              <m:r>
+                <m:t>M</m:t>
+              </m:r>
+            </m:e>
+            <m:sub>
+              <m:r>
+                <m:t>17</m:t>
+              </m:r>
+            </m:sub>
+          </m:sSub>
+          <m:r>
+            <m:rPr>
+              <m:sty m:val="p"/>
+            </m:rPr>
+            <m:t>−</m:t>
+          </m:r>
+          <m:r>
+            <m:t>7</m:t>
+          </m:r>
+          <m:r>
+            <m:rPr>
+              <m:sty m:val="p"/>
+            </m:rPr>
+            <m:t>,</m:t>
+          </m:r>
+          <m:r>
+            <m:t>  </m:t>
+          </m:r>
+          <m:r>
+            <m:t>β</m:t>
+          </m:r>
+          <m:r>
+            <m:rPr>
+              <m:sty m:val="p"/>
+            </m:rPr>
+            <m:t>=</m:t>
+          </m:r>
+          <m:f>
+            <m:fPr>
+              <m:type m:val="bar"/>
+            </m:fPr>
+            <m:num>
+              <m:r>
+                <m:t>14.027</m:t>
+              </m:r>
+            </m:num>
+            <m:den>
+              <m:r>
+                <m:t>s</m:t>
+              </m:r>
+            </m:den>
+          </m:f>
+          <m:r>
+            <m:rPr>
+              <m:sty m:val="p"/>
+            </m:rPr>
+            <m:t>.</m:t>
+          </m:r>
+          <m:r>
+            <m:t>  </m:t>
+          </m:r>
+          <m:r>
+            <m:rPr>
+              <m:sty m:val="p"/>
+            </m:rPr>
+            <m:t>(</m:t>
+          </m:r>
+          <m:r>
+            <m:t>2</m:t>
+          </m:r>
+          <m:r>
+            <m:t>а</m:t>
+          </m:r>
+          <m:r>
+            <m:rPr>
+              <m:sty m:val="p"/>
+            </m:rPr>
+            <m:t>)</m:t>
+          </m:r>
+        </m:oMath>
+      </m:oMathPara>
+    </w:p>
+    <w:p>
+      <w:pPr>
+        <w:pStyle w:val="FirstParagraph"/>
+      </w:pPr>
+      <w:r>
+        <w:t xml:space="preserve">При</w:t>
+      </w:r>
+      <w:r>
+        <w:t xml:space="preserve"> </w:t>
+      </w:r>
+      <m:oMath>
+        <m:r>
+          <m:t>α</m:t>
+        </m:r>
+        <m:r>
+          <m:rPr>
+            <m:sty m:val="p"/>
+          </m:rPr>
+          <m:t>=</m:t>
+        </m:r>
+        <m:r>
+          <m:t>1</m:t>
+        </m:r>
+      </m:oMath>
+      <w:r>
+        <w:t xml:space="preserve"> </w:t>
+      </w:r>
+      <w:r>
+        <w:t xml:space="preserve">(</w:t>
+      </w:r>
+      <w:r>
+        <w:rPr>
+          <w:rStyle w:val="VerbatimChar"/>
+        </w:rPr>
+        <w:t xml:space="preserve">scn_gamma_alpha</w:t>
+      </w:r>
+      <w:r>
+        <w:t xml:space="preserve">) это в точности (2), при</w:t>
+      </w:r>
+      <w:r>
+        <w:t xml:space="preserve"> </w:t>
+      </w:r>
+      <m:oMath>
+        <m:r>
+          <m:t>α</m:t>
+        </m:r>
+        <m:r>
+          <m:rPr>
+            <m:sty m:val="p"/>
+          </m:rPr>
+          <m:t>&gt;</m:t>
+        </m:r>
+        <m:r>
+          <m:t>1</m:t>
+        </m:r>
+      </m:oMath>
+      <w:r>
+        <w:t xml:space="preserve"> </w:t>
+      </w:r>
+      <w:r>
+        <w:t xml:space="preserve">максимум распределения смещается внутрь интервала C17–C60 (тест</w:t>
+      </w:r>
+      <w:r>
+        <w:t xml:space="preserve"> </w:t>
+      </w:r>
+      <w:r>
+        <w:rPr>
+          <w:rStyle w:val="VerbatimChar"/>
+        </w:rPr>
+        <w:t xml:space="preserve">test_gamma_alpha_1_is_exponential</w:t>
+      </w:r>
+      <w:r>
+        <w:t xml:space="preserve">). Параметр</w:t>
+      </w:r>
+      <w:r>
+        <w:t xml:space="preserve"> </w:t>
+      </w:r>
+      <m:oMath>
+        <m:r>
+          <m:t>α</m:t>
+        </m:r>
+      </m:oMath>
+      <w:r>
+        <w:t xml:space="preserve"> </w:t>
+      </w:r>
+      <w:r>
+        <w:t xml:space="preserve">подбирается по хроматограмме н-алканов, если она есть.</w:t>
+      </w:r>
+    </w:p>
+    <w:p>
+      <w:pPr>
+        <w:pStyle w:val="BodyText"/>
+      </w:pPr>
+      <w:r>
         <w:t xml:space="preserve">Н-алканы укрупняются в</w:t>
       </w:r>
       <w:r>
@@ -3543,7 +3981,16 @@
         <w:t xml:space="preserve"> </w:t>
       </w:r>
       <w:r>
-        <w:t xml:space="preserve">дает WAT на 12 °C выше измеренной. Та же идея уже заложена в базовую модель: эффективная</w:t>
+        <w:t xml:space="preserve">дает WAT на 18 °C выше измеренной: 64.1 против 45.65 °C (</w:t>
+      </w:r>
+      <w:r>
+        <w:rPr>
+          <w:rStyle w:val="VerbatimChar"/>
+        </w:rPr>
+        <w:t xml:space="preserve">experiments/уравнение_состояния/сравнение_EOS.md</w:t>
+      </w:r>
+      <w:r>
+        <w:t xml:space="preserve">, разд. B; уравнение состояния вместо идеального раствора этого не исправляет, разд. 3.4). Та же идея уже заложена в базовую модель: эффективная</w:t>
       </w:r>
       <w:r>
         <w:t xml:space="preserve"> </w:t>
@@ -4228,7 +4675,7 @@
     </w:tbl>
     <w:bookmarkEnd w:id="18"/>
     <w:bookmarkEnd w:id="19"/>
-    <w:bookmarkStart w:id="29" w:name="X2d6279d4013ddfbbe446e1543d3b685af9aa64a"/>
+    <w:bookmarkStart w:id="30" w:name="X2d6279d4013ddfbbe446e1543d3b685af9aa64a"/>
     <w:p>
       <w:pPr>
         <w:pStyle w:val="Heading1"/>
@@ -6605,7 +7052,7 @@
                 <m:rPr>
                   <m:sty m:val="p"/>
                 </m:rPr>
-                <m:t>⋅</m:t>
+                <m:t>·</m:t>
               </m:r>
               <m:r>
                 <m:rPr>
@@ -7168,8 +7615,2129 @@
       </w:r>
     </w:p>
     <w:bookmarkEnd w:id="28"/>
+    <w:bookmarkStart w:id="29" w:name="X04d285110b598419e1e75332c7d4bffae9f1377"/>
+    <w:p>
+      <w:pPr>
+        <w:pStyle w:val="Heading2"/>
+      </w:pPr>
+      <w:r>
+        <w:t xml:space="preserve">3.4. Вариант на уравнении состояния (флаг</w:t>
+      </w:r>
+      <w:r>
+        <w:t xml:space="preserve"> </w:t>
+      </w:r>
+      <w:r>
+        <w:rPr>
+          <w:rStyle w:val="VerbatimChar"/>
+        </w:rPr>
+        <w:t xml:space="preserve">wax_eos</w:t>
+      </w:r>
+      <w:r>
+        <w:t xml:space="preserve">)</w:t>
+      </w:r>
+    </w:p>
+    <w:p>
+      <w:pPr>
+        <w:pStyle w:val="FirstParagraph"/>
+      </w:pPr>
+      <w:r>
+        <w:t xml:space="preserve">Неидеальность раствора можно не переносить в эффективные параметры, а взять из уравнения состояния (Lira-Galeana et al., 1996). Летучести компонентов жидкости считаются по уравнению Пенга–Робинсона (Peng, Robinson, 1976; для</w:t>
+      </w:r>
+      <w:r>
+        <w:t xml:space="preserve"> </w:t>
+      </w:r>
+      <m:oMath>
+        <m:r>
+          <m:t>ω</m:t>
+        </m:r>
+        <m:r>
+          <m:rPr>
+            <m:sty m:val="p"/>
+          </m:rPr>
+          <m:t>&gt;</m:t>
+        </m:r>
+        <m:r>
+          <m:t>0.491</m:t>
+        </m:r>
+      </m:oMath>
+      <w:r>
+        <w:t xml:space="preserve"> </w:t>
+      </w:r>
+      <w:r>
+        <w:t xml:space="preserve">— Robinson, Peng, 1978) с правилами смешения Ван-дер-Ваальса:</w:t>
+      </w:r>
+    </w:p>
+    <w:p>
+      <w:pPr>
+        <w:pStyle w:val="BodyText"/>
+      </w:pPr>
+      <m:oMathPara>
+        <m:oMathParaPr>
+          <m:jc m:val="center"/>
+        </m:oMathParaPr>
+        <m:oMath>
+          <m:r>
+            <m:t>P</m:t>
+          </m:r>
+          <m:r>
+            <m:rPr>
+              <m:sty m:val="p"/>
+            </m:rPr>
+            <m:t>=</m:t>
+          </m:r>
+          <m:f>
+            <m:fPr>
+              <m:type m:val="bar"/>
+            </m:fPr>
+            <m:num>
+              <m:r>
+                <m:t>R</m:t>
+              </m:r>
+              <m:r>
+                <m:t>T</m:t>
+              </m:r>
+            </m:num>
+            <m:den>
+              <m:r>
+                <m:t>v</m:t>
+              </m:r>
+              <m:r>
+                <m:rPr>
+                  <m:sty m:val="p"/>
+                </m:rPr>
+                <m:t>−</m:t>
+              </m:r>
+              <m:r>
+                <m:t>b</m:t>
+              </m:r>
+            </m:den>
+          </m:f>
+          <m:r>
+            <m:rPr>
+              <m:sty m:val="p"/>
+            </m:rPr>
+            <m:t>−</m:t>
+          </m:r>
+          <m:f>
+            <m:fPr>
+              <m:type m:val="bar"/>
+            </m:fPr>
+            <m:num>
+              <m:r>
+                <m:t>a</m:t>
+              </m:r>
+              <m:r>
+                <m:rPr>
+                  <m:sty m:val="p"/>
+                </m:rPr>
+                <m:t>(</m:t>
+              </m:r>
+              <m:r>
+                <m:t>T</m:t>
+              </m:r>
+              <m:r>
+                <m:rPr>
+                  <m:sty m:val="p"/>
+                </m:rPr>
+                <m:t>)</m:t>
+              </m:r>
+            </m:num>
+            <m:den>
+              <m:r>
+                <m:t>v</m:t>
+              </m:r>
+              <m:r>
+                <m:rPr>
+                  <m:sty m:val="p"/>
+                </m:rPr>
+                <m:t>(</m:t>
+              </m:r>
+              <m:r>
+                <m:t>v</m:t>
+              </m:r>
+              <m:r>
+                <m:rPr>
+                  <m:sty m:val="p"/>
+                </m:rPr>
+                <m:t>+</m:t>
+              </m:r>
+              <m:r>
+                <m:t>b</m:t>
+              </m:r>
+              <m:r>
+                <m:rPr>
+                  <m:sty m:val="p"/>
+                </m:rPr>
+                <m:t>)</m:t>
+              </m:r>
+              <m:r>
+                <m:rPr>
+                  <m:sty m:val="p"/>
+                </m:rPr>
+                <m:t>+</m:t>
+              </m:r>
+              <m:r>
+                <m:t>b</m:t>
+              </m:r>
+              <m:r>
+                <m:rPr>
+                  <m:sty m:val="p"/>
+                </m:rPr>
+                <m:t>(</m:t>
+              </m:r>
+              <m:r>
+                <m:t>v</m:t>
+              </m:r>
+              <m:r>
+                <m:rPr>
+                  <m:sty m:val="p"/>
+                </m:rPr>
+                <m:t>−</m:t>
+              </m:r>
+              <m:r>
+                <m:t>b</m:t>
+              </m:r>
+              <m:r>
+                <m:rPr>
+                  <m:sty m:val="p"/>
+                </m:rPr>
+                <m:t>)</m:t>
+              </m:r>
+            </m:den>
+          </m:f>
+          <m:r>
+            <m:rPr>
+              <m:sty m:val="p"/>
+            </m:rPr>
+            <m:t>,</m:t>
+          </m:r>
+          <m:r>
+            <m:t>  </m:t>
+          </m:r>
+          <m:r>
+            <m:t>a</m:t>
+          </m:r>
+          <m:r>
+            <m:rPr>
+              <m:sty m:val="p"/>
+            </m:rPr>
+            <m:t>=</m:t>
+          </m:r>
+          <m:nary>
+            <m:naryPr>
+              <m:chr m:val="∑"/>
+              <m:limLoc m:val="undOvr"/>
+              <m:subHide m:val="off"/>
+              <m:supHide m:val="on"/>
+            </m:naryPr>
+            <m:sub>
+              <m:r>
+                <m:t>i</m:t>
+              </m:r>
+              <m:r>
+                <m:rPr>
+                  <m:sty m:val="p"/>
+                </m:rPr>
+                <m:t>,</m:t>
+              </m:r>
+              <m:r>
+                <m:t>j</m:t>
+              </m:r>
+            </m:sub>
+            <m:sup>
+              <m:r>
+                <m:t>​</m:t>
+              </m:r>
+            </m:sup>
+            <m:e>
+              <m:sSub>
+                <m:e>
+                  <m:r>
+                    <m:t>x</m:t>
+                  </m:r>
+                </m:e>
+                <m:sub>
+                  <m:r>
+                    <m:t>i</m:t>
+                  </m:r>
+                </m:sub>
+              </m:sSub>
+            </m:e>
+          </m:nary>
+          <m:sSub>
+            <m:e>
+              <m:r>
+                <m:t>x</m:t>
+              </m:r>
+            </m:e>
+            <m:sub>
+              <m:r>
+                <m:t>j</m:t>
+              </m:r>
+            </m:sub>
+          </m:sSub>
+          <m:r>
+            <m:rPr>
+              <m:sty m:val="p"/>
+            </m:rPr>
+            <m:t>(</m:t>
+          </m:r>
+          <m:r>
+            <m:t>1</m:t>
+          </m:r>
+          <m:r>
+            <m:rPr>
+              <m:sty m:val="p"/>
+            </m:rPr>
+            <m:t>−</m:t>
+          </m:r>
+          <m:sSub>
+            <m:e>
+              <m:r>
+                <m:t>k</m:t>
+              </m:r>
+            </m:e>
+            <m:sub>
+              <m:r>
+                <m:t>i</m:t>
+              </m:r>
+              <m:r>
+                <m:t>j</m:t>
+              </m:r>
+            </m:sub>
+          </m:sSub>
+          <m:r>
+            <m:rPr>
+              <m:sty m:val="p"/>
+            </m:rPr>
+            <m:t>)</m:t>
+          </m:r>
+          <m:rad>
+            <m:radPr>
+              <m:degHide m:val="on"/>
+            </m:radPr>
+            <m:deg/>
+            <m:e>
+              <m:sSub>
+                <m:e>
+                  <m:r>
+                    <m:t>a</m:t>
+                  </m:r>
+                </m:e>
+                <m:sub>
+                  <m:r>
+                    <m:t>i</m:t>
+                  </m:r>
+                </m:sub>
+              </m:sSub>
+              <m:sSub>
+                <m:e>
+                  <m:r>
+                    <m:t>a</m:t>
+                  </m:r>
+                </m:e>
+                <m:sub>
+                  <m:r>
+                    <m:t>j</m:t>
+                  </m:r>
+                </m:sub>
+              </m:sSub>
+            </m:e>
+          </m:rad>
+          <m:r>
+            <m:rPr>
+              <m:sty m:val="p"/>
+            </m:rPr>
+            <m:t>,</m:t>
+          </m:r>
+          <m:r>
+            <m:t>  </m:t>
+          </m:r>
+          <m:r>
+            <m:t>b</m:t>
+          </m:r>
+          <m:r>
+            <m:rPr>
+              <m:sty m:val="p"/>
+            </m:rPr>
+            <m:t>=</m:t>
+          </m:r>
+          <m:nary>
+            <m:naryPr>
+              <m:chr m:val="∑"/>
+              <m:limLoc m:val="undOvr"/>
+              <m:subHide m:val="off"/>
+              <m:supHide m:val="on"/>
+            </m:naryPr>
+            <m:sub>
+              <m:r>
+                <m:t>i</m:t>
+              </m:r>
+            </m:sub>
+            <m:sup>
+              <m:r>
+                <m:t>​</m:t>
+              </m:r>
+            </m:sup>
+            <m:e>
+              <m:sSub>
+                <m:e>
+                  <m:r>
+                    <m:t>x</m:t>
+                  </m:r>
+                </m:e>
+                <m:sub>
+                  <m:r>
+                    <m:t>i</m:t>
+                  </m:r>
+                </m:sub>
+              </m:sSub>
+            </m:e>
+          </m:nary>
+          <m:sSub>
+            <m:e>
+              <m:r>
+                <m:t>b</m:t>
+              </m:r>
+            </m:e>
+            <m:sub>
+              <m:r>
+                <m:t>i</m:t>
+              </m:r>
+            </m:sub>
+          </m:sSub>
+          <m:r>
+            <m:rPr>
+              <m:sty m:val="p"/>
+            </m:rPr>
+            <m:t>.</m:t>
+          </m:r>
+          <m:r>
+            <m:t>  </m:t>
+          </m:r>
+          <m:r>
+            <m:rPr>
+              <m:sty m:val="p"/>
+            </m:rPr>
+            <m:t>(</m:t>
+          </m:r>
+          <m:r>
+            <m:t>11</m:t>
+          </m:r>
+          <m:r>
+            <m:t>а</m:t>
+          </m:r>
+          <m:r>
+            <m:rPr>
+              <m:sty m:val="p"/>
+            </m:rPr>
+            <m:t>)</m:t>
+          </m:r>
+        </m:oMath>
+      </m:oMathPara>
+    </w:p>
+    <w:p>
+      <w:pPr>
+        <w:pStyle w:val="FirstParagraph"/>
+      </w:pPr>
+      <w:r>
+        <w:t xml:space="preserve">Опорой твердой фазы служит чистая переохлажденная жидкость из того же уравнения. Давление входит в твердую фазу поправкой Пойнтинга на скачок объема (Pan et al., 1997). Тогда предел растворимости группы</w:t>
+      </w:r>
+    </w:p>
+    <w:p>
+      <w:pPr>
+        <w:pStyle w:val="BodyText"/>
+      </w:pPr>
+      <m:oMathPara>
+        <m:oMathParaPr>
+          <m:jc m:val="center"/>
+        </m:oMathParaPr>
+        <m:oMath>
+          <m:r>
+            <m:rPr>
+              <m:sty m:val="p"/>
+            </m:rPr>
+            <m:t>ln</m:t>
+          </m:r>
+          <m:sSubSup>
+            <m:e>
+              <m:r>
+                <m:t>x</m:t>
+              </m:r>
+            </m:e>
+            <m:sub>
+              <m:r>
+                <m:t>k</m:t>
+              </m:r>
+            </m:sub>
+            <m:sup>
+              <m:r>
+                <m:t>s</m:t>
+              </m:r>
+              <m:r>
+                <m:t>a</m:t>
+              </m:r>
+              <m:r>
+                <m:t>t</m:t>
+              </m:r>
+            </m:sup>
+          </m:sSubSup>
+          <m:r>
+            <m:rPr>
+              <m:sty m:val="p"/>
+            </m:rPr>
+            <m:t>=</m:t>
+          </m:r>
+          <m:r>
+            <m:rPr>
+              <m:sty m:val="p"/>
+            </m:rPr>
+            <m:t>ln</m:t>
+          </m:r>
+          <m:f>
+            <m:fPr>
+              <m:type m:val="bar"/>
+            </m:fPr>
+            <m:num>
+              <m:sSubSup>
+                <m:e>
+                  <m:r>
+                    <m:t>φ</m:t>
+                  </m:r>
+                </m:e>
+                <m:sub>
+                  <m:r>
+                    <m:t>k</m:t>
+                  </m:r>
+                </m:sub>
+                <m:sup>
+                  <m:r>
+                    <m:t>L</m:t>
+                  </m:r>
+                  <m:r>
+                    <m:rPr>
+                      <m:sty m:val="p"/>
+                    </m:rPr>
+                    <m:t>,</m:t>
+                  </m:r>
+                  <m:r>
+                    <m:t>p</m:t>
+                  </m:r>
+                  <m:r>
+                    <m:t>u</m:t>
+                  </m:r>
+                  <m:r>
+                    <m:t>r</m:t>
+                  </m:r>
+                  <m:r>
+                    <m:t>e</m:t>
+                  </m:r>
+                </m:sup>
+              </m:sSubSup>
+              <m:r>
+                <m:rPr>
+                  <m:sty m:val="p"/>
+                </m:rPr>
+                <m:t>(</m:t>
+              </m:r>
+              <m:r>
+                <m:t>T</m:t>
+              </m:r>
+              <m:r>
+                <m:rPr>
+                  <m:sty m:val="p"/>
+                </m:rPr>
+                <m:t>,</m:t>
+              </m:r>
+              <m:r>
+                <m:t>P</m:t>
+              </m:r>
+              <m:r>
+                <m:rPr>
+                  <m:sty m:val="p"/>
+                </m:rPr>
+                <m:t>)</m:t>
+              </m:r>
+            </m:num>
+            <m:den>
+              <m:sSubSup>
+                <m:e>
+                  <m:r>
+                    <m:t>φ</m:t>
+                  </m:r>
+                </m:e>
+                <m:sub>
+                  <m:r>
+                    <m:t>k</m:t>
+                  </m:r>
+                </m:sub>
+                <m:sup>
+                  <m:r>
+                    <m:t>L</m:t>
+                  </m:r>
+                </m:sup>
+              </m:sSubSup>
+              <m:r>
+                <m:rPr>
+                  <m:sty m:val="p"/>
+                </m:rPr>
+                <m:t>(</m:t>
+              </m:r>
+              <m:sSup>
+                <m:e>
+                  <m:r>
+                    <m:rPr>
+                      <m:sty m:val="bi"/>
+                    </m:rPr>
+                    <m:t>x</m:t>
+                  </m:r>
+                </m:e>
+                <m:sup>
+                  <m:r>
+                    <m:t>r</m:t>
+                  </m:r>
+                  <m:r>
+                    <m:t>e</m:t>
+                  </m:r>
+                  <m:r>
+                    <m:t>f</m:t>
+                  </m:r>
+                </m:sup>
+              </m:sSup>
+              <m:r>
+                <m:rPr>
+                  <m:sty m:val="p"/>
+                </m:rPr>
+                <m:t>,</m:t>
+              </m:r>
+              <m:r>
+                <m:t>T</m:t>
+              </m:r>
+              <m:r>
+                <m:rPr>
+                  <m:sty m:val="p"/>
+                </m:rPr>
+                <m:t>,</m:t>
+              </m:r>
+              <m:r>
+                <m:t>P</m:t>
+              </m:r>
+              <m:r>
+                <m:rPr>
+                  <m:sty m:val="p"/>
+                </m:rPr>
+                <m:t>)</m:t>
+              </m:r>
+            </m:den>
+          </m:f>
+          <m:r>
+            <m:rPr>
+              <m:sty m:val="p"/>
+            </m:rPr>
+            <m:t>−</m:t>
+          </m:r>
+          <m:f>
+            <m:fPr>
+              <m:type m:val="bar"/>
+            </m:fPr>
+            <m:num>
+              <m:r>
+                <m:rPr>
+                  <m:sty m:val="p"/>
+                </m:rPr>
+                <m:t>Δ</m:t>
+              </m:r>
+              <m:sSub>
+                <m:e>
+                  <m:r>
+                    <m:t>H</m:t>
+                  </m:r>
+                </m:e>
+                <m:sub>
+                  <m:r>
+                    <m:t>k</m:t>
+                  </m:r>
+                </m:sub>
+              </m:sSub>
+            </m:num>
+            <m:den>
+              <m:r>
+                <m:t>R</m:t>
+              </m:r>
+            </m:den>
+          </m:f>
+          <m:d>
+            <m:dPr>
+              <m:begChr m:val="("/>
+              <m:sepChr m:val=""/>
+              <m:endChr m:val=")"/>
+              <m:grow/>
+            </m:dPr>
+            <m:e>
+              <m:f>
+                <m:fPr>
+                  <m:type m:val="bar"/>
+                </m:fPr>
+                <m:num>
+                  <m:r>
+                    <m:t>1</m:t>
+                  </m:r>
+                </m:num>
+                <m:den>
+                  <m:r>
+                    <m:t>T</m:t>
+                  </m:r>
+                </m:den>
+              </m:f>
+              <m:r>
+                <m:rPr>
+                  <m:sty m:val="p"/>
+                </m:rPr>
+                <m:t>−</m:t>
+              </m:r>
+              <m:f>
+                <m:fPr>
+                  <m:type m:val="bar"/>
+                </m:fPr>
+                <m:num>
+                  <m:r>
+                    <m:t>1</m:t>
+                  </m:r>
+                </m:num>
+                <m:den>
+                  <m:sSub>
+                    <m:e>
+                      <m:r>
+                        <m:t>T</m:t>
+                      </m:r>
+                    </m:e>
+                    <m:sub>
+                      <m:r>
+                        <m:t>m</m:t>
+                      </m:r>
+                      <m:r>
+                        <m:rPr>
+                          <m:sty m:val="p"/>
+                        </m:rPr>
+                        <m:t>,</m:t>
+                      </m:r>
+                      <m:r>
+                        <m:t>k</m:t>
+                      </m:r>
+                    </m:sub>
+                  </m:sSub>
+                </m:den>
+              </m:f>
+            </m:e>
+          </m:d>
+          <m:r>
+            <m:rPr>
+              <m:sty m:val="p"/>
+            </m:rPr>
+            <m:t>−</m:t>
+          </m:r>
+          <m:f>
+            <m:fPr>
+              <m:type m:val="bar"/>
+            </m:fPr>
+            <m:num>
+              <m:r>
+                <m:rPr>
+                  <m:sty m:val="p"/>
+                </m:rPr>
+                <m:t>Δ</m:t>
+              </m:r>
+              <m:sSub>
+                <m:e>
+                  <m:r>
+                    <m:t>v</m:t>
+                  </m:r>
+                </m:e>
+                <m:sub>
+                  <m:r>
+                    <m:t>k</m:t>
+                  </m:r>
+                </m:sub>
+              </m:sSub>
+              <m:r>
+                <m:rPr>
+                  <m:sty m:val="p"/>
+                </m:rPr>
+                <m:t>(</m:t>
+              </m:r>
+              <m:r>
+                <m:t>P</m:t>
+              </m:r>
+              <m:r>
+                <m:rPr>
+                  <m:sty m:val="p"/>
+                </m:rPr>
+                <m:t>−</m:t>
+              </m:r>
+              <m:sSub>
+                <m:e>
+                  <m:r>
+                    <m:t>P</m:t>
+                  </m:r>
+                </m:e>
+                <m:sub>
+                  <m:r>
+                    <m:t>r</m:t>
+                  </m:r>
+                  <m:r>
+                    <m:t>e</m:t>
+                  </m:r>
+                  <m:r>
+                    <m:t>f</m:t>
+                  </m:r>
+                </m:sub>
+              </m:sSub>
+              <m:r>
+                <m:rPr>
+                  <m:sty m:val="p"/>
+                </m:rPr>
+                <m:t>)</m:t>
+              </m:r>
+            </m:num>
+            <m:den>
+              <m:r>
+                <m:t>R</m:t>
+              </m:r>
+              <m:r>
+                <m:t>T</m:t>
+              </m:r>
+            </m:den>
+          </m:f>
+          <m:r>
+            <m:t>  </m:t>
+          </m:r>
+          <m:r>
+            <m:rPr>
+              <m:sty m:val="p"/>
+            </m:rPr>
+            <m:t>(</m:t>
+          </m:r>
+          <m:r>
+            <m:t>11</m:t>
+          </m:r>
+          <m:r>
+            <m:t>б</m:t>
+          </m:r>
+          <m:r>
+            <m:rPr>
+              <m:sty m:val="p"/>
+            </m:rPr>
+            <m:t>)</m:t>
+          </m:r>
+        </m:oMath>
+      </m:oMathPara>
+    </w:p>
+    <w:p>
+      <w:pPr>
+        <w:pStyle w:val="FirstParagraph"/>
+      </w:pPr>
+      <w:r>
+        <w:t xml:space="preserve">имеет форму (6), но с отношением коэффициентов летучести вместо единицы. Свойства плавления здесь калориметрические, без подбора:</w:t>
+      </w:r>
+      <w:r>
+        <w:t xml:space="preserve"> </w:t>
+      </w:r>
+      <m:oMath>
+        <m:sSub>
+          <m:e>
+            <m:r>
+              <m:t>T</m:t>
+            </m:r>
+          </m:e>
+          <m:sub>
+            <m:r>
+              <m:t>m</m:t>
+            </m:r>
+            <m:r>
+              <m:rPr>
+                <m:sty m:val="p"/>
+              </m:rPr>
+              <m:t>,</m:t>
+            </m:r>
+            <m:r>
+              <m:t>k</m:t>
+            </m:r>
+          </m:sub>
+        </m:sSub>
+      </m:oMath>
+      <w:r>
+        <w:t xml:space="preserve"> </w:t>
+      </w:r>
+      <w:r>
+        <w:t xml:space="preserve">и</w:t>
+      </w:r>
+      <w:r>
+        <w:t xml:space="preserve"> </w:t>
+      </w:r>
+      <m:oMath>
+        <m:r>
+          <m:rPr>
+            <m:sty m:val="p"/>
+          </m:rPr>
+          <m:t>Δ</m:t>
+        </m:r>
+        <m:sSub>
+          <m:e>
+            <m:r>
+              <m:t>H</m:t>
+            </m:r>
+          </m:e>
+          <m:sub>
+            <m:r>
+              <m:t>k</m:t>
+            </m:r>
+          </m:sub>
+        </m:sSub>
+      </m:oMath>
+      <w:r>
+        <w:t xml:space="preserve"> </w:t>
+      </w:r>
+      <w:r>
+        <w:t xml:space="preserve">по Won (5) без сдвига. Скачок объема физический:</w:t>
+      </w:r>
+      <w:r>
+        <w:t xml:space="preserve"> </w:t>
+      </w:r>
+      <m:oMath>
+        <m:r>
+          <m:rPr>
+            <m:sty m:val="p"/>
+          </m:rPr>
+          <m:t>Δ</m:t>
+        </m:r>
+        <m:sSub>
+          <m:e>
+            <m:r>
+              <m:t>v</m:t>
+            </m:r>
+          </m:e>
+          <m:sub>
+            <m:r>
+              <m:t>k</m:t>
+            </m:r>
+          </m:sub>
+        </m:sSub>
+        <m:r>
+          <m:rPr>
+            <m:sty m:val="p"/>
+          </m:rPr>
+          <m:t>=</m:t>
+        </m:r>
+        <m:sSub>
+          <m:e>
+            <m:r>
+              <m:t>M</m:t>
+            </m:r>
+          </m:e>
+          <m:sub>
+            <m:r>
+              <m:t>k</m:t>
+            </m:r>
+          </m:sub>
+        </m:sSub>
+        <m:r>
+          <m:rPr>
+            <m:sty m:val="p"/>
+          </m:rPr>
+          <m:t>(</m:t>
+        </m:r>
+        <m:r>
+          <m:t>1</m:t>
+        </m:r>
+        <m:r>
+          <m:rPr>
+            <m:sty m:val="p"/>
+          </m:rPr>
+          <m:t>/</m:t>
+        </m:r>
+        <m:sSub>
+          <m:e>
+            <m:r>
+              <m:t>ρ</m:t>
+            </m:r>
+          </m:e>
+          <m:sub>
+            <m:r>
+              <m:t>w</m:t>
+            </m:r>
+            <m:r>
+              <m:t>l</m:t>
+            </m:r>
+          </m:sub>
+        </m:sSub>
+        <m:r>
+          <m:rPr>
+            <m:sty m:val="p"/>
+          </m:rPr>
+          <m:t>−</m:t>
+        </m:r>
+        <m:r>
+          <m:t>1</m:t>
+        </m:r>
+        <m:r>
+          <m:rPr>
+            <m:sty m:val="p"/>
+          </m:rPr>
+          <m:t>/</m:t>
+        </m:r>
+        <m:sSub>
+          <m:e>
+            <m:r>
+              <m:t>ρ</m:t>
+            </m:r>
+          </m:e>
+          <m:sub>
+            <m:r>
+              <m:t>p</m:t>
+            </m:r>
+          </m:sub>
+        </m:sSub>
+        <m:r>
+          <m:rPr>
+            <m:sty m:val="p"/>
+          </m:rPr>
+          <m:t>)</m:t>
+        </m:r>
+        <m:r>
+          <m:rPr>
+            <m:sty m:val="p"/>
+          </m:rPr>
+          <m:t>=</m:t>
+        </m:r>
+        <m:r>
+          <m:t>0.13</m:t>
+        </m:r>
+        <m:r>
+          <m:t> </m:t>
+        </m:r>
+        <m:sSubSup>
+          <m:e>
+            <m:r>
+              <m:t>v</m:t>
+            </m:r>
+          </m:e>
+          <m:sub>
+            <m:r>
+              <m:t>k</m:t>
+            </m:r>
+          </m:sub>
+          <m:sup>
+            <m:r>
+              <m:t>L</m:t>
+            </m:r>
+          </m:sup>
+        </m:sSubSup>
+      </m:oMath>
+      <w:r>
+        <w:t xml:space="preserve"> </w:t>
+      </w:r>
+      <w:r>
+        <w:t xml:space="preserve">по плотностям расплава (780 кг/м³) и кристаллов (900 кг/м³).</w:t>
+      </w:r>
+    </w:p>
+    <w:p>
+      <w:pPr>
+        <w:pStyle w:val="BodyText"/>
+      </w:pPr>
+      <w:r>
+        <w:t xml:space="preserve">Псевдокомпоненты — растворитель с молярной массой</w:t>
+      </w:r>
+      <w:r>
+        <w:t xml:space="preserve"> </w:t>
+      </w:r>
+      <m:oMath>
+        <m:sSub>
+          <m:e>
+            <m:r>
+              <m:t>M</m:t>
+            </m:r>
+          </m:e>
+          <m:sub>
+            <m:r>
+              <m:t>o</m:t>
+            </m:r>
+          </m:sub>
+        </m:sSub>
+      </m:oMath>
+      <w:r>
+        <w:t xml:space="preserve">, группы парафина и газ (метан). Критические свойства берутся по корреляциям Riazi и Daubert (1980) из температуры кипения и относительной плотности, ацентрический фактор — по Kesler и Lee (1976). У групп</w:t>
+      </w:r>
+      <w:r>
+        <w:t xml:space="preserve"> </w:t>
+      </w:r>
+      <m:oMath>
+        <m:sSub>
+          <m:e>
+            <m:r>
+              <m:t>T</m:t>
+            </m:r>
+          </m:e>
+          <m:sub>
+            <m:r>
+              <m:t>b</m:t>
+            </m:r>
+          </m:sub>
+        </m:sSub>
+      </m:oMath>
+      <w:r>
+        <w:t xml:space="preserve"> </w:t>
+      </w:r>
+      <w:r>
+        <w:t xml:space="preserve">и SG — по корреляциям гомологического ряда н-алканов (Riazi, 2005), у растворителя</w:t>
+      </w:r>
+      <w:r>
+        <w:t xml:space="preserve"> </w:t>
+      </w:r>
+      <m:oMath>
+        <m:sSub>
+          <m:e>
+            <m:r>
+              <m:t>T</m:t>
+            </m:r>
+          </m:e>
+          <m:sub>
+            <m:r>
+              <m:t>b</m:t>
+            </m:r>
+          </m:sub>
+        </m:sSub>
+      </m:oMath>
+      <w:r>
+        <w:t xml:space="preserve"> </w:t>
+      </w:r>
+      <w:r>
+        <w:t xml:space="preserve">— по</w:t>
+      </w:r>
+      <w:r>
+        <w:t xml:space="preserve"> </w:t>
+      </w:r>
+      <m:oMath>
+        <m:sSub>
+          <m:e>
+            <m:r>
+              <m:t>M</m:t>
+            </m:r>
+          </m:e>
+          <m:sub>
+            <m:r>
+              <m:t>o</m:t>
+            </m:r>
+          </m:sub>
+        </m:sSub>
+      </m:oMath>
+      <w:r>
+        <w:t xml:space="preserve"> </w:t>
+      </w:r>
+      <w:r>
+        <w:t xml:space="preserve">и плотности нефти (Riazi, Daubert, 1987). Количество газа задает</w:t>
+      </w:r>
+      <w:r>
+        <w:t xml:space="preserve"> </w:t>
+      </w:r>
+      <m:oMath>
+        <m:sSub>
+          <m:e>
+            <m:r>
+              <m:t>R</m:t>
+            </m:r>
+          </m:e>
+          <m:sub>
+            <m:r>
+              <m:t>s</m:t>
+            </m:r>
+            <m:r>
+              <m:rPr>
+                <m:sty m:val="p"/>
+              </m:rPr>
+              <m:t>,</m:t>
+            </m:r>
+            <m:r>
+              <m:t>b</m:t>
+            </m:r>
+          </m:sub>
+        </m:sSub>
+      </m:oMath>
+      <w:r>
+        <w:t xml:space="preserve">. Коэффициент взаимодействия газ–нефть подбирается при импорте так, чтобы давление насыщения по уравнению состояния при</w:t>
+      </w:r>
+      <w:r>
+        <w:t xml:space="preserve"> </w:t>
+      </w:r>
+      <m:oMath>
+        <m:sSub>
+          <m:e>
+            <m:r>
+              <m:t>T</m:t>
+            </m:r>
+          </m:e>
+          <m:sub>
+            <m:r>
+              <m:t>0</m:t>
+            </m:r>
+          </m:sub>
+        </m:sSub>
+      </m:oMath>
+      <w:r>
+        <w:t xml:space="preserve"> </w:t>
+      </w:r>
+      <w:r>
+        <w:t xml:space="preserve">было</w:t>
+      </w:r>
+      <w:r>
+        <w:t xml:space="preserve"> </w:t>
+      </w:r>
+      <m:oMath>
+        <m:sSub>
+          <m:e>
+            <m:r>
+              <m:t>P</m:t>
+            </m:r>
+          </m:e>
+          <m:sub>
+            <m:r>
+              <m:t>b</m:t>
+            </m:r>
+          </m:sub>
+        </m:sSub>
+      </m:oMath>
+      <w:r>
+        <w:t xml:space="preserve">; получается</w:t>
+      </w:r>
+      <w:r>
+        <w:t xml:space="preserve"> </w:t>
+      </w:r>
+      <m:oMath>
+        <m:sSub>
+          <m:e>
+            <m:r>
+              <m:t>k</m:t>
+            </m:r>
+          </m:e>
+          <m:sub>
+            <m:r>
+              <m:t>i</m:t>
+            </m:r>
+            <m:r>
+              <m:t>j</m:t>
+            </m:r>
+          </m:sub>
+        </m:sSub>
+        <m:r>
+          <m:rPr>
+            <m:sty m:val="p"/>
+          </m:rPr>
+          <m:t>=</m:t>
+        </m:r>
+        <m:r>
+          <m:rPr>
+            <m:sty m:val="p"/>
+          </m:rPr>
+          <m:t>−</m:t>
+        </m:r>
+        <m:r>
+          <m:t>0.003</m:t>
+        </m:r>
+      </m:oMath>
+      <w:r>
+        <w:t xml:space="preserve">. Растворенный газ</w:t>
+      </w:r>
+      <w:r>
+        <w:t xml:space="preserve"> </w:t>
+      </w:r>
+      <m:oMath>
+        <m:sSub>
+          <m:e>
+            <m:r>
+              <m:t>n</m:t>
+            </m:r>
+          </m:e>
+          <m:sub>
+            <m:r>
+              <m:t>g</m:t>
+            </m:r>
+          </m:sub>
+        </m:sSub>
+        <m:r>
+          <m:rPr>
+            <m:sty m:val="p"/>
+          </m:rPr>
+          <m:t>(</m:t>
+        </m:r>
+        <m:r>
+          <m:t>T</m:t>
+        </m:r>
+        <m:r>
+          <m:rPr>
+            <m:sty m:val="p"/>
+          </m:rPr>
+          <m:t>,</m:t>
+        </m:r>
+        <m:r>
+          <m:t>P</m:t>
+        </m:r>
+        <m:r>
+          <m:rPr>
+            <m:sty m:val="p"/>
+          </m:rPr>
+          <m:t>)</m:t>
+        </m:r>
+      </m:oMath>
+      <w:r>
+        <w:t xml:space="preserve"> </w:t>
+      </w:r>
+      <w:r>
+        <w:t xml:space="preserve">считается flash-расчетом (тест устойчивости Michelsen, 1982а; уравнение Рачфорда–Райса, Rachford, Rice, 1952; Michelsen, 1982б) вместо линейного закона (12).</w:t>
+      </w:r>
+    </w:p>
+    <w:p>
+      <w:pPr>
+        <w:pStyle w:val="BodyText"/>
+      </w:pPr>
+      <w:r>
+        <w:t xml:space="preserve">Flash в каждой ячейке на каждом шаге обошелся бы на порядки дороже шага. Поэтому</w:t>
+      </w:r>
+      <w:r>
+        <w:t xml:space="preserve"> </w:t>
+      </w:r>
+      <m:oMath>
+        <m:r>
+          <m:rPr>
+            <m:sty m:val="p"/>
+          </m:rPr>
+          <m:t>ln</m:t>
+        </m:r>
+        <m:sSubSup>
+          <m:e>
+            <m:r>
+              <m:t>x</m:t>
+            </m:r>
+          </m:e>
+          <m:sub>
+            <m:r>
+              <m:t>k</m:t>
+            </m:r>
+          </m:sub>
+          <m:sup>
+            <m:r>
+              <m:t>s</m:t>
+            </m:r>
+            <m:r>
+              <m:t>a</m:t>
+            </m:r>
+            <m:r>
+              <m:t>t</m:t>
+            </m:r>
+          </m:sup>
+        </m:sSubSup>
+      </m:oMath>
+      <w:r>
+        <w:t xml:space="preserve"> </w:t>
+      </w:r>
+      <w:r>
+        <w:t xml:space="preserve">и</w:t>
+      </w:r>
+      <w:r>
+        <w:t xml:space="preserve"> </w:t>
+      </w:r>
+      <m:oMath>
+        <m:sSub>
+          <m:e>
+            <m:r>
+              <m:t>n</m:t>
+            </m:r>
+          </m:e>
+          <m:sub>
+            <m:r>
+              <m:t>g</m:t>
+            </m:r>
+          </m:sub>
+        </m:sSub>
+      </m:oMath>
+      <w:r>
+        <w:t xml:space="preserve"> </w:t>
+      </w:r>
+      <w:r>
+        <w:t xml:space="preserve">считаются один раз при импорте в узлах сетки</w:t>
+      </w:r>
+      <w:r>
+        <w:t xml:space="preserve"> </w:t>
+      </w:r>
+      <m:oMath>
+        <m:r>
+          <m:rPr>
+            <m:sty m:val="p"/>
+          </m:rPr>
+          <m:t>(</m:t>
+        </m:r>
+        <m:r>
+          <m:t>T</m:t>
+        </m:r>
+        <m:r>
+          <m:rPr>
+            <m:sty m:val="p"/>
+          </m:rPr>
+          <m:t>,</m:t>
+        </m:r>
+        <m:r>
+          <m:t>P</m:t>
+        </m:r>
+        <m:r>
+          <m:rPr>
+            <m:sty m:val="p"/>
+          </m:rPr>
+          <m:t>)</m:t>
+        </m:r>
+      </m:oMath>
+      <w:r>
+        <w:t xml:space="preserve"> </w:t>
+      </w:r>
+      <w:r>
+        <w:t xml:space="preserve">31×21 и интерполируются билинейно. Состав</w:t>
+      </w:r>
+      <w:r>
+        <w:t xml:space="preserve"> </w:t>
+      </w:r>
+      <m:oMath>
+        <m:sSup>
+          <m:e>
+            <m:r>
+              <m:rPr>
+                <m:sty m:val="bi"/>
+              </m:rPr>
+              <m:t>x</m:t>
+            </m:r>
+          </m:e>
+          <m:sup>
+            <m:r>
+              <m:t>r</m:t>
+            </m:r>
+            <m:r>
+              <m:t>e</m:t>
+            </m:r>
+            <m:r>
+              <m:t>f</m:t>
+            </m:r>
+          </m:sup>
+        </m:sSup>
+      </m:oMath>
+      <w:r>
+        <w:t xml:space="preserve"> </w:t>
+      </w:r>
+      <w:r>
+        <w:t xml:space="preserve">в (11б) — исходная нефть, приведенная к равновесию в узле последовательно: flash пар–жидкость, затем multi-solid. В узлах сетки ядро (7)–(9) с таблицей воспроизводит multi-solid на уравнении состояния точно (тест</w:t>
+      </w:r>
+      <w:r>
+        <w:t xml:space="preserve"> </w:t>
+      </w:r>
+      <w:r>
+        <w:rPr>
+          <w:rStyle w:val="VerbatimChar"/>
+        </w:rPr>
+        <w:t xml:space="preserve">test_tables_reproduce_multisolid</w:t>
+      </w:r>
+      <w:r>
+        <w:t xml:space="preserve">). Замкнутой формулы (10) для WAT в этом варианте нет, и WAT ищется бисекцией.</w:t>
+      </w:r>
+    </w:p>
+    <w:p>
+      <w:pPr>
+        <w:pStyle w:val="BodyText"/>
+      </w:pPr>
+      <w:r>
+        <w:t xml:space="preserve">Свойства плавления можно брать и по Coutinho et al. (2002) с твердо-твердым переходом ротаторной фазы (константа</w:t>
+      </w:r>
+      <w:r>
+        <w:t xml:space="preserve"> </w:t>
+      </w:r>
+      <w:r>
+        <w:rPr>
+          <w:rStyle w:val="VerbatimChar"/>
+        </w:rPr>
+        <w:t xml:space="preserve">eos_melting = 'coutinho'</w:t>
+      </w:r>
+      <w:r>
+        <w:t xml:space="preserve">): тогда ниже</w:t>
+      </w:r>
+      <w:r>
+        <w:t xml:space="preserve"> </w:t>
+      </w:r>
+      <m:oMath>
+        <m:sSub>
+          <m:e>
+            <m:r>
+              <m:t>T</m:t>
+            </m:r>
+          </m:e>
+          <m:sub>
+            <m:r>
+              <m:t>t</m:t>
+            </m:r>
+            <m:r>
+              <m:t>r</m:t>
+            </m:r>
+            <m:r>
+              <m:rPr>
+                <m:sty m:val="p"/>
+              </m:rPr>
+              <m:t>,</m:t>
+            </m:r>
+            <m:r>
+              <m:t>k</m:t>
+            </m:r>
+          </m:sub>
+        </m:sSub>
+      </m:oMath>
+      <w:r>
+        <w:t xml:space="preserve"> </w:t>
+      </w:r>
+      <w:r>
+        <w:t xml:space="preserve">в (11б) добавляется</w:t>
+      </w:r>
+      <w:r>
+        <w:t xml:space="preserve"> </w:t>
+      </w:r>
+      <m:oMath>
+        <m:r>
+          <m:rPr>
+            <m:sty m:val="p"/>
+          </m:rPr>
+          <m:t>Δ</m:t>
+        </m:r>
+        <m:sSub>
+          <m:e>
+            <m:r>
+              <m:t>H</m:t>
+            </m:r>
+          </m:e>
+          <m:sub>
+            <m:r>
+              <m:t>t</m:t>
+            </m:r>
+            <m:r>
+              <m:t>r</m:t>
+            </m:r>
+            <m:r>
+              <m:rPr>
+                <m:sty m:val="p"/>
+              </m:rPr>
+              <m:t>,</m:t>
+            </m:r>
+            <m:r>
+              <m:t>k</m:t>
+            </m:r>
+          </m:sub>
+        </m:sSub>
+        <m:r>
+          <m:rPr>
+            <m:sty m:val="p"/>
+          </m:rPr>
+          <m:t>(</m:t>
+        </m:r>
+        <m:r>
+          <m:t>1</m:t>
+        </m:r>
+        <m:r>
+          <m:rPr>
+            <m:sty m:val="p"/>
+          </m:rPr>
+          <m:t>−</m:t>
+        </m:r>
+        <m:r>
+          <m:t>T</m:t>
+        </m:r>
+        <m:r>
+          <m:rPr>
+            <m:sty m:val="p"/>
+          </m:rPr>
+          <m:t>/</m:t>
+        </m:r>
+        <m:sSub>
+          <m:e>
+            <m:r>
+              <m:t>T</m:t>
+            </m:r>
+          </m:e>
+          <m:sub>
+            <m:r>
+              <m:t>t</m:t>
+            </m:r>
+            <m:r>
+              <m:t>r</m:t>
+            </m:r>
+            <m:r>
+              <m:rPr>
+                <m:sty m:val="p"/>
+              </m:rPr>
+              <m:t>,</m:t>
+            </m:r>
+            <m:r>
+              <m:t>k</m:t>
+            </m:r>
+          </m:sub>
+        </m:sSub>
+        <m:r>
+          <m:rPr>
+            <m:sty m:val="p"/>
+          </m:rPr>
+          <m:t>)</m:t>
+        </m:r>
+        <m:r>
+          <m:rPr>
+            <m:sty m:val="p"/>
+          </m:rPr>
+          <m:t>/</m:t>
+        </m:r>
+        <m:r>
+          <m:rPr>
+            <m:sty m:val="p"/>
+          </m:rPr>
+          <m:t>(</m:t>
+        </m:r>
+        <m:r>
+          <m:t>R</m:t>
+        </m:r>
+        <m:r>
+          <m:t>T</m:t>
+        </m:r>
+        <m:r>
+          <m:rPr>
+            <m:sty m:val="p"/>
+          </m:rPr>
+          <m:t>)</m:t>
+        </m:r>
+      </m:oMath>
+      <w:r>
+        <w:t xml:space="preserve"> </w:t>
+      </w:r>
+      <w:r>
+        <w:t xml:space="preserve">(функция</w:t>
+      </w:r>
+      <w:r>
+        <w:t xml:space="preserve"> </w:t>
+      </w:r>
+      <w:r>
+        <w:rPr>
+          <w:rStyle w:val="VerbatimChar"/>
+        </w:rPr>
+        <w:t xml:space="preserve">solids.fusion_ln_ratio</w:t>
+      </w:r>
+      <w:r>
+        <w:t xml:space="preserve">, она же принимает скачок теплоемкости</w:t>
+      </w:r>
+      <w:r>
+        <w:t xml:space="preserve"> </w:t>
+      </w:r>
+      <m:oMath>
+        <m:r>
+          <m:rPr>
+            <m:sty m:val="p"/>
+          </m:rPr>
+          <m:t>Δ</m:t>
+        </m:r>
+        <m:sSub>
+          <m:e>
+            <m:r>
+              <m:t>C</m:t>
+            </m:r>
+          </m:e>
+          <m:sub>
+            <m:r>
+              <m:t>p</m:t>
+            </m:r>
+          </m:sub>
+        </m:sSub>
+      </m:oMath>
+      <w:r>
+        <w:t xml:space="preserve"> </w:t>
+      </w:r>
+      <w:r>
+        <w:t xml:space="preserve">по Pedersen et al., 1991). Для сравнения реализован и неидеальный твердый раствор — предсказательный UNIQUAC (Coutinho et al., 2006;</w:t>
+      </w:r>
+      <w:r>
+        <w:t xml:space="preserve"> </w:t>
+      </w:r>
+      <w:r>
+        <w:rPr>
+          <w:rStyle w:val="VerbatimChar"/>
+        </w:rPr>
+        <w:t xml:space="preserve">solids.UniquacSolidWax</w:t>
+      </w:r>
+      <w:r>
+        <w:t xml:space="preserve">):</w:t>
+      </w:r>
+      <w:r>
+        <w:t xml:space="preserve"> </w:t>
+      </w:r>
+      <m:oMath>
+        <m:sSub>
+          <m:e>
+            <m:r>
+              <m:t>r</m:t>
+            </m:r>
+          </m:e>
+          <m:sub>
+            <m:r>
+              <m:t>i</m:t>
+            </m:r>
+          </m:sub>
+        </m:sSub>
+        <m:r>
+          <m:rPr>
+            <m:sty m:val="p"/>
+          </m:rPr>
+          <m:t>=</m:t>
+        </m:r>
+        <m:r>
+          <m:t>0.1</m:t>
+        </m:r>
+        <m:r>
+          <m:t>n</m:t>
+        </m:r>
+        <m:r>
+          <m:rPr>
+            <m:sty m:val="p"/>
+          </m:rPr>
+          <m:t>+</m:t>
+        </m:r>
+        <m:r>
+          <m:t>0.0672</m:t>
+        </m:r>
+      </m:oMath>
+      <w:r>
+        <w:t xml:space="preserve">,</w:t>
+      </w:r>
+      <w:r>
+        <w:t xml:space="preserve"> </w:t>
+      </w:r>
+      <m:oMath>
+        <m:sSub>
+          <m:e>
+            <m:r>
+              <m:t>q</m:t>
+            </m:r>
+          </m:e>
+          <m:sub>
+            <m:r>
+              <m:t>i</m:t>
+            </m:r>
+          </m:sub>
+        </m:sSub>
+        <m:r>
+          <m:rPr>
+            <m:sty m:val="p"/>
+          </m:rPr>
+          <m:t>=</m:t>
+        </m:r>
+        <m:r>
+          <m:t>0.1</m:t>
+        </m:r>
+        <m:r>
+          <m:t>n</m:t>
+        </m:r>
+        <m:r>
+          <m:rPr>
+            <m:sty m:val="p"/>
+          </m:rPr>
+          <m:t>+</m:t>
+        </m:r>
+        <m:r>
+          <m:t>0.1141</m:t>
+        </m:r>
+      </m:oMath>
+      <w:r>
+        <w:t xml:space="preserve">,</w:t>
+      </w:r>
+      <w:r>
+        <w:t xml:space="preserve"> </w:t>
+      </w:r>
+      <m:oMath>
+        <m:r>
+          <m:t>Z</m:t>
+        </m:r>
+        <m:r>
+          <m:rPr>
+            <m:sty m:val="p"/>
+          </m:rPr>
+          <m:t>=</m:t>
+        </m:r>
+        <m:r>
+          <m:t>6</m:t>
+        </m:r>
+      </m:oMath>
+      <w:r>
+        <w:t xml:space="preserve">, энергии взаимодействия</w:t>
+      </w:r>
+      <w:r>
+        <w:t xml:space="preserve"> </w:t>
+      </w:r>
+      <m:oMath>
+        <m:sSub>
+          <m:e>
+            <m:r>
+              <m:t>λ</m:t>
+            </m:r>
+          </m:e>
+          <m:sub>
+            <m:r>
+              <m:t>i</m:t>
+            </m:r>
+            <m:r>
+              <m:t>i</m:t>
+            </m:r>
+          </m:sub>
+        </m:sSub>
+        <m:r>
+          <m:rPr>
+            <m:sty m:val="p"/>
+          </m:rPr>
+          <m:t>=</m:t>
+        </m:r>
+        <m:r>
+          <m:rPr>
+            <m:sty m:val="p"/>
+          </m:rPr>
+          <m:t>−</m:t>
+        </m:r>
+        <m:r>
+          <m:rPr>
+            <m:sty m:val="p"/>
+          </m:rPr>
+          <m:t>(</m:t>
+        </m:r>
+        <m:r>
+          <m:t>2</m:t>
+        </m:r>
+        <m:r>
+          <m:rPr>
+            <m:sty m:val="p"/>
+          </m:rPr>
+          <m:t>/</m:t>
+        </m:r>
+        <m:r>
+          <m:t>Z</m:t>
+        </m:r>
+        <m:r>
+          <m:rPr>
+            <m:sty m:val="p"/>
+          </m:rPr>
+          <m:t>)</m:t>
+        </m:r>
+        <m:r>
+          <m:rPr>
+            <m:sty m:val="p"/>
+          </m:rPr>
+          <m:t>(</m:t>
+        </m:r>
+        <m:r>
+          <m:rPr>
+            <m:sty m:val="p"/>
+          </m:rPr>
+          <m:t>Δ</m:t>
+        </m:r>
+        <m:sSub>
+          <m:e>
+            <m:r>
+              <m:t>H</m:t>
+            </m:r>
+          </m:e>
+          <m:sub>
+            <m:r>
+              <m:t>s</m:t>
+            </m:r>
+            <m:r>
+              <m:t>u</m:t>
+            </m:r>
+            <m:r>
+              <m:t>b</m:t>
+            </m:r>
+            <m:r>
+              <m:rPr>
+                <m:sty m:val="p"/>
+              </m:rPr>
+              <m:t>,</m:t>
+            </m:r>
+            <m:r>
+              <m:t>i</m:t>
+            </m:r>
+          </m:sub>
+        </m:sSub>
+        <m:r>
+          <m:rPr>
+            <m:sty m:val="p"/>
+          </m:rPr>
+          <m:t>−</m:t>
+        </m:r>
+        <m:r>
+          <m:t>R</m:t>
+        </m:r>
+        <m:r>
+          <m:t>T</m:t>
+        </m:r>
+        <m:r>
+          <m:rPr>
+            <m:sty m:val="p"/>
+          </m:rPr>
+          <m:t>)</m:t>
+        </m:r>
+      </m:oMath>
+      <w:r>
+        <w:t xml:space="preserve"> </w:t>
+      </w:r>
+      <w:r>
+        <w:t xml:space="preserve">из теплот сублимации н-алканов, энергия разнородной пары — как у более короткой молекулы; подбора нет. Flash живой нефти ищет только газовую фазу: при большом</w:t>
+      </w:r>
+      <w:r>
+        <w:t xml:space="preserve"> </w:t>
+      </w:r>
+      <m:oMath>
+        <m:sSub>
+          <m:e>
+            <m:r>
+              <m:t>k</m:t>
+            </m:r>
+          </m:e>
+          <m:sub>
+            <m:r>
+              <m:t>i</m:t>
+            </m:r>
+            <m:r>
+              <m:t>j</m:t>
+            </m:r>
+          </m:sub>
+        </m:sSub>
+      </m:oMath>
+      <w:r>
+        <w:t xml:space="preserve"> </w:t>
+      </w:r>
+      <w:r>
+        <w:t xml:space="preserve">асфальтены–легкие уравнение (11а) делит нефть выше</w:t>
+      </w:r>
+      <w:r>
+        <w:t xml:space="preserve"> </w:t>
+      </w:r>
+      <m:oMath>
+        <m:sSub>
+          <m:e>
+            <m:r>
+              <m:t>P</m:t>
+            </m:r>
+          </m:e>
+          <m:sub>
+            <m:r>
+              <m:t>b</m:t>
+            </m:r>
+          </m:sub>
+        </m:sSub>
+      </m:oMath>
+      <w:r>
+        <w:t xml:space="preserve"> </w:t>
+      </w:r>
+      <w:r>
+        <w:t xml:space="preserve">на две жидкости, а это расслоение в модели описывает твердая фаза асфальтенов (разд. 4.5).</w:t>
+      </w:r>
+    </w:p>
+    <w:p>
+      <w:pPr>
+        <w:pStyle w:val="BodyText"/>
+      </w:pPr>
+      <w:r>
+        <w:t xml:space="preserve">Сравнение с опытами —</w:t>
+      </w:r>
+      <w:r>
+        <w:t xml:space="preserve"> </w:t>
+      </w:r>
+      <w:r>
+        <w:rPr>
+          <w:rStyle w:val="VerbatimChar"/>
+        </w:rPr>
+        <w:t xml:space="preserve">experiments/уравнение_состояния/сравнение_EOS.md</w:t>
+      </w:r>
+      <w:r>
+        <w:t xml:space="preserve">. На синтетических смесях н-алканов (da Silva et al., 2017) вариант с плавлением по Won занижает WDT на 7.7–10.4 °C: у корреляции Won нет твердо-твердого перехода. Переход по Coutinho сокращает занижение до 2.5–4.6 °C, твердый раствор UNIQUAC с жидкостью по (11а) дает −0.4…+0.8 °C и СКО доли твердого 0.5–3.9 % масс. — на уровне лучшей модели da Silva et al. </w:t>
+      </w:r>
+      <m:oMath>
+        <m:r>
+          <m:rPr>
+            <m:sty m:val="p"/>
+          </m:rPr>
+          <m:t>Δ</m:t>
+        </m:r>
+        <m:sSub>
+          <m:e>
+            <m:r>
+              <m:t>C</m:t>
+            </m:r>
+          </m:e>
+          <m:sub>
+            <m:r>
+              <m:t>p</m:t>
+            </m:r>
+          </m:sub>
+        </m:sSub>
+      </m:oMath>
+      <w:r>
+        <w:t xml:space="preserve"> </w:t>
+      </w:r>
+      <w:r>
+        <w:t xml:space="preserve">по Pedersen поверх перехода ухудшает WDT (−4.8…−7.6 °C) и в таблицы не идет. На нефти Жетыбая все эти модели завышают WAT на 18–26 °C (СКО кривой 4.1–5.6 % масс.; UNIQUAC с подобранным распределением н-алканов — 3.2 % против 0.38 % у эффективной модели), поэтому эффективные параметры остаются вариантом по умолчанию, а UNIQUAC к ядрам не подключен. Наклон WAT дегазированной нефти по давлению без подбора — 0.28 °C/МПа (опыт Sandyga et al., 2020: 0.15–0.23). Без члена с</w:t>
+      </w:r>
+      <w:r>
+        <w:t xml:space="preserve"> </w:t>
+      </w:r>
+      <m:oMath>
+        <m:r>
+          <m:rPr>
+            <m:sty m:val="p"/>
+          </m:rPr>
+          <m:t>Δ</m:t>
+        </m:r>
+        <m:sSub>
+          <m:e>
+            <m:r>
+              <m:t>v</m:t>
+            </m:r>
+          </m:e>
+          <m:sub>
+            <m:r>
+              <m:t>k</m:t>
+            </m:r>
+          </m:sub>
+        </m:sSub>
+      </m:oMath>
+      <w:r>
+        <w:t xml:space="preserve"> </w:t>
+      </w:r>
+      <w:r>
+        <w:t xml:space="preserve">наклон был бы 0.017 °C/МПа: твердое молча получало бы объем жидкости.</w:t>
+      </w:r>
+    </w:p>
+    <w:p>
+      <w:pPr>
+        <w:pStyle w:val="BodyText"/>
+      </w:pPr>
+      <w:r>
+        <w:t xml:space="preserve">Из того же flash считаются PVT-свойства (</w:t>
+      </w:r>
+      <w:r>
+        <w:rPr>
+          <w:rStyle w:val="VerbatimChar"/>
+        </w:rPr>
+        <w:t xml:space="preserve">thermo/pvt.py</w:t>
+      </w:r>
+      <w:r>
+        <w:t xml:space="preserve">): газосодержание</w:t>
+      </w:r>
+      <w:r>
+        <w:t xml:space="preserve"> </w:t>
+      </w:r>
+      <m:oMath>
+        <m:sSub>
+          <m:e>
+            <m:r>
+              <m:t>R</m:t>
+            </m:r>
+          </m:e>
+          <m:sub>
+            <m:r>
+              <m:t>s</m:t>
+            </m:r>
+          </m:sub>
+        </m:sSub>
+      </m:oMath>
+      <w:r>
+        <w:t xml:space="preserve">, объемные коэффициенты нефти и газа, плотность газа и его вязкость по Lee et al. (1966). Это диагностика: газ в уравнениях фильтрации растворен.</w:t>
+      </w:r>
+      <w:r>
+        <w:t xml:space="preserve"> </w:t>
+      </w:r>
+      <m:oMath>
+        <m:sSub>
+          <m:e>
+            <m:r>
+              <m:t>R</m:t>
+            </m:r>
+          </m:e>
+          <m:sub>
+            <m:r>
+              <m:t>s</m:t>
+            </m:r>
+          </m:sub>
+        </m:sSub>
+      </m:oMath>
+      <w:r>
+        <w:t xml:space="preserve"> </w:t>
+      </w:r>
+      <w:r>
+        <w:t xml:space="preserve">по уравнению состояния отличается от линейного закона (12) не больше чем на 14 % (при 0.5 МПа, где газа в нефти мало). Объем газа, который выделился бы ниже</w:t>
+      </w:r>
+      <w:r>
+        <w:t xml:space="preserve"> </w:t>
+      </w:r>
+      <m:oMath>
+        <m:sSub>
+          <m:e>
+            <m:r>
+              <m:t>P</m:t>
+            </m:r>
+          </m:e>
+          <m:sub>
+            <m:r>
+              <m:t>b</m:t>
+            </m:r>
+          </m:sub>
+        </m:sSub>
+      </m:oMath>
+      <w:r>
+        <w:t xml:space="preserve">, отнесенный к объему нефти, выгружается полем</w:t>
+      </w:r>
+      <w:r>
+        <w:t xml:space="preserve"> </w:t>
+      </w:r>
+      <w:r>
+        <w:t xml:space="preserve">‘Free gas’</w:t>
+      </w:r>
+      <w:r>
+        <w:t xml:space="preserve"> </w:t>
+      </w:r>
+      <w:r>
+        <w:t xml:space="preserve">при</w:t>
+      </w:r>
+      <w:r>
+        <w:t xml:space="preserve"> </w:t>
+      </w:r>
+      <w:r>
+        <w:rPr>
+          <w:rStyle w:val="VerbatimChar"/>
+        </w:rPr>
+        <w:t xml:space="preserve">wax_eos</w:t>
+      </w:r>
+      <w:r>
+        <w:t xml:space="preserve"> </w:t>
+      </w:r>
+      <w:r>
+        <w:t xml:space="preserve">и</w:t>
+      </w:r>
+      <w:r>
+        <w:t xml:space="preserve"> </w:t>
+      </w:r>
+      <w:r>
+        <w:rPr>
+          <w:rStyle w:val="VerbatimChar"/>
+        </w:rPr>
+        <w:t xml:space="preserve">wax_pressure</w:t>
+      </w:r>
+      <w:r>
+        <w:t xml:space="preserve">: при 6 МПа он 0.22, при 2 МПа — 1.4.</w:t>
+      </w:r>
+    </w:p>
     <w:bookmarkEnd w:id="29"/>
-    <w:bookmarkStart w:id="37" w:name="асфальтены-и-смолы"/>
+    <w:bookmarkEnd w:id="30"/>
+    <w:bookmarkStart w:id="40" w:name="асфальтены-и-смолы"/>
     <w:p>
       <w:pPr>
         <w:pStyle w:val="Heading1"/>
@@ -7178,7 +9746,7 @@
         <w:t xml:space="preserve">4. АСФАЛЬТЕНЫ И СМОЛЫ</w:t>
       </w:r>
     </w:p>
-    <w:bookmarkStart w:id="30" w:name="X41946a3eb977322873fced0fc801efc3435102b"/>
+    <w:bookmarkStart w:id="31" w:name="X41946a3eb977322873fced0fc801efc3435102b"/>
     <w:p>
       <w:pPr>
         <w:pStyle w:val="Heading2"/>
@@ -7705,8 +10273,8 @@
         </m:oMath>
       </m:oMathPara>
     </w:p>
-    <w:bookmarkEnd w:id="30"/>
-    <w:bookmarkStart w:id="31" w:name="параметр-растворимости-мальтенов"/>
+    <w:bookmarkEnd w:id="31"/>
+    <w:bookmarkStart w:id="32" w:name="параметр-растворимости-мальтенов"/>
     <w:p>
       <w:pPr>
         <w:pStyle w:val="Heading2"/>
@@ -8845,8 +11413,8 @@
         <w:t xml:space="preserve">: чем их больше, тем ниже давление начала осаждения (рис. 5).</w:t>
       </w:r>
     </w:p>
-    <w:bookmarkEnd w:id="31"/>
-    <w:bookmarkStart w:id="35" w:name="калибровка-на-давление-начала-осаждения"/>
+    <w:bookmarkEnd w:id="32"/>
+    <w:bookmarkStart w:id="36" w:name="калибровка-на-давление-начала-осаждения"/>
     <w:p>
       <w:pPr>
         <w:pStyle w:val="Heading2"/>
@@ -9449,18 +12017,18 @@
           <wp:inline>
             <wp:extent cx="6108700" cy="2613838"/>
             <wp:effectExtent b="0" l="0" r="0" t="0"/>
-            <wp:docPr descr="" title="" id="33" name="Picture"/>
+            <wp:docPr descr="" title="" id="34" name="Picture"/>
             <a:graphic>
               <a:graphicData uri="http://schemas.openxmlformats.org/drawingml/2006/picture">
                 <pic:pic>
                   <pic:nvPicPr>
-                    <pic:cNvPr descr="figures/fig05_asphaltenes.png" id="34" name="Picture"/>
+                    <pic:cNvPr descr="figures/fig05_asphaltenes.png" id="35" name="Picture"/>
                     <pic:cNvPicPr>
                       <a:picLocks noChangeArrowheads="1" noChangeAspect="1"/>
                     </pic:cNvPicPr>
                   </pic:nvPicPr>
                   <pic:blipFill>
-                    <a:blip r:embed="rId32"/>
+                    <a:blip r:embed="rId33"/>
                     <a:stretch>
                       <a:fillRect/>
                     </a:stretch>
@@ -9495,8 +12063,8 @@
         <w:t xml:space="preserve">Рис. 5. Выпадение асфальтенов в зависимости от давления при трех температурах (слева) и при разном содержании смол (справа). Колокол с максимумом у давления насыщения; при 50 °C асфальтены устойчивы во всем диапазоне давлений.</w:t>
       </w:r>
     </w:p>
-    <w:bookmarkEnd w:id="35"/>
-    <w:bookmarkStart w:id="36" w:name="флокуляция"/>
+    <w:bookmarkEnd w:id="36"/>
+    <w:bookmarkStart w:id="37" w:name="флокуляция"/>
     <w:p>
       <w:pPr>
         <w:pStyle w:val="Heading2"/>
@@ -10283,9 +12851,1792 @@
         </m:oMath>
       </m:oMathPara>
     </w:p>
-    <w:bookmarkEnd w:id="36"/>
     <w:bookmarkEnd w:id="37"/>
-    <w:bookmarkStart w:id="38" w:name="перенос-компонентов"/>
+    <w:bookmarkStart w:id="38" w:name="X2b25b0031124f4db1fdb42077a3dc61dd47b16d"/>
+    <w:p>
+      <w:pPr>
+        <w:pStyle w:val="Heading2"/>
+      </w:pPr>
+      <w:r>
+        <w:t xml:space="preserve">4.5. Модель твердой фазы на уравнении состояния (флаг</w:t>
+      </w:r>
+      <w:r>
+        <w:t xml:space="preserve"> </w:t>
+      </w:r>
+      <w:r>
+        <w:rPr>
+          <w:rStyle w:val="VerbatimChar"/>
+        </w:rPr>
+        <w:t xml:space="preserve">asph_nghiem</w:t>
+      </w:r>
+      <w:r>
+        <w:t xml:space="preserve">)</w:t>
+      </w:r>
+    </w:p>
+    <w:p>
+      <w:pPr>
+        <w:pStyle w:val="FirstParagraph"/>
+      </w:pPr>
+      <w:r>
+        <w:t xml:space="preserve">Альтернатива (13)–(17) — модель твердой фазы Nghiem et al. (1993) (Qin et al., 2000; Tabzar et al., 2018). Асфальтены — отдельный псевдокомпонент уравнения (11а), а выпавшие асфальтены — чистая твердая фаза с летучестью</w:t>
+      </w:r>
+    </w:p>
+    <w:p>
+      <w:pPr>
+        <w:pStyle w:val="BodyText"/>
+      </w:pPr>
+      <m:oMathPara>
+        <m:oMathParaPr>
+          <m:jc m:val="center"/>
+        </m:oMathParaPr>
+        <m:oMath>
+          <m:r>
+            <m:rPr>
+              <m:sty m:val="p"/>
+            </m:rPr>
+            <m:t>ln</m:t>
+          </m:r>
+          <m:sSub>
+            <m:e>
+              <m:r>
+                <m:t>f</m:t>
+              </m:r>
+            </m:e>
+            <m:sub>
+              <m:r>
+                <m:t>s</m:t>
+              </m:r>
+            </m:sub>
+          </m:sSub>
+          <m:r>
+            <m:rPr>
+              <m:sty m:val="p"/>
+            </m:rPr>
+            <m:t>(</m:t>
+          </m:r>
+          <m:r>
+            <m:t>T</m:t>
+          </m:r>
+          <m:r>
+            <m:rPr>
+              <m:sty m:val="p"/>
+            </m:rPr>
+            <m:t>,</m:t>
+          </m:r>
+          <m:r>
+            <m:t>P</m:t>
+          </m:r>
+          <m:r>
+            <m:rPr>
+              <m:sty m:val="p"/>
+            </m:rPr>
+            <m:t>)</m:t>
+          </m:r>
+          <m:r>
+            <m:rPr>
+              <m:sty m:val="p"/>
+            </m:rPr>
+            <m:t>=</m:t>
+          </m:r>
+          <m:r>
+            <m:rPr>
+              <m:sty m:val="p"/>
+            </m:rPr>
+            <m:t>ln</m:t>
+          </m:r>
+          <m:sSubSup>
+            <m:e>
+              <m:r>
+                <m:t>f</m:t>
+              </m:r>
+            </m:e>
+            <m:sub>
+              <m:r>
+                <m:t>s</m:t>
+              </m:r>
+            </m:sub>
+            <m:sup>
+              <m:r>
+                <m:rPr>
+                  <m:sty m:val="p"/>
+                </m:rPr>
+                <m:t>*</m:t>
+              </m:r>
+            </m:sup>
+          </m:sSubSup>
+          <m:r>
+            <m:rPr>
+              <m:sty m:val="p"/>
+            </m:rPr>
+            <m:t>+</m:t>
+          </m:r>
+          <m:f>
+            <m:fPr>
+              <m:type m:val="bar"/>
+            </m:fPr>
+            <m:num>
+              <m:sSub>
+                <m:e>
+                  <m:r>
+                    <m:t>V</m:t>
+                  </m:r>
+                </m:e>
+                <m:sub>
+                  <m:r>
+                    <m:t>s</m:t>
+                  </m:r>
+                </m:sub>
+              </m:sSub>
+              <m:r>
+                <m:rPr>
+                  <m:sty m:val="p"/>
+                </m:rPr>
+                <m:t>(</m:t>
+              </m:r>
+              <m:r>
+                <m:t>P</m:t>
+              </m:r>
+              <m:r>
+                <m:rPr>
+                  <m:sty m:val="p"/>
+                </m:rPr>
+                <m:t>−</m:t>
+              </m:r>
+              <m:sSup>
+                <m:e>
+                  <m:r>
+                    <m:t>P</m:t>
+                  </m:r>
+                </m:e>
+                <m:sup>
+                  <m:r>
+                    <m:rPr>
+                      <m:sty m:val="p"/>
+                    </m:rPr>
+                    <m:t>*</m:t>
+                  </m:r>
+                </m:sup>
+              </m:sSup>
+              <m:r>
+                <m:rPr>
+                  <m:sty m:val="p"/>
+                </m:rPr>
+                <m:t>)</m:t>
+              </m:r>
+            </m:num>
+            <m:den>
+              <m:r>
+                <m:t>R</m:t>
+              </m:r>
+              <m:r>
+                <m:t>T</m:t>
+              </m:r>
+            </m:den>
+          </m:f>
+          <m:r>
+            <m:rPr>
+              <m:sty m:val="p"/>
+            </m:rPr>
+            <m:t>,</m:t>
+          </m:r>
+          <m:r>
+            <m:t>  </m:t>
+          </m:r>
+          <m:sSubSup>
+            <m:e>
+              <m:r>
+                <m:t>x</m:t>
+              </m:r>
+            </m:e>
+            <m:sub>
+              <m:r>
+                <m:t>a</m:t>
+              </m:r>
+            </m:sub>
+            <m:sup>
+              <m:r>
+                <m:t>m</m:t>
+              </m:r>
+              <m:r>
+                <m:t>a</m:t>
+              </m:r>
+              <m:r>
+                <m:t>x</m:t>
+              </m:r>
+            </m:sup>
+          </m:sSubSup>
+          <m:r>
+            <m:t> </m:t>
+          </m:r>
+          <m:sSubSup>
+            <m:e>
+              <m:r>
+                <m:t>φ</m:t>
+              </m:r>
+            </m:e>
+            <m:sub>
+              <m:r>
+                <m:t>a</m:t>
+              </m:r>
+            </m:sub>
+            <m:sup>
+              <m:r>
+                <m:t>L</m:t>
+              </m:r>
+            </m:sup>
+          </m:sSubSup>
+          <m:r>
+            <m:rPr>
+              <m:sty m:val="p"/>
+            </m:rPr>
+            <m:t>(</m:t>
+          </m:r>
+          <m:r>
+            <m:rPr>
+              <m:sty m:val="bi"/>
+            </m:rPr>
+            <m:t>x</m:t>
+          </m:r>
+          <m:r>
+            <m:rPr>
+              <m:sty m:val="p"/>
+            </m:rPr>
+            <m:t>,</m:t>
+          </m:r>
+          <m:r>
+            <m:t>T</m:t>
+          </m:r>
+          <m:r>
+            <m:rPr>
+              <m:sty m:val="p"/>
+            </m:rPr>
+            <m:t>,</m:t>
+          </m:r>
+          <m:r>
+            <m:t>P</m:t>
+          </m:r>
+          <m:r>
+            <m:rPr>
+              <m:sty m:val="p"/>
+            </m:rPr>
+            <m:t>)</m:t>
+          </m:r>
+          <m:r>
+            <m:t> </m:t>
+          </m:r>
+          <m:r>
+            <m:t>P</m:t>
+          </m:r>
+          <m:r>
+            <m:rPr>
+              <m:sty m:val="p"/>
+            </m:rPr>
+            <m:t>=</m:t>
+          </m:r>
+          <m:sSub>
+            <m:e>
+              <m:r>
+                <m:t>f</m:t>
+              </m:r>
+            </m:e>
+            <m:sub>
+              <m:r>
+                <m:t>s</m:t>
+              </m:r>
+            </m:sub>
+          </m:sSub>
+          <m:r>
+            <m:rPr>
+              <m:sty m:val="p"/>
+            </m:rPr>
+            <m:t>(</m:t>
+          </m:r>
+          <m:r>
+            <m:t>T</m:t>
+          </m:r>
+          <m:r>
+            <m:rPr>
+              <m:sty m:val="p"/>
+            </m:rPr>
+            <m:t>,</m:t>
+          </m:r>
+          <m:r>
+            <m:t>P</m:t>
+          </m:r>
+          <m:r>
+            <m:rPr>
+              <m:sty m:val="p"/>
+            </m:rPr>
+            <m:t>)</m:t>
+          </m:r>
+          <m:r>
+            <m:rPr>
+              <m:sty m:val="p"/>
+            </m:rPr>
+            <m:t>.</m:t>
+          </m:r>
+          <m:r>
+            <m:t>  </m:t>
+          </m:r>
+          <m:r>
+            <m:rPr>
+              <m:sty m:val="p"/>
+            </m:rPr>
+            <m:t>(</m:t>
+          </m:r>
+          <m:r>
+            <m:t>19</m:t>
+          </m:r>
+          <m:r>
+            <m:t>а</m:t>
+          </m:r>
+          <m:r>
+            <m:rPr>
+              <m:sty m:val="p"/>
+            </m:rPr>
+            <m:t>)</m:t>
+          </m:r>
+        </m:oMath>
+      </m:oMathPara>
+    </w:p>
+    <w:p>
+      <w:pPr>
+        <w:pStyle w:val="FirstParagraph"/>
+      </w:pPr>
+      <w:r>
+        <w:t xml:space="preserve">Опорная летучесть</w:t>
+      </w:r>
+      <w:r>
+        <w:t xml:space="preserve"> </w:t>
+      </w:r>
+      <m:oMath>
+        <m:sSubSup>
+          <m:e>
+            <m:r>
+              <m:t>f</m:t>
+            </m:r>
+          </m:e>
+          <m:sub>
+            <m:r>
+              <m:t>s</m:t>
+            </m:r>
+          </m:sub>
+          <m:sup>
+            <m:r>
+              <m:rPr>
+                <m:sty m:val="p"/>
+              </m:rPr>
+              <m:t>*</m:t>
+            </m:r>
+          </m:sup>
+        </m:sSubSup>
+      </m:oMath>
+      <w:r>
+        <w:t xml:space="preserve"> </w:t>
+      </w:r>
+      <w:r>
+        <w:t xml:space="preserve">калибруется по той же точке, что и</w:t>
+      </w:r>
+      <w:r>
+        <w:t xml:space="preserve"> </w:t>
+      </w:r>
+      <m:oMath>
+        <m:sSub>
+          <m:e>
+            <m:r>
+              <m:t>δ</m:t>
+            </m:r>
+          </m:e>
+          <m:sub>
+            <m:r>
+              <m:t>a</m:t>
+            </m:r>
+          </m:sub>
+        </m:sSub>
+      </m:oMath>
+      <w:r>
+        <w:t xml:space="preserve"> </w:t>
+      </w:r>
+      <w:r>
+        <w:t xml:space="preserve">в (17): при</w:t>
+      </w:r>
+      <w:r>
+        <w:t xml:space="preserve"> </w:t>
+      </w:r>
+      <m:oMath>
+        <m:sSup>
+          <m:e>
+            <m:r>
+              <m:t>P</m:t>
+            </m:r>
+          </m:e>
+          <m:sup>
+            <m:r>
+              <m:rPr>
+                <m:sty m:val="p"/>
+              </m:rPr>
+              <m:t>*</m:t>
+            </m:r>
+          </m:sup>
+        </m:sSup>
+        <m:r>
+          <m:rPr>
+            <m:sty m:val="p"/>
+          </m:rPr>
+          <m:t>=</m:t>
+        </m:r>
+        <m:sSub>
+          <m:e>
+            <m:r>
+              <m:t>P</m:t>
+            </m:r>
+          </m:e>
+          <m:sub>
+            <m:r>
+              <m:t>o</m:t>
+            </m:r>
+            <m:r>
+              <m:t>n</m:t>
+            </m:r>
+            <m:r>
+              <m:t>s</m:t>
+            </m:r>
+            <m:r>
+              <m:t>e</m:t>
+            </m:r>
+            <m:r>
+              <m:t>t</m:t>
+            </m:r>
+          </m:sub>
+        </m:sSub>
+      </m:oMath>
+      <w:r>
+        <w:t xml:space="preserve"> </w:t>
+      </w:r>
+      <w:r>
+        <w:t xml:space="preserve">и</w:t>
+      </w:r>
+      <w:r>
+        <w:t xml:space="preserve"> </w:t>
+      </w:r>
+      <m:oMath>
+        <m:sSub>
+          <m:e>
+            <m:r>
+              <m:t>T</m:t>
+            </m:r>
+          </m:e>
+          <m:sub>
+            <m:r>
+              <m:t>0</m:t>
+            </m:r>
+          </m:sub>
+        </m:sSub>
+      </m:oMath>
+      <w:r>
+        <w:t xml:space="preserve"> </w:t>
+      </w:r>
+      <w:r>
+        <w:t xml:space="preserve">нефть ровно насыщена. Мольный объем твердого</w:t>
+      </w:r>
+      <w:r>
+        <w:t xml:space="preserve"> </w:t>
+      </w:r>
+      <m:oMath>
+        <m:sSub>
+          <m:e>
+            <m:r>
+              <m:t>V</m:t>
+            </m:r>
+          </m:e>
+          <m:sub>
+            <m:r>
+              <m:t>s</m:t>
+            </m:r>
+          </m:sub>
+        </m:sSub>
+        <m:r>
+          <m:rPr>
+            <m:sty m:val="p"/>
+          </m:rPr>
+          <m:t>=</m:t>
+        </m:r>
+        <m:sSub>
+          <m:e>
+            <m:r>
+              <m:t>v</m:t>
+            </m:r>
+          </m:e>
+          <m:sub>
+            <m:r>
+              <m:t>a</m:t>
+            </m:r>
+          </m:sub>
+        </m:sSub>
+      </m:oMath>
+      <w:r>
+        <w:t xml:space="preserve">. Колокол выпадения по давлению держится на коэффициенте взаимодействия асфальтены–газ. Газ — осадитель, и при его уходе ниже</w:t>
+      </w:r>
+      <w:r>
+        <w:t xml:space="preserve"> </w:t>
+      </w:r>
+      <m:oMath>
+        <m:sSub>
+          <m:e>
+            <m:r>
+              <m:t>P</m:t>
+            </m:r>
+          </m:e>
+          <m:sub>
+            <m:r>
+              <m:t>b</m:t>
+            </m:r>
+          </m:sub>
+        </m:sSub>
+      </m:oMath>
+      <w:r>
+        <w:t xml:space="preserve"> </w:t>
+      </w:r>
+      <w:r>
+        <w:t xml:space="preserve">асфальтены снова растворяются. Значение</w:t>
+      </w:r>
+      <w:r>
+        <w:t xml:space="preserve"> </w:t>
+      </w:r>
+      <m:oMath>
+        <m:sSub>
+          <m:e>
+            <m:r>
+              <m:t>k</m:t>
+            </m:r>
+          </m:e>
+          <m:sub>
+            <m:r>
+              <m:t>i</m:t>
+            </m:r>
+            <m:r>
+              <m:t>j</m:t>
+            </m:r>
+          </m:sub>
+        </m:sSub>
+        <m:r>
+          <m:rPr>
+            <m:sty m:val="p"/>
+          </m:rPr>
+          <m:t>=</m:t>
+        </m:r>
+        <m:r>
+          <m:t>0.4</m:t>
+        </m:r>
+      </m:oMath>
+      <w:r>
+        <w:t xml:space="preserve"> </w:t>
+      </w:r>
+      <w:r>
+        <w:t xml:space="preserve">взято у Tabzar et al. (2018), где оно подобрано по замерам выпадения; при</w:t>
+      </w:r>
+      <w:r>
+        <w:t xml:space="preserve"> </w:t>
+      </w:r>
+      <m:oMath>
+        <m:sSub>
+          <m:e>
+            <m:r>
+              <m:t>k</m:t>
+            </m:r>
+          </m:e>
+          <m:sub>
+            <m:r>
+              <m:t>i</m:t>
+            </m:r>
+            <m:r>
+              <m:t>j</m:t>
+            </m:r>
+          </m:sub>
+        </m:sSub>
+        <m:r>
+          <m:rPr>
+            <m:sty m:val="p"/>
+          </m:rPr>
+          <m:t>=</m:t>
+        </m:r>
+        <m:r>
+          <m:t>0</m:t>
+        </m:r>
+      </m:oMath>
+      <w:r>
+        <w:t xml:space="preserve"> </w:t>
+      </w:r>
+      <w:r>
+        <w:t xml:space="preserve">ниже</w:t>
+      </w:r>
+      <w:r>
+        <w:t xml:space="preserve"> </w:t>
+      </w:r>
+      <m:oMath>
+        <m:sSub>
+          <m:e>
+            <m:r>
+              <m:t>P</m:t>
+            </m:r>
+          </m:e>
+          <m:sub>
+            <m:r>
+              <m:t>b</m:t>
+            </m:r>
+          </m:sub>
+        </m:sSub>
+      </m:oMath>
+      <w:r>
+        <w:t xml:space="preserve"> </w:t>
+      </w:r>
+      <w:r>
+        <w:t xml:space="preserve">растворения нет. Предел</w:t>
+      </w:r>
+      <w:r>
+        <w:t xml:space="preserve"> </w:t>
+      </w:r>
+      <m:oMath>
+        <m:sSubSup>
+          <m:e>
+            <m:r>
+              <m:t>w</m:t>
+            </m:r>
+          </m:e>
+          <m:sub>
+            <m:r>
+              <m:t>a</m:t>
+            </m:r>
+          </m:sub>
+          <m:sup>
+            <m:r>
+              <m:t>m</m:t>
+            </m:r>
+            <m:r>
+              <m:t>a</m:t>
+            </m:r>
+            <m:r>
+              <m:t>x</m:t>
+            </m:r>
+          </m:sup>
+        </m:sSubSup>
+        <m:r>
+          <m:rPr>
+            <m:sty m:val="p"/>
+          </m:rPr>
+          <m:t>(</m:t>
+        </m:r>
+        <m:r>
+          <m:t>T</m:t>
+        </m:r>
+        <m:r>
+          <m:rPr>
+            <m:sty m:val="p"/>
+          </m:rPr>
+          <m:t>,</m:t>
+        </m:r>
+        <m:r>
+          <m:t>P</m:t>
+        </m:r>
+        <m:r>
+          <m:rPr>
+            <m:sty m:val="p"/>
+          </m:rPr>
+          <m:t>)</m:t>
+        </m:r>
+      </m:oMath>
+      <w:r>
+        <w:t xml:space="preserve"> </w:t>
+      </w:r>
+      <w:r>
+        <w:t xml:space="preserve">табулируется так же, как</w:t>
+      </w:r>
+      <w:r>
+        <w:t xml:space="preserve"> </w:t>
+      </w:r>
+      <m:oMath>
+        <m:sSubSup>
+          <m:e>
+            <m:r>
+              <m:t>x</m:t>
+            </m:r>
+          </m:e>
+          <m:sub>
+            <m:r>
+              <m:t>k</m:t>
+            </m:r>
+          </m:sub>
+          <m:sup>
+            <m:r>
+              <m:t>s</m:t>
+            </m:r>
+            <m:r>
+              <m:t>a</m:t>
+            </m:r>
+            <m:r>
+              <m:t>t</m:t>
+            </m:r>
+          </m:sup>
+        </m:sSubSup>
+      </m:oMath>
+      <w:r>
+        <w:t xml:space="preserve"> </w:t>
+      </w:r>
+      <w:r>
+        <w:t xml:space="preserve">в разд. 3.4, и заменяет (13)–(14). Состав в</w:t>
+      </w:r>
+      <w:r>
+        <w:t xml:space="preserve"> </w:t>
+      </w:r>
+      <m:oMath>
+        <m:sSubSup>
+          <m:e>
+            <m:r>
+              <m:t>φ</m:t>
+            </m:r>
+          </m:e>
+          <m:sub>
+            <m:r>
+              <m:t>a</m:t>
+            </m:r>
+          </m:sub>
+          <m:sup>
+            <m:r>
+              <m:t>L</m:t>
+            </m:r>
+          </m:sup>
+        </m:sSubSup>
+      </m:oMath>
+      <w:r>
+        <w:t xml:space="preserve"> </w:t>
+      </w:r>
+      <w:r>
+        <w:t xml:space="preserve">— исходная нефть, поэтому влияние смол ячейки на растворимость в этом варианте теряется.</w:t>
+      </w:r>
+    </w:p>
+    <w:p>
+      <w:pPr>
+        <w:pStyle w:val="BodyText"/>
+      </w:pPr>
+      <w:r>
+        <w:t xml:space="preserve">При одинаковых</w:t>
+      </w:r>
+      <w:r>
+        <w:t xml:space="preserve"> </w:t>
+      </w:r>
+      <m:oMath>
+        <m:sSub>
+          <m:e>
+            <m:r>
+              <m:t>P</m:t>
+            </m:r>
+          </m:e>
+          <m:sub>
+            <m:r>
+              <m:t>o</m:t>
+            </m:r>
+            <m:r>
+              <m:t>n</m:t>
+            </m:r>
+            <m:r>
+              <m:t>s</m:t>
+            </m:r>
+            <m:r>
+              <m:t>e</m:t>
+            </m:r>
+            <m:r>
+              <m:t>t</m:t>
+            </m:r>
+          </m:sub>
+        </m:sSub>
+      </m:oMath>
+      <w:r>
+        <w:t xml:space="preserve"> </w:t>
+      </w:r>
+      <w:r>
+        <w:t xml:space="preserve">и</w:t>
+      </w:r>
+      <w:r>
+        <w:t xml:space="preserve"> </w:t>
+      </w:r>
+      <m:oMath>
+        <m:sSub>
+          <m:e>
+            <m:r>
+              <m:t>P</m:t>
+            </m:r>
+          </m:e>
+          <m:sub>
+            <m:r>
+              <m:t>b</m:t>
+            </m:r>
+          </m:sub>
+        </m:sSub>
+      </m:oMath>
+      <w:r>
+        <w:t xml:space="preserve"> </w:t>
+      </w:r>
+      <w:r>
+        <w:t xml:space="preserve">обе модели дают колокол с максимумом у давления насыщения, но амплитуды разные: 11 и 3 % содержания асфальтенов (</w:t>
+      </w:r>
+      <w:r>
+        <w:rPr>
+          <w:rStyle w:val="VerbatimChar"/>
+        </w:rPr>
+        <w:t xml:space="preserve">experiments/уравнение_состояния/сравнение_EOS.md</w:t>
+      </w:r>
+      <w:r>
+        <w:t xml:space="preserve">, разд. D). Различить модели можно только по кривой количества выпавших асфальтенов от давления.</w:t>
+      </w:r>
+    </w:p>
+    <w:bookmarkEnd w:id="38"/>
+    <w:bookmarkStart w:id="39" w:name="X4601920bcb276fe0eff002f69606c96762ee466"/>
+    <w:p>
+      <w:pPr>
+        <w:pStyle w:val="Heading2"/>
+      </w:pPr>
+      <w:r>
+        <w:t xml:space="preserve">4.6. Калибровка по кривой выпавших асфальтенов (</w:t>
+      </w:r>
+      <w:r>
+        <w:rPr>
+          <w:rStyle w:val="VerbatimChar"/>
+        </w:rPr>
+        <w:t xml:space="preserve">asph_curve</w:t>
+      </w:r>
+      <w:r>
+        <w:t xml:space="preserve">)</w:t>
+      </w:r>
+    </w:p>
+    <w:p>
+      <w:pPr>
+        <w:pStyle w:val="FirstParagraph"/>
+      </w:pPr>
+      <w:r>
+        <w:t xml:space="preserve">Одна точка начала осаждения задает только опорную летучесть (</w:t>
+      </w:r>
+      <m:oMath>
+        <m:sSubSup>
+          <m:e>
+            <m:r>
+              <m:t>f</m:t>
+            </m:r>
+          </m:e>
+          <m:sub>
+            <m:r>
+              <m:t>s</m:t>
+            </m:r>
+          </m:sub>
+          <m:sup>
+            <m:r>
+              <m:rPr>
+                <m:sty m:val="p"/>
+              </m:rPr>
+              <m:t>*</m:t>
+            </m:r>
+          </m:sup>
+        </m:sSubSup>
+      </m:oMath>
+      <w:r>
+        <w:t xml:space="preserve"> </w:t>
+      </w:r>
+      <w:r>
+        <w:t xml:space="preserve">или</w:t>
+      </w:r>
+      <w:r>
+        <w:t xml:space="preserve"> </w:t>
+      </w:r>
+      <m:oMath>
+        <m:sSub>
+          <m:e>
+            <m:r>
+              <m:t>δ</m:t>
+            </m:r>
+          </m:e>
+          <m:sub>
+            <m:r>
+              <m:t>a</m:t>
+            </m:r>
+          </m:sub>
+        </m:sSub>
+      </m:oMath>
+      <w:r>
+        <w:t xml:space="preserve">), а количество выпавших — нет. В модели Nghiem его задает разность мольного объема твердой фазы и парциального мольного объема асфальтенов в нефти: снижение давления на</w:t>
+      </w:r>
+      <w:r>
+        <w:t xml:space="preserve"> </w:t>
+      </w:r>
+      <m:oMath>
+        <m:r>
+          <m:rPr>
+            <m:sty m:val="p"/>
+          </m:rPr>
+          <m:t>Δ</m:t>
+        </m:r>
+        <m:r>
+          <m:t>P</m:t>
+        </m:r>
+      </m:oMath>
+      <w:r>
+        <w:t xml:space="preserve"> </w:t>
+      </w:r>
+      <w:r>
+        <w:t xml:space="preserve">от</w:t>
+      </w:r>
+      <w:r>
+        <w:t xml:space="preserve"> </w:t>
+      </w:r>
+      <m:oMath>
+        <m:sSub>
+          <m:e>
+            <m:r>
+              <m:t>P</m:t>
+            </m:r>
+          </m:e>
+          <m:sub>
+            <m:r>
+              <m:t>o</m:t>
+            </m:r>
+            <m:r>
+              <m:t>n</m:t>
+            </m:r>
+            <m:r>
+              <m:t>s</m:t>
+            </m:r>
+            <m:r>
+              <m:t>e</m:t>
+            </m:r>
+            <m:r>
+              <m:t>t</m:t>
+            </m:r>
+          </m:sub>
+        </m:sSub>
+      </m:oMath>
+      <w:r>
+        <w:t xml:space="preserve"> </w:t>
+      </w:r>
+      <w:r>
+        <w:t xml:space="preserve">пересыщает нефть в</w:t>
+      </w:r>
+      <w:r>
+        <w:t xml:space="preserve"> </w:t>
+      </w:r>
+      <m:oMath>
+        <m:r>
+          <m:rPr>
+            <m:sty m:val="p"/>
+          </m:rPr>
+          <m:t>exp</m:t>
+        </m:r>
+        <m:r>
+          <m:rPr>
+            <m:sty m:val="p"/>
+          </m:rPr>
+          <m:t>[</m:t>
+        </m:r>
+        <m:r>
+          <m:rPr>
+            <m:sty m:val="p"/>
+          </m:rPr>
+          <m:t>(</m:t>
+        </m:r>
+        <m:sSub>
+          <m:e>
+            <m:acc>
+              <m:accPr>
+                <m:chr m:val="‾"/>
+              </m:accPr>
+              <m:e>
+                <m:r>
+                  <m:t>v</m:t>
+                </m:r>
+              </m:e>
+            </m:acc>
+          </m:e>
+          <m:sub>
+            <m:r>
+              <m:t>a</m:t>
+            </m:r>
+          </m:sub>
+        </m:sSub>
+        <m:r>
+          <m:rPr>
+            <m:sty m:val="p"/>
+          </m:rPr>
+          <m:t>−</m:t>
+        </m:r>
+        <m:sSub>
+          <m:e>
+            <m:r>
+              <m:t>V</m:t>
+            </m:r>
+          </m:e>
+          <m:sub>
+            <m:r>
+              <m:t>s</m:t>
+            </m:r>
+          </m:sub>
+        </m:sSub>
+        <m:r>
+          <m:rPr>
+            <m:sty m:val="p"/>
+          </m:rPr>
+          <m:t>)</m:t>
+        </m:r>
+        <m:r>
+          <m:rPr>
+            <m:sty m:val="p"/>
+          </m:rPr>
+          <m:t>Δ</m:t>
+        </m:r>
+        <m:r>
+          <m:t>P</m:t>
+        </m:r>
+        <m:r>
+          <m:rPr>
+            <m:sty m:val="p"/>
+          </m:rPr>
+          <m:t>/</m:t>
+        </m:r>
+        <m:r>
+          <m:rPr>
+            <m:sty m:val="p"/>
+          </m:rPr>
+          <m:t>(</m:t>
+        </m:r>
+        <m:r>
+          <m:t>R</m:t>
+        </m:r>
+        <m:r>
+          <m:t>T</m:t>
+        </m:r>
+        <m:r>
+          <m:rPr>
+            <m:sty m:val="p"/>
+          </m:rPr>
+          <m:t>)</m:t>
+        </m:r>
+        <m:r>
+          <m:rPr>
+            <m:sty m:val="p"/>
+          </m:rPr>
+          <m:t>]</m:t>
+        </m:r>
+      </m:oMath>
+      <w:r>
+        <w:t xml:space="preserve"> </w:t>
+      </w:r>
+      <w:r>
+        <w:t xml:space="preserve">раз, и при</w:t>
+      </w:r>
+      <w:r>
+        <w:t xml:space="preserve"> </w:t>
+      </w:r>
+      <m:oMath>
+        <m:sSub>
+          <m:e>
+            <m:r>
+              <m:t>V</m:t>
+            </m:r>
+          </m:e>
+          <m:sub>
+            <m:r>
+              <m:t>s</m:t>
+            </m:r>
+          </m:sub>
+        </m:sSub>
+        <m:r>
+          <m:rPr>
+            <m:sty m:val="p"/>
+          </m:rPr>
+          <m:t>−</m:t>
+        </m:r>
+        <m:sSub>
+          <m:e>
+            <m:acc>
+              <m:accPr>
+                <m:chr m:val="‾"/>
+              </m:accPr>
+              <m:e>
+                <m:r>
+                  <m:t>v</m:t>
+                </m:r>
+              </m:e>
+            </m:acc>
+          </m:e>
+          <m:sub>
+            <m:r>
+              <m:t>a</m:t>
+            </m:r>
+          </m:sub>
+        </m:sSub>
+      </m:oMath>
+      <w:r>
+        <w:t xml:space="preserve"> </w:t>
+      </w:r>
+      <w:r>
+        <w:t xml:space="preserve">в доли процента от</w:t>
+      </w:r>
+      <w:r>
+        <w:t xml:space="preserve"> </w:t>
+      </w:r>
+      <m:oMath>
+        <m:sSub>
+          <m:e>
+            <m:acc>
+              <m:accPr>
+                <m:chr m:val="‾"/>
+              </m:accPr>
+              <m:e>
+                <m:r>
+                  <m:t>v</m:t>
+                </m:r>
+              </m:e>
+            </m:acc>
+          </m:e>
+          <m:sub>
+            <m:r>
+              <m:t>a</m:t>
+            </m:r>
+          </m:sub>
+        </m:sSub>
+      </m:oMath>
+      <w:r>
+        <w:t xml:space="preserve"> </w:t>
+      </w:r>
+      <w:r>
+        <w:t xml:space="preserve">выпадает уже половина асфальтенов. Поэтому, если измерена кривая</w:t>
+      </w:r>
+      <w:r>
+        <w:t xml:space="preserve"> </w:t>
+      </w:r>
+      <m:oMath>
+        <m:sSubSup>
+          <m:e>
+            <m:r>
+              <m:t>w</m:t>
+            </m:r>
+          </m:e>
+          <m:sub>
+            <m:r>
+              <m:t>a</m:t>
+            </m:r>
+          </m:sub>
+          <m:sup>
+            <m:r>
+              <m:t>p</m:t>
+            </m:r>
+            <m:r>
+              <m:t>r</m:t>
+            </m:r>
+            <m:r>
+              <m:t>e</m:t>
+            </m:r>
+            <m:r>
+              <m:t>c</m:t>
+            </m:r>
+          </m:sup>
+        </m:sSubSup>
+        <m:r>
+          <m:rPr>
+            <m:sty m:val="p"/>
+          </m:rPr>
+          <m:t>(</m:t>
+        </m:r>
+        <m:r>
+          <m:t>P</m:t>
+        </m:r>
+        <m:r>
+          <m:rPr>
+            <m:sty m:val="p"/>
+          </m:rPr>
+          <m:t>)</m:t>
+        </m:r>
+      </m:oMath>
+      <w:r>
+        <w:t xml:space="preserve"> </w:t>
+      </w:r>
+      <w:r>
+        <w:t xml:space="preserve">при</w:t>
+      </w:r>
+      <w:r>
+        <w:t xml:space="preserve"> </w:t>
+      </w:r>
+      <m:oMath>
+        <m:sSub>
+          <m:e>
+            <m:r>
+              <m:t>T</m:t>
+            </m:r>
+          </m:e>
+          <m:sub>
+            <m:r>
+              <m:t>0</m:t>
+            </m:r>
+          </m:sub>
+        </m:sSub>
+      </m:oMath>
+      <w:r>
+        <w:t xml:space="preserve"> </w:t>
+      </w:r>
+      <w:r>
+        <w:t xml:space="preserve">(константа</w:t>
+      </w:r>
+      <w:r>
+        <w:t xml:space="preserve"> </w:t>
+      </w:r>
+      <w:r>
+        <w:rPr>
+          <w:rStyle w:val="VerbatimChar"/>
+        </w:rPr>
+        <w:t xml:space="preserve">asph_curve</w:t>
+      </w:r>
+      <w:r>
+        <w:t xml:space="preserve">: пары давление — доля массы дегазированной нефти), по ней методом наименьших квадратов подбираются</w:t>
+      </w:r>
+      <w:r>
+        <w:t xml:space="preserve"> </w:t>
+      </w:r>
+      <m:oMath>
+        <m:sSub>
+          <m:e>
+            <m:r>
+              <m:t>V</m:t>
+            </m:r>
+          </m:e>
+          <m:sub>
+            <m:r>
+              <m:t>s</m:t>
+            </m:r>
+          </m:sub>
+        </m:sSub>
+      </m:oMath>
+      <w:r>
+        <w:t xml:space="preserve"> </w:t>
+      </w:r>
+      <w:r>
+        <w:t xml:space="preserve">и</w:t>
+      </w:r>
+      <w:r>
+        <w:t xml:space="preserve"> </w:t>
+      </w:r>
+      <m:oMath>
+        <m:sSub>
+          <m:e>
+            <m:r>
+              <m:t>k</m:t>
+            </m:r>
+          </m:e>
+          <m:sub>
+            <m:r>
+              <m:t>i</m:t>
+            </m:r>
+            <m:r>
+              <m:t>j</m:t>
+            </m:r>
+          </m:sub>
+        </m:sSub>
+      </m:oMath>
+      <w:r>
+        <w:t xml:space="preserve"> </w:t>
+      </w:r>
+      <w:r>
+        <w:t xml:space="preserve">асфальтены–газ у Nghiem (</w:t>
+      </w:r>
+      <w:r>
+        <w:rPr>
+          <w:rStyle w:val="VerbatimChar"/>
+        </w:rPr>
+        <w:t xml:space="preserve">tables.fit_nghiem_curve</w:t>
+      </w:r>
+      <w:r>
+        <w:t xml:space="preserve">:</w:t>
+      </w:r>
+      <w:r>
+        <w:t xml:space="preserve"> </w:t>
+      </w:r>
+      <m:oMath>
+        <m:sSub>
+          <m:e>
+            <m:r>
+              <m:t>V</m:t>
+            </m:r>
+          </m:e>
+          <m:sub>
+            <m:r>
+              <m:t>s</m:t>
+            </m:r>
+          </m:sub>
+        </m:sSub>
+      </m:oMath>
+      <w:r>
+        <w:t xml:space="preserve"> </w:t>
+      </w:r>
+      <w:r>
+        <w:t xml:space="preserve">от</w:t>
+      </w:r>
+      <w:r>
+        <w:t xml:space="preserve"> </w:t>
+      </w:r>
+      <m:oMath>
+        <m:sSub>
+          <m:e>
+            <m:acc>
+              <m:accPr>
+                <m:chr m:val="‾"/>
+              </m:accPr>
+              <m:e>
+                <m:r>
+                  <m:t>v</m:t>
+                </m:r>
+              </m:e>
+            </m:acc>
+          </m:e>
+          <m:sub>
+            <m:r>
+              <m:t>a</m:t>
+            </m:r>
+          </m:sub>
+        </m:sSub>
+      </m:oMath>
+      <w:r>
+        <w:t xml:space="preserve"> </w:t>
+      </w:r>
+      <w:r>
+        <w:t xml:space="preserve">при</w:t>
+      </w:r>
+      <w:r>
+        <w:t xml:space="preserve"> </w:t>
+      </w:r>
+      <m:oMath>
+        <m:sSub>
+          <m:e>
+            <m:r>
+              <m:t>P</m:t>
+            </m:r>
+          </m:e>
+          <m:sub>
+            <m:r>
+              <m:t>o</m:t>
+            </m:r>
+            <m:r>
+              <m:t>n</m:t>
+            </m:r>
+            <m:r>
+              <m:t>s</m:t>
+            </m:r>
+            <m:r>
+              <m:t>e</m:t>
+            </m:r>
+            <m:r>
+              <m:t>t</m:t>
+            </m:r>
+          </m:sub>
+        </m:sSub>
+      </m:oMath>
+      <w:r>
+        <w:t xml:space="preserve">,</w:t>
+      </w:r>
+      <w:r>
+        <w:t xml:space="preserve"> </w:t>
+      </w:r>
+      <m:oMath>
+        <m:sSub>
+          <m:e>
+            <m:r>
+              <m:t>k</m:t>
+            </m:r>
+          </m:e>
+          <m:sub>
+            <m:r>
+              <m:t>i</m:t>
+            </m:r>
+            <m:r>
+              <m:t>j</m:t>
+            </m:r>
+          </m:sub>
+        </m:sSub>
+      </m:oMath>
+      <w:r>
+        <w:t xml:space="preserve"> </w:t>
+      </w:r>
+      <w:r>
+        <w:t xml:space="preserve">— перебором, минимумов несколько) или</w:t>
+      </w:r>
+      <w:r>
+        <w:t xml:space="preserve"> </w:t>
+      </w:r>
+      <m:oMath>
+        <m:sSub>
+          <m:e>
+            <m:r>
+              <m:t>v</m:t>
+            </m:r>
+          </m:e>
+          <m:sub>
+            <m:r>
+              <m:t>a</m:t>
+            </m:r>
+          </m:sub>
+        </m:sSub>
+      </m:oMath>
+      <w:r>
+        <w:t xml:space="preserve"> </w:t>
+      </w:r>
+      <w:r>
+        <w:t xml:space="preserve">в (13) у Hirschberg (</w:t>
+      </w:r>
+      <w:r>
+        <w:rPr>
+          <w:rStyle w:val="VerbatimChar"/>
+        </w:rPr>
+        <w:t xml:space="preserve">oil_composition._fit_v_asph</w:t>
+      </w:r>
+      <w:r>
+        <w:t xml:space="preserve">,</w:t>
+      </w:r>
+      <w:r>
+        <w:t xml:space="preserve"> </w:t>
+      </w:r>
+      <m:oMath>
+        <m:sSub>
+          <m:e>
+            <m:r>
+              <m:t>δ</m:t>
+            </m:r>
+          </m:e>
+          <m:sub>
+            <m:r>
+              <m:t>a</m:t>
+            </m:r>
+          </m:sub>
+        </m:sSub>
+      </m:oMath>
+      <w:r>
+        <w:t xml:space="preserve"> </w:t>
+      </w:r>
+      <w:r>
+        <w:t xml:space="preserve">по (17) при каждом</w:t>
+      </w:r>
+      <w:r>
+        <w:t xml:space="preserve"> </w:t>
+      </w:r>
+      <m:oMath>
+        <m:sSub>
+          <m:e>
+            <m:r>
+              <m:t>v</m:t>
+            </m:r>
+          </m:e>
+          <m:sub>
+            <m:r>
+              <m:t>a</m:t>
+            </m:r>
+          </m:sub>
+        </m:sSub>
+      </m:oMath>
+      <w:r>
+        <w:t xml:space="preserve">). Давление начала осаждения по-прежнему держит опорную точку. Без кривой</w:t>
+      </w:r>
+      <w:r>
+        <w:t xml:space="preserve"> </w:t>
+      </w:r>
+      <m:oMath>
+        <m:sSub>
+          <m:e>
+            <m:r>
+              <m:t>v</m:t>
+            </m:r>
+          </m:e>
+          <m:sub>
+            <m:r>
+              <m:t>a</m:t>
+            </m:r>
+          </m:sub>
+        </m:sSub>
+      </m:oMath>
+      <w:r>
+        <w:t xml:space="preserve"> </w:t>
+      </w:r>
+      <w:r>
+        <w:t xml:space="preserve">— значение</w:t>
+      </w:r>
+      <w:r>
+        <w:t xml:space="preserve"> </w:t>
+      </w:r>
+      <w:r>
+        <w:rPr>
+          <w:rStyle w:val="VerbatimChar"/>
+        </w:rPr>
+        <w:t xml:space="preserve">v_asph</w:t>
+      </w:r>
+      <w:r>
+        <w:t xml:space="preserve">, и расчет побитово прежний.</w:t>
+      </w:r>
+    </w:p>
+    <w:p>
+      <w:pPr>
+        <w:pStyle w:val="BodyText"/>
+      </w:pPr>
+      <w:r>
+        <w:t xml:space="preserve">Проверка — опыт с живой нефтью из Tabzar et al. (2018) (данные Jamaluddin et al.): 16 компонентов, 100 °C,</w:t>
+      </w:r>
+      <w:r>
+        <w:t xml:space="preserve"> </w:t>
+      </w:r>
+      <m:oMath>
+        <m:sSub>
+          <m:e>
+            <m:r>
+              <m:t>P</m:t>
+            </m:r>
+          </m:e>
+          <m:sub>
+            <m:r>
+              <m:t>o</m:t>
+            </m:r>
+            <m:r>
+              <m:t>n</m:t>
+            </m:r>
+            <m:r>
+              <m:t>s</m:t>
+            </m:r>
+            <m:r>
+              <m:t>e</m:t>
+            </m:r>
+            <m:r>
+              <m:t>t</m:t>
+            </m:r>
+          </m:sub>
+        </m:sSub>
+      </m:oMath>
+      <w:r>
+        <w:t xml:space="preserve"> </w:t>
+      </w:r>
+      <w:r>
+        <w:t xml:space="preserve">= 34.5 МПа,</w:t>
+      </w:r>
+      <w:r>
+        <w:t xml:space="preserve"> </w:t>
+      </w:r>
+      <m:oMath>
+        <m:sSub>
+          <m:e>
+            <m:r>
+              <m:t>P</m:t>
+            </m:r>
+          </m:e>
+          <m:sub>
+            <m:r>
+              <m:t>b</m:t>
+            </m:r>
+          </m:sub>
+        </m:sSub>
+      </m:oMath>
+      <w:r>
+        <w:t xml:space="preserve"> </w:t>
+      </w:r>
+      <w:r>
+        <w:t xml:space="preserve">= 14.1 МПа, выпавшие асфальтены при четырех давлениях 0.40–1.04 % масс. С параметрами авторов (</w:t>
+      </w:r>
+      <m:oMath>
+        <m:sSub>
+          <m:e>
+            <m:r>
+              <m:t>k</m:t>
+            </m:r>
+          </m:e>
+          <m:sub>
+            <m:r>
+              <m:t>i</m:t>
+            </m:r>
+            <m:r>
+              <m:t>j</m:t>
+            </m:r>
+          </m:sub>
+        </m:sSub>
+      </m:oMath>
+      <w:r>
+        <w:t xml:space="preserve"> </w:t>
+      </w:r>
+      <w:r>
+        <w:t xml:space="preserve">= 0.4,</w:t>
+      </w:r>
+      <w:r>
+        <w:t xml:space="preserve"> </w:t>
+      </w:r>
+      <m:oMath>
+        <m:sSub>
+          <m:e>
+            <m:r>
+              <m:t>V</m:t>
+            </m:r>
+          </m:e>
+          <m:sub>
+            <m:r>
+              <m:t>s</m:t>
+            </m:r>
+          </m:sub>
+        </m:sSub>
+      </m:oMath>
+      <w:r>
+        <w:t xml:space="preserve"> </w:t>
+      </w:r>
+      <w:r>
+        <w:t xml:space="preserve">= 0.8 л/моль) и калибровкой по одной точке выпадает 8–13 % масс. (СКО 10.1): параметры не переносятся между уравнениями состояния.</w:t>
+      </w:r>
+      <w:r>
+        <w:t xml:space="preserve"> </w:t>
+      </w:r>
+      <m:oMath>
+        <m:sSub>
+          <m:e>
+            <m:r>
+              <m:t>V</m:t>
+            </m:r>
+          </m:e>
+          <m:sub>
+            <m:r>
+              <m:t>s</m:t>
+            </m:r>
+          </m:sub>
+        </m:sSub>
+      </m:oMath>
+      <w:r>
+        <w:t xml:space="preserve"> </w:t>
+      </w:r>
+      <w:r>
+        <w:t xml:space="preserve">по кривой при</w:t>
+      </w:r>
+      <w:r>
+        <w:t xml:space="preserve"> </w:t>
+      </w:r>
+      <m:oMath>
+        <m:sSub>
+          <m:e>
+            <m:r>
+              <m:t>k</m:t>
+            </m:r>
+          </m:e>
+          <m:sub>
+            <m:r>
+              <m:t>i</m:t>
+            </m:r>
+            <m:r>
+              <m:t>j</m:t>
+            </m:r>
+          </m:sub>
+        </m:sSub>
+      </m:oMath>
+      <w:r>
+        <w:t xml:space="preserve"> </w:t>
+      </w:r>
+      <w:r>
+        <w:t xml:space="preserve">= 0.4 дает СКО 0.55 (ниже</w:t>
+      </w:r>
+      <w:r>
+        <w:t xml:space="preserve"> </w:t>
+      </w:r>
+      <m:oMath>
+        <m:sSub>
+          <m:e>
+            <m:r>
+              <m:t>P</m:t>
+            </m:r>
+          </m:e>
+          <m:sub>
+            <m:r>
+              <m:t>b</m:t>
+            </m:r>
+          </m:sub>
+        </m:sSub>
+      </m:oMath>
+      <w:r>
+        <w:t xml:space="preserve"> </w:t>
+      </w:r>
+      <w:r>
+        <w:t xml:space="preserve">асфальтены растворяются слишком быстро), совместный подбор —</w:t>
+      </w:r>
+      <w:r>
+        <w:t xml:space="preserve"> </w:t>
+      </w:r>
+      <m:oMath>
+        <m:sSub>
+          <m:e>
+            <m:r>
+              <m:t>k</m:t>
+            </m:r>
+          </m:e>
+          <m:sub>
+            <m:r>
+              <m:t>i</m:t>
+            </m:r>
+            <m:r>
+              <m:t>j</m:t>
+            </m:r>
+          </m:sub>
+        </m:sSub>
+      </m:oMath>
+      <w:r>
+        <w:t xml:space="preserve"> </w:t>
+      </w:r>
+      <w:r>
+        <w:t xml:space="preserve">= 0.035,</w:t>
+      </w:r>
+      <w:r>
+        <w:t xml:space="preserve"> </w:t>
+      </w:r>
+      <m:oMath>
+        <m:sSub>
+          <m:e>
+            <m:r>
+              <m:t>V</m:t>
+            </m:r>
+          </m:e>
+          <m:sub>
+            <m:r>
+              <m:t>s</m:t>
+            </m:r>
+          </m:sub>
+        </m:sSub>
+      </m:oMath>
+      <w:r>
+        <w:t xml:space="preserve"> </w:t>
+      </w:r>
+      <w:r>
+        <w:t xml:space="preserve">= 0.654 л/моль (на 1.1 % больше</w:t>
+      </w:r>
+      <w:r>
+        <w:t xml:space="preserve"> </w:t>
+      </w:r>
+      <m:oMath>
+        <m:sSub>
+          <m:e>
+            <m:acc>
+              <m:accPr>
+                <m:chr m:val="‾"/>
+              </m:accPr>
+              <m:e>
+                <m:r>
+                  <m:t>v</m:t>
+                </m:r>
+              </m:e>
+            </m:acc>
+          </m:e>
+          <m:sub>
+            <m:r>
+              <m:t>a</m:t>
+            </m:r>
+          </m:sub>
+        </m:sSub>
+      </m:oMath>
+      <w:r>
+        <w:t xml:space="preserve">) и СКО 0.04 % масс. (сравнение, разд. E). Для Жетыбая и Узеня кривой нет.</w:t>
+      </w:r>
+    </w:p>
+    <w:bookmarkEnd w:id="39"/>
+    <w:bookmarkEnd w:id="40"/>
+    <w:bookmarkStart w:id="41" w:name="перенос-компонентов"/>
     <w:p>
       <w:pPr>
         <w:pStyle w:val="Heading1"/>
@@ -10414,7 +14765,7 @@
             <m:rPr>
               <m:sty m:val="p"/>
             </m:rPr>
-            <m:t>⋅</m:t>
+            <m:t>·</m:t>
           </m:r>
           <m:d>
             <m:dPr>
@@ -11909,8 +16260,8 @@
         <w:t xml:space="preserve">за 100 суток.</w:t>
       </w:r>
     </w:p>
-    <w:bookmarkEnd w:id="38"/>
-    <w:bookmarkStart w:id="41" w:name="осаждение-в-пучке-капилляров"/>
+    <w:bookmarkEnd w:id="41"/>
+    <w:bookmarkStart w:id="44" w:name="осаждение-в-пучке-капилляров"/>
     <w:p>
       <w:pPr>
         <w:pStyle w:val="Heading1"/>
@@ -11919,7 +16270,7 @@
         <w:t xml:space="preserve">6. ОСАЖДЕНИЕ В ПУЧКЕ КАПИЛЛЯРОВ</w:t>
       </w:r>
     </w:p>
-    <w:bookmarkStart w:id="39" w:name="кристаллы-парафина-базовая-модель"/>
+    <w:bookmarkStart w:id="42" w:name="кристаллы-парафина-базовая-модель"/>
     <w:p>
       <w:pPr>
         <w:pStyle w:val="Heading2"/>
@@ -12735,8 +17086,8 @@
         </m:oMath>
       </m:oMathPara>
     </w:p>
-    <w:bookmarkEnd w:id="39"/>
-    <w:bookmarkStart w:id="40" w:name="флокулы-асфальтенов"/>
+    <w:bookmarkEnd w:id="42"/>
+    <w:bookmarkStart w:id="43" w:name="флокулы-асфальтенов"/>
     <w:p>
       <w:pPr>
         <w:pStyle w:val="Heading2"/>
@@ -14673,9 +19024,9 @@
         <w:t xml:space="preserve">в решателе.</w:t>
       </w:r>
     </w:p>
-    <w:bookmarkEnd w:id="40"/>
-    <w:bookmarkEnd w:id="41"/>
-    <w:bookmarkStart w:id="51" w:name="реология-и-гелеобразование"/>
+    <w:bookmarkEnd w:id="43"/>
+    <w:bookmarkEnd w:id="44"/>
+    <w:bookmarkStart w:id="54" w:name="реология-и-гелеобразование"/>
     <w:p>
       <w:pPr>
         <w:pStyle w:val="Heading1"/>
@@ -14684,7 +19035,7 @@
         <w:t xml:space="preserve">7. РЕОЛОГИЯ И ГЕЛЕОБРАЗОВАНИЕ</w:t>
       </w:r>
     </w:p>
-    <w:bookmarkStart w:id="42" w:name="вязкость-суспензии-кристаллов"/>
+    <w:bookmarkStart w:id="45" w:name="вязкость-суспензии-кристаллов"/>
     <w:p>
       <w:pPr>
         <w:pStyle w:val="Heading2"/>
@@ -14927,7 +19278,7 @@
             <m:rPr>
               <m:sty m:val="p"/>
             </m:rPr>
-            <m:t>⋅</m:t>
+            <m:t>·</m:t>
           </m:r>
           <m:sSup>
             <m:e>
@@ -15001,7 +19352,7 @@
           <m:rPr>
             <m:sty m:val="p"/>
           </m:rPr>
-          <m:t>∼</m:t>
+          <m:t>~</m:t>
         </m:r>
         <m:r>
           <m:t>1</m:t>
@@ -15073,7 +19424,7 @@
           <m:rPr>
             <m:sty m:val="p"/>
           </m:rPr>
-          <m:t>⋅</m:t>
+          <m:t>·</m:t>
         </m:r>
         <m:sSup>
           <m:e>
@@ -15477,8 +19828,8 @@
         <w:t xml:space="preserve">.</w:t>
       </w:r>
     </w:p>
-    <w:bookmarkEnd w:id="42"/>
-    <w:bookmarkStart w:id="43" w:name="предел-текучести"/>
+    <w:bookmarkEnd w:id="45"/>
+    <w:bookmarkStart w:id="46" w:name="предел-текучести"/>
     <w:p>
       <w:pPr>
         <w:pStyle w:val="Heading2"/>
@@ -16042,8 +20393,8 @@
         </m:oMath>
       </m:oMathPara>
     </w:p>
-    <w:bookmarkEnd w:id="43"/>
-    <w:bookmarkStart w:id="50" w:name="Xfab40c54b6935f68f91c4f2d7f0c4592fba2bc6"/>
+    <w:bookmarkEnd w:id="46"/>
+    <w:bookmarkStart w:id="53" w:name="Xfab40c54b6935f68f91c4f2d7f0c4592fba2bc6"/>
     <w:p>
       <w:pPr>
         <w:pStyle w:val="Heading2"/>
@@ -17187,18 +21538,18 @@
           <wp:inline>
             <wp:extent cx="4912028" cy="2959163"/>
             <wp:effectExtent b="0" l="0" r="0" t="0"/>
-            <wp:docPr descr="" title="" id="45" name="Picture"/>
+            <wp:docPr descr="" title="" id="48" name="Picture"/>
             <a:graphic>
               <a:graphicData uri="http://schemas.openxmlformats.org/drawingml/2006/picture">
                 <pic:pic>
                   <pic:nvPicPr>
-                    <pic:cNvPr descr="figures/fig06_viscosity.png" id="46" name="Picture"/>
+                    <pic:cNvPr descr="figures/fig06_viscosity.png" id="49" name="Picture"/>
                     <pic:cNvPicPr>
                       <a:picLocks noChangeArrowheads="1" noChangeAspect="1"/>
                     </pic:cNvPicPr>
                   </pic:nvPicPr>
                   <pic:blipFill>
-                    <a:blip r:embed="rId44"/>
+                    <a:blip r:embed="rId47"/>
                     <a:stretch>
                       <a:fillRect/>
                     </a:stretch>
@@ -17328,18 +21679,18 @@
           <wp:inline>
             <wp:extent cx="6108700" cy="2090224"/>
             <wp:effectExtent b="0" l="0" r="0" t="0"/>
-            <wp:docPr descr="" title="" id="48" name="Picture"/>
+            <wp:docPr descr="" title="" id="51" name="Picture"/>
             <a:graphic>
               <a:graphicData uri="http://schemas.openxmlformats.org/drawingml/2006/picture">
                 <pic:pic>
                   <pic:nvPicPr>
-                    <pic:cNvPr descr="figures/fig07_gel.png" id="49" name="Picture"/>
+                    <pic:cNvPr descr="figures/fig07_gel.png" id="52" name="Picture"/>
                     <pic:cNvPicPr>
                       <a:picLocks noChangeArrowheads="1" noChangeAspect="1"/>
                     </pic:cNvPicPr>
                   </pic:nvPicPr>
                   <pic:blipFill>
-                    <a:blip r:embed="rId47"/>
+                    <a:blip r:embed="rId50"/>
                     <a:stretch>
                       <a:fillRect/>
                     </a:stretch>
@@ -17374,9 +21725,9 @@
         <w:t xml:space="preserve">Рис. 7. Предел текучести (32), восстановленный из вязкости Li et al. (точки); множитель Букингема–Райнера (34); подвижность пучка (35) с начальным распределением пор.</w:t>
       </w:r>
     </w:p>
-    <w:bookmarkEnd w:id="50"/>
-    <w:bookmarkEnd w:id="51"/>
-    <w:bookmarkStart w:id="52" w:name="уравнение-энергии"/>
+    <w:bookmarkEnd w:id="53"/>
+    <w:bookmarkEnd w:id="54"/>
+    <w:bookmarkStart w:id="55" w:name="уравнение-энергии"/>
     <w:p>
       <w:pPr>
         <w:pStyle w:val="Heading1"/>
@@ -17939,8 +22290,8 @@
         <w:t xml:space="preserve">Растворенный парафин переносит скрытую теплоту с потоком нефти и выносит ее скважиной. Осадок асфальтенов в теплоемкости породы учитывается как парафин — пренебрежимо при их доле менее 1 %.</w:t>
       </w:r>
     </w:p>
-    <w:bookmarkEnd w:id="52"/>
-    <w:bookmarkStart w:id="53" w:name="алгоритм-шага-по-времени"/>
+    <w:bookmarkEnd w:id="55"/>
+    <w:bookmarkStart w:id="56" w:name="алгоритм-шага-по-времени"/>
     <w:p>
       <w:pPr>
         <w:pStyle w:val="Heading1"/>
@@ -18462,8 +22813,8 @@
         <w:t xml:space="preserve">Все новые механизмы — ветви на константах модуля, которые numba выбрасывает при компиляции. С выключенными флагами машинный код цикла по граням и шага совпадает с прежним: A/B-замер скорости дает 3.36 и 3.39 мс на шаг на сетке 75×75, разница в пределах шума.</w:t>
       </w:r>
     </w:p>
-    <w:bookmarkEnd w:id="53"/>
-    <w:bookmarkStart w:id="54" w:name="калибровка-по-опубликованным-данным"/>
+    <w:bookmarkEnd w:id="56"/>
+    <w:bookmarkStart w:id="57" w:name="калибровка-по-опубликованным-данным"/>
     <w:p>
       <w:pPr>
         <w:pStyle w:val="Heading1"/>
@@ -20047,8 +24398,8 @@
         <w:t xml:space="preserve">.</w:t>
       </w:r>
     </w:p>
-    <w:bookmarkEnd w:id="54"/>
-    <w:bookmarkStart w:id="61" w:name="демонстрационный-расчет"/>
+    <w:bookmarkEnd w:id="57"/>
+    <w:bookmarkStart w:id="64" w:name="демонстрационный-расчет"/>
     <w:p>
       <w:pPr>
         <w:pStyle w:val="Heading1"/>
@@ -20901,18 +25252,18 @@
           <wp:inline>
             <wp:extent cx="6108700" cy="4209356"/>
             <wp:effectExtent b="0" l="0" r="0" t="0"/>
-            <wp:docPr descr="" title="" id="56" name="Picture"/>
+            <wp:docPr descr="" title="" id="59" name="Picture"/>
             <a:graphic>
               <a:graphicData uri="http://schemas.openxmlformats.org/drawingml/2006/picture">
                 <pic:pic>
                   <pic:nvPicPr>
-                    <pic:cNvPr descr="figures/fig08_demo_maps.png" id="57" name="Picture"/>
+                    <pic:cNvPr descr="figures/fig08_demo_maps.png" id="60" name="Picture"/>
                     <pic:cNvPicPr>
                       <a:picLocks noChangeArrowheads="1" noChangeAspect="1"/>
                     </pic:cNvPicPr>
                   </pic:nvPicPr>
                   <pic:blipFill>
-                    <a:blip r:embed="rId55"/>
+                    <a:blip r:embed="rId58"/>
                     <a:stretch>
                       <a:fillRect/>
                     </a:stretch>
@@ -20974,18 +25325,18 @@
           <wp:inline>
             <wp:extent cx="6108700" cy="2458082"/>
             <wp:effectExtent b="0" l="0" r="0" t="0"/>
-            <wp:docPr descr="" title="" id="59" name="Picture"/>
+            <wp:docPr descr="" title="" id="62" name="Picture"/>
             <a:graphic>
               <a:graphicData uri="http://schemas.openxmlformats.org/drawingml/2006/picture">
                 <pic:pic>
                   <pic:nvPicPr>
-                    <pic:cNvPr descr="figures/fig09_demo_totals.png" id="60" name="Picture"/>
+                    <pic:cNvPr descr="figures/fig09_demo_totals.png" id="63" name="Picture"/>
                     <pic:cNvPicPr>
                       <a:picLocks noChangeArrowheads="1" noChangeAspect="1"/>
                     </pic:cNvPicPr>
                   </pic:nvPicPr>
                   <pic:blipFill>
-                    <a:blip r:embed="rId58"/>
+                    <a:blip r:embed="rId61"/>
                     <a:stretch>
                       <a:fillRect/>
                     </a:stretch>
@@ -21020,8 +25371,8 @@
         <w:t xml:space="preserve">Рис. 9. КИН пяти вариантов (слева) и масса отложений в пласте в полной модели (справа).</w:t>
       </w:r>
     </w:p>
-    <w:bookmarkEnd w:id="61"/>
-    <w:bookmarkStart w:id="62" w:name="ограничения-и-направления-развития"/>
+    <w:bookmarkEnd w:id="64"/>
+    <w:bookmarkStart w:id="65" w:name="ограничения-и-направления-развития"/>
     <w:p>
       <w:pPr>
         <w:pStyle w:val="Heading1"/>
@@ -21092,42 +25443,31 @@
         </m:sSub>
       </m:oMath>
       <w:r>
-        <w:t xml:space="preserve">), но не газовую фазу. Следующий шаг — трехфазная black-oil постановка с</w:t>
-      </w:r>
-      <w:r>
-        <w:t xml:space="preserve"> </w:t>
-      </w:r>
-      <m:oMath>
-        <m:sSub>
-          <m:e>
-            <m:r>
-              <m:t>R</m:t>
-            </m:r>
-          </m:e>
-          <m:sub>
-            <m:r>
-              <m:t>s</m:t>
-            </m:r>
-          </m:sub>
-        </m:sSub>
-        <m:r>
-          <m:rPr>
-            <m:sty m:val="p"/>
-          </m:rPr>
-          <m:t>(</m:t>
-        </m:r>
-        <m:r>
-          <m:t>P</m:t>
-        </m:r>
-        <m:r>
-          <m:rPr>
-            <m:sty m:val="p"/>
-          </m:rPr>
-          <m:t>)</m:t>
-        </m:r>
-      </m:oMath>
-      <w:r>
-        <w:t xml:space="preserve">.</w:t>
+        <w:t xml:space="preserve">), но не газовую фазу. В варианте</w:t>
+      </w:r>
+      <w:r>
+        <w:t xml:space="preserve"> </w:t>
+      </w:r>
+      <w:r>
+        <w:rPr>
+          <w:rStyle w:val="VerbatimChar"/>
+        </w:rPr>
+        <w:t xml:space="preserve">wax_eos</w:t>
+      </w:r>
+      <w:r>
+        <w:t xml:space="preserve"> </w:t>
+      </w:r>
+      <w:r>
+        <w:t xml:space="preserve">объем газа, который выделился бы, выгружается как диагностика (разд. 3.4), а PVT-таблицы по уравнению состояния (</w:t>
+      </w:r>
+      <w:r>
+        <w:rPr>
+          <w:rStyle w:val="VerbatimChar"/>
+        </w:rPr>
+        <w:t xml:space="preserve">thermo/pvt.py</w:t>
+      </w:r>
+      <w:r>
+        <w:t xml:space="preserve">) готовы для трехфазной black-oil постановки — следующего шага.</w:t>
       </w:r>
     </w:p>
     <w:p>
@@ -21216,7 +25556,19 @@
         <w:t xml:space="preserve">experiments/calibrate.py</w:t>
       </w:r>
       <w:r>
-        <w:t xml:space="preserve">). Строгая альтернатива — коэффициенты активности (Won, 1986; Coutinho, Stenby, 1996) или уравнение состояния PC-SAFT (обзор, разд. 1.6).</w:t>
+        <w:t xml:space="preserve">). Вариант на уравнении Пенга–Робинсона (разд. 3.4, флаг</w:t>
+      </w:r>
+      <w:r>
+        <w:t xml:space="preserve"> </w:t>
+      </w:r>
+      <w:r>
+        <w:rPr>
+          <w:rStyle w:val="VerbatimChar"/>
+        </w:rPr>
+        <w:t xml:space="preserve">wax_eos</w:t>
+      </w:r>
+      <w:r>
+        <w:t xml:space="preserve">) их не заменяет: с калориметрическими свойствами он завышает WAT нефти Жетыбая на 18–26 °C, в том числе с твердо-твердым переходом и твердым раствором UNIQUAC (пп. 9–10). Остается уравнение состояния PC-SAFT (обзор, разд. 1.6) и, главное, хроматограмма н-алканов нефти.</w:t>
       </w:r>
     </w:p>
     <w:p>
@@ -21542,8 +25894,638 @@
         <w:t xml:space="preserve">. Скорость осаждения и накопленный осадок от шага не зависят (образовавшееся оседает на следующем шаге), а доля флокул в нефти — зависит. В демонстрационном расчете с гелем шаг меняется, и доля флокул у добывающей скважины скачет между уровнями 0.7, 1.5 и 2.2 ppm; без геля шаг ровный, и она гладкая. Сама эта доля — миллионные доли, на осадок и проницаемость она не влияет.</w:t>
       </w:r>
     </w:p>
-    <w:bookmarkEnd w:id="62"/>
-    <w:bookmarkStart w:id="63" w:name="список-литературы"/>
+    <w:p>
+      <w:pPr>
+        <w:pStyle w:val="Compact"/>
+        <w:numPr>
+          <w:ilvl w:val="0"/>
+          <w:numId w:val="1006"/>
+        </w:numPr>
+      </w:pPr>
+      <w:r>
+        <w:rPr>
+          <w:b/>
+          <w:bCs/>
+        </w:rPr>
+        <w:t xml:space="preserve">Твердо-твердый переход и теплоемкость плавления в законе растворимости — реализовано.</w:t>
+      </w:r>
+      <w:r>
+        <w:t xml:space="preserve"> </w:t>
+      </w:r>
+      <w:r>
+        <w:t xml:space="preserve">Переход в ротаторную фазу</w:t>
+      </w:r>
+      <w:r>
+        <w:t xml:space="preserve"> </w:t>
+      </w:r>
+      <m:oMath>
+        <m:r>
+          <m:rPr>
+            <m:sty m:val="p"/>
+          </m:rPr>
+          <m:t>Δ</m:t>
+        </m:r>
+        <m:sSub>
+          <m:e>
+            <m:r>
+              <m:t>H</m:t>
+            </m:r>
+          </m:e>
+          <m:sub>
+            <m:r>
+              <m:t>t</m:t>
+            </m:r>
+            <m:r>
+              <m:t>r</m:t>
+            </m:r>
+          </m:sub>
+        </m:sSub>
+        <m:r>
+          <m:rPr>
+            <m:sty m:val="p"/>
+          </m:rPr>
+          <m:t>(</m:t>
+        </m:r>
+        <m:r>
+          <m:t>1</m:t>
+        </m:r>
+        <m:r>
+          <m:rPr>
+            <m:sty m:val="p"/>
+          </m:rPr>
+          <m:t>−</m:t>
+        </m:r>
+        <m:r>
+          <m:t>T</m:t>
+        </m:r>
+        <m:r>
+          <m:rPr>
+            <m:sty m:val="p"/>
+          </m:rPr>
+          <m:t>/</m:t>
+        </m:r>
+        <m:sSub>
+          <m:e>
+            <m:r>
+              <m:t>T</m:t>
+            </m:r>
+          </m:e>
+          <m:sub>
+            <m:r>
+              <m:t>t</m:t>
+            </m:r>
+            <m:r>
+              <m:t>r</m:t>
+            </m:r>
+          </m:sub>
+        </m:sSub>
+        <m:r>
+          <m:rPr>
+            <m:sty m:val="p"/>
+          </m:rPr>
+          <m:t>)</m:t>
+        </m:r>
+        <m:r>
+          <m:rPr>
+            <m:sty m:val="p"/>
+          </m:rPr>
+          <m:t>/</m:t>
+        </m:r>
+        <m:r>
+          <m:t>R</m:t>
+        </m:r>
+        <m:r>
+          <m:t>T</m:t>
+        </m:r>
+      </m:oMath>
+      <w:r>
+        <w:t xml:space="preserve"> </w:t>
+      </w:r>
+      <w:r>
+        <w:t xml:space="preserve">и член с</w:t>
+      </w:r>
+      <w:r>
+        <w:t xml:space="preserve"> </w:t>
+      </w:r>
+      <m:oMath>
+        <m:r>
+          <m:rPr>
+            <m:sty m:val="p"/>
+          </m:rPr>
+          <m:t>Δ</m:t>
+        </m:r>
+        <m:sSub>
+          <m:e>
+            <m:r>
+              <m:t>C</m:t>
+            </m:r>
+          </m:e>
+          <m:sub>
+            <m:r>
+              <m:t>p</m:t>
+            </m:r>
+          </m:sub>
+        </m:sSub>
+      </m:oMath>
+      <w:r>
+        <w:t xml:space="preserve"> </w:t>
+      </w:r>
+      <w:r>
+        <w:t xml:space="preserve">добавлены в</w:t>
+      </w:r>
+      <w:r>
+        <w:t xml:space="preserve"> </w:t>
+      </w:r>
+      <w:r>
+        <w:rPr>
+          <w:rStyle w:val="VerbatimChar"/>
+        </w:rPr>
+        <w:t xml:space="preserve">solids.fusion_ln_ratio</w:t>
+      </w:r>
+      <w:r>
+        <w:t xml:space="preserve">, корреляции</w:t>
+      </w:r>
+      <w:r>
+        <w:t xml:space="preserve"> </w:t>
+      </w:r>
+      <m:oMath>
+        <m:sSub>
+          <m:e>
+            <m:r>
+              <m:t>T</m:t>
+            </m:r>
+          </m:e>
+          <m:sub>
+            <m:r>
+              <m:t>m</m:t>
+            </m:r>
+          </m:sub>
+        </m:sSub>
+      </m:oMath>
+      <w:r>
+        <w:t xml:space="preserve">,</w:t>
+      </w:r>
+      <w:r>
+        <w:t xml:space="preserve"> </w:t>
+      </w:r>
+      <m:oMath>
+        <m:sSub>
+          <m:e>
+            <m:r>
+              <m:t>T</m:t>
+            </m:r>
+          </m:e>
+          <m:sub>
+            <m:r>
+              <m:t>t</m:t>
+            </m:r>
+            <m:r>
+              <m:t>r</m:t>
+            </m:r>
+          </m:sub>
+        </m:sSub>
+      </m:oMath>
+      <w:r>
+        <w:t xml:space="preserve">,</w:t>
+      </w:r>
+      <w:r>
+        <w:t xml:space="preserve"> </w:t>
+      </w:r>
+      <m:oMath>
+        <m:r>
+          <m:rPr>
+            <m:sty m:val="p"/>
+          </m:rPr>
+          <m:t>Δ</m:t>
+        </m:r>
+        <m:sSub>
+          <m:e>
+            <m:r>
+              <m:t>H</m:t>
+            </m:r>
+          </m:e>
+          <m:sub>
+            <m:r>
+              <m:t>m</m:t>
+            </m:r>
+          </m:sub>
+        </m:sSub>
+      </m:oMath>
+      <w:r>
+        <w:t xml:space="preserve">,</w:t>
+      </w:r>
+      <w:r>
+        <w:t xml:space="preserve"> </w:t>
+      </w:r>
+      <m:oMath>
+        <m:r>
+          <m:rPr>
+            <m:sty m:val="p"/>
+          </m:rPr>
+          <m:t>Δ</m:t>
+        </m:r>
+        <m:sSub>
+          <m:e>
+            <m:r>
+              <m:t>H</m:t>
+            </m:r>
+          </m:e>
+          <m:sub>
+            <m:r>
+              <m:t>t</m:t>
+            </m:r>
+            <m:r>
+              <m:t>r</m:t>
+            </m:r>
+          </m:sub>
+        </m:sSub>
+      </m:oMath>
+      <w:r>
+        <w:t xml:space="preserve"> </w:t>
+      </w:r>
+      <w:r>
+        <w:t xml:space="preserve">н-алканов — по Coutinho et al. (2002; в приложении статьи подписи формул (A4) и (A6) перепутаны, сверено с Broadhurst, 1962), в таблицы варианта</w:t>
+      </w:r>
+      <w:r>
+        <w:t xml:space="preserve"> </w:t>
+      </w:r>
+      <w:r>
+        <w:rPr>
+          <w:rStyle w:val="VerbatimChar"/>
+        </w:rPr>
+        <w:t xml:space="preserve">wax_eos</w:t>
+      </w:r>
+      <w:r>
+        <w:t xml:space="preserve"> </w:t>
+      </w:r>
+      <w:r>
+        <w:t xml:space="preserve">— константой</w:t>
+      </w:r>
+      <w:r>
+        <w:t xml:space="preserve"> </w:t>
+      </w:r>
+      <w:r>
+        <w:rPr>
+          <w:rStyle w:val="VerbatimChar"/>
+        </w:rPr>
+        <w:t xml:space="preserve">eos_melting = 'coutinho'</w:t>
+      </w:r>
+      <w:r>
+        <w:t xml:space="preserve">. На синтетических смесях переход сокращает занижение WDT с 7.7–10.4 до 2.5–4.6 °C и СКО доли твердого с 6.7–8.8 до 5.4–6.7 % масс.;</w:t>
+      </w:r>
+      <w:r>
+        <w:t xml:space="preserve"> </w:t>
+      </w:r>
+      <m:oMath>
+        <m:r>
+          <m:rPr>
+            <m:sty m:val="p"/>
+          </m:rPr>
+          <m:t>Δ</m:t>
+        </m:r>
+        <m:sSub>
+          <m:e>
+            <m:r>
+              <m:t>C</m:t>
+            </m:r>
+          </m:e>
+          <m:sub>
+            <m:r>
+              <m:t>p</m:t>
+            </m:r>
+          </m:sub>
+        </m:sSub>
+      </m:oMath>
+      <w:r>
+        <w:t xml:space="preserve"> </w:t>
+      </w:r>
+      <w:r>
+        <w:t xml:space="preserve">по Pedersen et al. (1991) поверх перехода ухудшает WDT (−4.8…−7.6 °C) — корреляция получена для модели без перехода, — поэтому в таблицы не идет. На нефти Жетыбая переход WAT повышает (71 °C против 68 °C у Won).</w:t>
+      </w:r>
+    </w:p>
+    <w:p>
+      <w:pPr>
+        <w:pStyle w:val="Compact"/>
+        <w:numPr>
+          <w:ilvl w:val="0"/>
+          <w:numId w:val="1006"/>
+        </w:numPr>
+      </w:pPr>
+      <w:r>
+        <w:rPr>
+          <w:b/>
+          <w:bCs/>
+        </w:rPr>
+        <w:t xml:space="preserve">Твердый раствор вместо чистых твердых фаз — реализовано для сравнения.</w:t>
+      </w:r>
+      <w:r>
+        <w:t xml:space="preserve"> </w:t>
+      </w:r>
+      <w:r>
+        <w:t xml:space="preserve">Предсказательный UNIQUAC (Coutinho et al., 2006) с жидкостью по (11а),</w:t>
+      </w:r>
+      <w:r>
+        <w:t xml:space="preserve"> </w:t>
+      </w:r>
+      <w:r>
+        <w:rPr>
+          <w:rStyle w:val="VerbatimChar"/>
+        </w:rPr>
+        <w:t xml:space="preserve">solids.UniquacSolidWax</w:t>
+      </w:r>
+      <w:r>
+        <w:t xml:space="preserve">, без подбора описывает синтетические смеси на уровне лучшей модели da Silva et al. (2017): WDT −0.4…+0.8 °C (у авторов +1.0…+2.2), СКО доли твердого 0.5–3.9 % масс. Хуже — бимодальные смеси с глубоким провалом (Bim 9, Bim 13): в них возможно расслоение на несколько твердых растворов, а модель допускает один (расширение — многофазный твердый раствор). На нефти Жетыбая UNIQUAC дает СКО 4.1 % масс., а с подобранным распределением н-алканов — 3.2 % против 0.38 % у эффективной модели, поэтому к ядрам не подключен: нужна хроматограмма н-алканов, и доля «парафина» калориметрии включает изо- и циклоалканы.</w:t>
+      </w:r>
+    </w:p>
+    <w:p>
+      <w:pPr>
+        <w:pStyle w:val="Compact"/>
+        <w:numPr>
+          <w:ilvl w:val="0"/>
+          <w:numId w:val="1006"/>
+        </w:numPr>
+      </w:pPr>
+      <w:r>
+        <w:rPr>
+          <w:b/>
+          <w:bCs/>
+        </w:rPr>
+        <w:t xml:space="preserve">Свободный газ из того же уравнения состояния — PVT-таблицы реализованы.</w:t>
+      </w:r>
+      <w:r>
+        <w:t xml:space="preserve"> </w:t>
+      </w:r>
+      <m:oMath>
+        <m:sSub>
+          <m:e>
+            <m:r>
+              <m:t>R</m:t>
+            </m:r>
+          </m:e>
+          <m:sub>
+            <m:r>
+              <m:t>s</m:t>
+            </m:r>
+          </m:sub>
+        </m:sSub>
+        <m:r>
+          <m:rPr>
+            <m:sty m:val="p"/>
+          </m:rPr>
+          <m:t>(</m:t>
+        </m:r>
+        <m:r>
+          <m:t>T</m:t>
+        </m:r>
+        <m:r>
+          <m:rPr>
+            <m:sty m:val="p"/>
+          </m:rPr>
+          <m:t>,</m:t>
+        </m:r>
+        <m:r>
+          <m:t>P</m:t>
+        </m:r>
+        <m:r>
+          <m:rPr>
+            <m:sty m:val="p"/>
+          </m:rPr>
+          <m:t>)</m:t>
+        </m:r>
+      </m:oMath>
+      <w:r>
+        <w:t xml:space="preserve">,</w:t>
+      </w:r>
+      <w:r>
+        <w:t xml:space="preserve"> </w:t>
+      </w:r>
+      <m:oMath>
+        <m:sSub>
+          <m:e>
+            <m:r>
+              <m:t>B</m:t>
+            </m:r>
+          </m:e>
+          <m:sub>
+            <m:r>
+              <m:t>o</m:t>
+            </m:r>
+          </m:sub>
+        </m:sSub>
+      </m:oMath>
+      <w:r>
+        <w:t xml:space="preserve">,</w:t>
+      </w:r>
+      <w:r>
+        <w:t xml:space="preserve"> </w:t>
+      </w:r>
+      <m:oMath>
+        <m:sSub>
+          <m:e>
+            <m:r>
+              <m:t>B</m:t>
+            </m:r>
+          </m:e>
+          <m:sub>
+            <m:r>
+              <m:t>g</m:t>
+            </m:r>
+          </m:sub>
+        </m:sSub>
+      </m:oMath>
+      <w:r>
+        <w:t xml:space="preserve">, плотность и вязкость газа (Lee et al., 1966) —</w:t>
+      </w:r>
+      <w:r>
+        <w:t xml:space="preserve"> </w:t>
+      </w:r>
+      <w:r>
+        <w:rPr>
+          <w:rStyle w:val="VerbatimChar"/>
+        </w:rPr>
+        <w:t xml:space="preserve">thermo/pvt.py</w:t>
+      </w:r>
+      <w:r>
+        <w:t xml:space="preserve">, объем выделившегося газа — поле</w:t>
+      </w:r>
+      <w:r>
+        <w:t xml:space="preserve"> </w:t>
+      </w:r>
+      <w:r>
+        <w:t xml:space="preserve">‘Free gas’</w:t>
+      </w:r>
+      <w:r>
+        <w:t xml:space="preserve"> </w:t>
+      </w:r>
+      <w:r>
+        <w:t xml:space="preserve">выгрузки; уравнения фильтрации не меняются. Линейный закон (12) отличается от</w:t>
+      </w:r>
+      <w:r>
+        <w:t xml:space="preserve"> </w:t>
+      </w:r>
+      <m:oMath>
+        <m:sSub>
+          <m:e>
+            <m:r>
+              <m:t>R</m:t>
+            </m:r>
+          </m:e>
+          <m:sub>
+            <m:r>
+              <m:t>s</m:t>
+            </m:r>
+          </m:sub>
+        </m:sSub>
+      </m:oMath>
+      <w:r>
+        <w:t xml:space="preserve"> </w:t>
+      </w:r>
+      <w:r>
+        <w:t xml:space="preserve">по уравнению состояния не больше чем на 14 %. Следующий шаг — трехфазная постановка (п. 1), где эти таблицы дадут согласованные по газу термодинамику и фильтрацию.</w:t>
+      </w:r>
+    </w:p>
+    <w:p>
+      <w:pPr>
+        <w:pStyle w:val="Compact"/>
+        <w:numPr>
+          <w:ilvl w:val="0"/>
+          <w:numId w:val="1006"/>
+        </w:numPr>
+      </w:pPr>
+      <w:r>
+        <w:rPr>
+          <w:b/>
+          <w:bCs/>
+        </w:rPr>
+        <w:t xml:space="preserve">Растворимость асфальтенов: калибровка по количеству — реализовано; по температуре — нет.</w:t>
+      </w:r>
+      <w:r>
+        <w:t xml:space="preserve"> </w:t>
+      </w:r>
+      <w:r>
+        <w:t xml:space="preserve">Кривая количества выпавших асфальтенов</w:t>
+      </w:r>
+      <w:r>
+        <w:t xml:space="preserve"> </w:t>
+      </w:r>
+      <w:r>
+        <w:rPr>
+          <w:rStyle w:val="VerbatimChar"/>
+        </w:rPr>
+        <w:t xml:space="preserve">asph_curve</w:t>
+      </w:r>
+      <w:r>
+        <w:t xml:space="preserve"> </w:t>
+      </w:r>
+      <w:r>
+        <w:t xml:space="preserve">(разд. 4.6) задает</w:t>
+      </w:r>
+      <w:r>
+        <w:t xml:space="preserve"> </w:t>
+      </w:r>
+      <m:oMath>
+        <m:sSub>
+          <m:e>
+            <m:r>
+              <m:t>V</m:t>
+            </m:r>
+          </m:e>
+          <m:sub>
+            <m:r>
+              <m:t>s</m:t>
+            </m:r>
+          </m:sub>
+        </m:sSub>
+      </m:oMath>
+      <w:r>
+        <w:t xml:space="preserve"> </w:t>
+      </w:r>
+      <w:r>
+        <w:t xml:space="preserve">и</w:t>
+      </w:r>
+      <w:r>
+        <w:t xml:space="preserve"> </w:t>
+      </w:r>
+      <m:oMath>
+        <m:sSub>
+          <m:e>
+            <m:r>
+              <m:t>k</m:t>
+            </m:r>
+          </m:e>
+          <m:sub>
+            <m:r>
+              <m:t>i</m:t>
+            </m:r>
+            <m:r>
+              <m:t>j</m:t>
+            </m:r>
+          </m:sub>
+        </m:sSub>
+      </m:oMath>
+      <w:r>
+        <w:t xml:space="preserve"> </w:t>
+      </w:r>
+      <w:r>
+        <w:t xml:space="preserve">асфальтены–газ у Nghiem или</w:t>
+      </w:r>
+      <w:r>
+        <w:t xml:space="preserve"> </w:t>
+      </w:r>
+      <m:oMath>
+        <m:sSub>
+          <m:e>
+            <m:r>
+              <m:t>v</m:t>
+            </m:r>
+          </m:e>
+          <m:sub>
+            <m:r>
+              <m:t>a</m:t>
+            </m:r>
+          </m:sub>
+        </m:sSub>
+      </m:oMath>
+      <w:r>
+        <w:t xml:space="preserve"> </w:t>
+      </w:r>
+      <w:r>
+        <w:t xml:space="preserve">у Hirschberg; на опыте Tabzar et al. (2018) СКО 0.04 % масс. против 10.1 при калибровке по одной точке. Опорная летучесть</w:t>
+      </w:r>
+      <w:r>
+        <w:t xml:space="preserve"> </w:t>
+      </w:r>
+      <m:oMath>
+        <m:sSubSup>
+          <m:e>
+            <m:r>
+              <m:t>f</m:t>
+            </m:r>
+          </m:e>
+          <m:sub>
+            <m:r>
+              <m:t>s</m:t>
+            </m:r>
+          </m:sub>
+          <m:sup>
+            <m:r>
+              <m:rPr>
+                <m:sty m:val="p"/>
+              </m:rPr>
+              <m:t>*</m:t>
+            </m:r>
+          </m:sup>
+        </m:sSubSup>
+      </m:oMath>
+      <w:r>
+        <w:t xml:space="preserve"> </w:t>
+      </w:r>
+      <w:r>
+        <w:t xml:space="preserve">модели Nghiem по-прежнему не зависит от температуры; для неизотермического расчета ее надо калибровать по давлению начала осаждения хотя бы при двух температурах. Физически более полная альтернатива — PC-SAFT с ассоциацией асфальтенов (обзор, разд. 1.6, 5.3).</w:t>
+      </w:r>
+    </w:p>
+    <w:bookmarkEnd w:id="65"/>
+    <w:bookmarkStart w:id="66" w:name="список-литературы"/>
     <w:p>
       <w:pPr>
         <w:pStyle w:val="Heading1"/>
@@ -21578,7 +26560,7 @@
         <w:rPr>
           <w:rStyle w:val="VerbatimChar"/>
         </w:rPr>
-        <w:t xml:space="preserve">resources/литература/{состав_нефти, давление_WAT, асфальтены, реология_гель}</w:t>
+        <w:t xml:space="preserve">resources/литература/{состав_нефти, давление_WAT, асфальтены, реология_гель, уравнение_состояния}</w:t>
       </w:r>
       <w:r>
         <w:t xml:space="preserve">.</w:t>
@@ -21641,7 +26623,7 @@
         </w:numPr>
       </w:pPr>
       <w:r>
-        <w:t xml:space="preserve">Chevalier T. et al. Darcy’s law for yield stress fluid flowing through a porous medium // J. Non-Newton. Fluid Mech. 2013. V. 195. P. 57–66.</w:t>
+        <w:t xml:space="preserve">Burke N.E., Hobbs R.E., Kashou S.F. Measurement and modeling of asphaltene precipitation // J. Pet. Technol. 1990. V. 42. P. 1440–1446.</w:t>
       </w:r>
     </w:p>
     <w:p>
@@ -21653,7 +26635,7 @@
         </w:numPr>
       </w:pPr>
       <w:r>
-        <w:t xml:space="preserve">Darabi H., Shirdel M., Kalaei M.H., Sepehrnoori K. Aspects of modeling asphaltene deposition in a compositional coupled wellbore/reservoir simulator // SPE 169121. 2014.</w:t>
+        <w:t xml:space="preserve">Chevalier T. et al. Darcy’s law for yield stress fluid flowing through a porous medium // J. Non-Newton. Fluid Mech. 2013. V. 195. P. 57–66.</w:t>
       </w:r>
     </w:p>
     <w:p>
@@ -21665,7 +26647,7 @@
         </w:numPr>
       </w:pPr>
       <w:r>
-        <w:t xml:space="preserve">Dimitriou C.J., McKinley G.H. A comprehensive constitutive law for waxy crude oil: a thixotropic yield stress fluid // Soft Matter. 2014. V. 10. P. 6619–6644.</w:t>
+        <w:t xml:space="preserve">Coutinho J.A.P., Edmonds B., Moorwood T., Szczepanski R., Zhang X. Reliable wax predictions for flow assurance // SPE 78324. 2002. [OA]</w:t>
       </w:r>
     </w:p>
     <w:p>
@@ -21677,7 +26659,7 @@
         </w:numPr>
       </w:pPr>
       <w:r>
-        <w:t xml:space="preserve">Hirschberg A., deJong L.N.J., Schipper B.A., Meijer J.G. Influence of temperature and pressure on asphaltene flocculation // SPE J. 1984. V. 24. P. 283–293.</w:t>
+        <w:t xml:space="preserve">Coutinho J.A.P., Mirante F., Pauly J. A new predictive UNIQUAC for modeling of wax formation in hydrocarbon fluids // Fluid Phase Equilib. 2006. V. 247. P. 8–17.</w:t>
       </w:r>
     </w:p>
     <w:p>
@@ -21689,7 +26671,7 @@
         </w:numPr>
       </w:pPr>
       <w:r>
-        <w:t xml:space="preserve">Katz D.L., Firoozabadi A. Predicting phase behavior of condensate/crude-oil systems using methane interaction coefficients // J. Pet. Technol. 1978. V. 30. P. 1649–1655.</w:t>
+        <w:t xml:space="preserve">Coutinho J.A.P., Stenby E.H. Predictive local composition models for solid/liquid equilibrium in n-alkane systems: Wilson equation for multicomponent systems // Ind. Eng. Chem. Res. 1996. V. 35. P. 918–925.</w:t>
       </w:r>
     </w:p>
     <w:p>
@@ -21701,7 +26683,7 @@
         </w:numPr>
       </w:pPr>
       <w:r>
-        <w:t xml:space="preserve">Leontaritis K.J., Mansoori G.A. Asphaltene flocculation during oil production and processing: a thermodynamic colloidal model // SPE 16258. 1987.</w:t>
+        <w:t xml:space="preserve">da Silva V.M., do Carmo R.P., Fleming F.P., Daridon J.-L., Pauly J., Tavares F.W. Paraffin solubility and calorimetric data calculation using Peng-Robinson EoS and modified UNIQUAC models // J. Pet. Sci. Eng. 2017. V. 156. P. 945–957.</w:t>
       </w:r>
     </w:p>
     <w:p>
@@ -21713,7 +26695,7 @@
         </w:numPr>
       </w:pPr>
       <w:r>
-        <w:t xml:space="preserve">Létoffé J.M. et al. Crude oils: characterization of waxes precipitated on cooling by d.s.c. and thermomicroscopy // Fuel. 1995. V. 74. P. 810–817.</w:t>
+        <w:t xml:space="preserve">Darabi H., Shirdel M., Kalaei M.H., Sepehrnoori K. Aspects of modeling asphaltene deposition in a compositional coupled wellbore/reservoir simulator // SPE 169121. 2014.</w:t>
       </w:r>
     </w:p>
     <w:p>
@@ -21725,7 +26707,7 @@
         </w:numPr>
       </w:pPr>
       <w:r>
-        <w:t xml:space="preserve">Li X. et al. Cooling damage characterization and chemical-enhanced oil recovery in low-permeable and high-waxy oil reservoirs // Processes. 2024. V. 12. P. 421. [OA]</w:t>
+        <w:t xml:space="preserve">Dimitriou C.J., McKinley G.H. A comprehensive constitutive law for waxy crude oil: a thixotropic yield stress fluid // Soft Matter. 2014. V. 10. P. 6619–6644.</w:t>
       </w:r>
     </w:p>
     <w:p>
@@ -21737,7 +26719,7 @@
         </w:numPr>
       </w:pPr>
       <w:r>
-        <w:t xml:space="preserve">Lira-Galeana C., Firoozabadi A., Prausnitz J.M. Thermodynamics of wax precipitation in petroleum mixtures // AIChE J. 1996. V. 42. P. 239–248.</w:t>
+        <w:t xml:space="preserve">Hirschberg A., deJong L.N.J., Schipper B.A., Meijer J.G. Influence of temperature and pressure on asphaltene flocculation // SPE J. 1984. V. 24. P. 283–293.</w:t>
       </w:r>
     </w:p>
     <w:p>
@@ -21749,7 +26731,7 @@
         </w:numPr>
       </w:pPr>
       <w:r>
-        <w:t xml:space="preserve">Liu C., De Luca A., Rosso A., Talon L. Darcy’s law for yield stress fluids // Phys. Rev. Lett. 2019. V. 122. 245502. [OA, arXiv:1811.09494]</w:t>
+        <w:t xml:space="preserve">Katz D.L., Firoozabadi A. Predicting phase behavior of condensate/crude-oil systems using methane interaction coefficients // J. Pet. Technol. 1978. V. 30. P. 1649–1655.</w:t>
       </w:r>
     </w:p>
     <w:p>
@@ -21761,7 +26743,7 @@
         </w:numPr>
       </w:pPr>
       <w:r>
-        <w:t xml:space="preserve">Maqbool T., Balgoa A.T., Fogler H.S. Revisiting asphaltene precipitation from crude oils: a case of neglected kinetic effects // Energy Fuels. 2009. V. 23. P. 3681–3686.</w:t>
+        <w:t xml:space="preserve">Kesler M.G., Lee B.I. Improve prediction of enthalpy of fractions // Hydrocarbon Process. 1976. V. 55, № 3. P. 153–158.</w:t>
       </w:r>
     </w:p>
     <w:p>
@@ -21773,7 +26755,7 @@
         </w:numPr>
       </w:pPr>
       <w:r>
-        <w:t xml:space="preserve">Mullins O.C. et al. Advances in asphaltene science and the Yen–Mullins model // Energy Fuels. 2012. V. 26. P. 3986–4003.</w:t>
+        <w:t xml:space="preserve">Lee A.L., Gonzalez M.H., Eakin B.E. The viscosity of natural gases // J. Pet. Technol. 1966. V. 18. P. 997–1000.</w:t>
       </w:r>
     </w:p>
     <w:p>
@@ -21785,7 +26767,7 @@
         </w:numPr>
       </w:pPr>
       <w:r>
-        <w:t xml:space="preserve">Pan H., Firoozabadi A., Fotland P. Pressure and composition effect on wax precipitation: experimental data and model results // SPE Prod. Facil. 1997. V. 12. P. 250–258.</w:t>
+        <w:t xml:space="preserve">Leontaritis K.J., Mansoori G.A. Asphaltene flocculation during oil production and processing: a thermodynamic colloidal model // SPE 16258. 1987.</w:t>
       </w:r>
     </w:p>
     <w:p>
@@ -21797,7 +26779,7 @@
         </w:numPr>
       </w:pPr>
       <w:r>
-        <w:t xml:space="preserve">Pedersen K.S., Skovborg P., Rønningsen H.P. Wax precipitation from North Sea crude oils. 4. Thermodynamic modeling // Energy Fuels. 1991. V. 5. P. 924–932.</w:t>
+        <w:t xml:space="preserve">Li X. et al. Cooling damage characterization and chemical-enhanced oil recovery in low-permeable and high-waxy oil reservoirs // Processes. 2024. V. 12. P. 421. [OA]</w:t>
       </w:r>
     </w:p>
     <w:p>
@@ -21809,7 +26791,7 @@
         </w:numPr>
       </w:pPr>
       <w:r>
-        <w:t xml:space="preserve">Pedersen K.S., Rønningsen H.P. Effect of precipitated wax on viscosity — a model for predicting non-Newtonian viscosity of crude oils // Energy Fuels. 2000. V. 14. P. 43–51.</w:t>
+        <w:t xml:space="preserve">Lira-Galeana C., Firoozabadi A., Prausnitz J.M. Thermodynamics of wax precipitation in petroleum mixtures // AIChE J. 1996. V. 42. P. 239–248.</w:t>
       </w:r>
     </w:p>
     <w:p>
@@ -21821,7 +26803,7 @@
         </w:numPr>
       </w:pPr>
       <w:r>
-        <w:t xml:space="preserve">Sandyga M.S., Struchkov I.A., Rogachev M.K. Formation damage induced by wax deposition: laboratory investigations and modeling // J. Pet. Explor. Prod. Technol. 2020. V. 10. P. 2541–2558. [OA]</w:t>
+        <w:t xml:space="preserve">Liu C., De Luca A., Rosso A., Talon L. Darcy’s law for yield stress fluids // Phys. Rev. Lett. 2019. V. 122. 245502. [OA, arXiv:1811.09494]</w:t>
       </w:r>
     </w:p>
     <w:p>
@@ -21833,7 +26815,7 @@
         </w:numPr>
       </w:pPr>
       <w:r>
-        <w:t xml:space="preserve">Shih W.-H. et al. Scaling behavior of the elastic properties of colloidal gels // Phys. Rev. A. 1990. V. 42. P. 4772–4779.</w:t>
+        <w:t xml:space="preserve">Létoffé J.M. et al. Crude oils: characterization of waxes precipitated on cooling by d.s.c. and thermomicroscopy // Fuel. 1995. V. 74. P. 810–817.</w:t>
       </w:r>
     </w:p>
     <w:p>
@@ -21845,7 +26827,7 @@
         </w:numPr>
       </w:pPr>
       <w:r>
-        <w:t xml:space="preserve">Singh P., Venkatesan R., Fogler H.S., Nagarajan N. Formation and aging of incipient thin film wax-oil gels // AIChE J. 2000. V. 46. P. 1059–1074.</w:t>
+        <w:t xml:space="preserve">Maqbool T., Balgoa A.T., Fogler H.S. Revisiting asphaltene precipitation from crude oils: a case of neglected kinetic effects // Energy Fuels. 2009. V. 23. P. 3681–3686.</w:t>
       </w:r>
     </w:p>
     <w:p>
@@ -21857,7 +26839,7 @@
         </w:numPr>
       </w:pPr>
       <w:r>
-        <w:t xml:space="preserve">Tabzar A. et al. Multiphase flow modeling of asphaltene precipitation and deposition // Oil Gas Sci. Technol. 2018. V. 73. P. 51. [OA]</w:t>
+        <w:t xml:space="preserve">Michelsen M.L. The isothermal flash problem. Part I. Stability // Fluid Phase Equilib. 1982. V. 9. P. 1–19.</w:t>
       </w:r>
     </w:p>
     <w:p>
@@ -21869,7 +26851,7 @@
         </w:numPr>
       </w:pPr>
       <w:r>
-        <w:t xml:space="preserve">Togasheva A. et al. Risk assessment of asphaltene–resin–paraffin deposition during reservoir cooling in the XIII horizon of the Uzen oil field // Eng. 2026. V. 7. P. 184. [OA]</w:t>
+        <w:t xml:space="preserve">Michelsen M.L. The isothermal flash problem. Part II. Phase-split calculation // Fluid Phase Equilib. 1982. V. 9. P. 21–40.</w:t>
       </w:r>
     </w:p>
     <w:p>
@@ -21881,7 +26863,7 @@
         </w:numPr>
       </w:pPr>
       <w:r>
-        <w:t xml:space="preserve">Venkatesan R. et al. The strength of paraffin gels formed under static and flow conditions // Chem. Eng. Sci. 2005. V. 60. P. 3587–3598.</w:t>
+        <w:t xml:space="preserve">Mullins O.C. et al. Advances in asphaltene science and the Yen–Mullins model // Energy Fuels. 2012. V. 26. P. 3986–4003.</w:t>
       </w:r>
     </w:p>
     <w:p>
@@ -21893,7 +26875,7 @@
         </w:numPr>
       </w:pPr>
       <w:r>
-        <w:t xml:space="preserve">Visintin R.F.G. et al. Rheological behavior and structural interpretation of waxy crude oil gels // Langmuir. 2005. V. 21. P. 6240–6249.</w:t>
+        <w:t xml:space="preserve">Nghiem L.X., Hassam M.S., Nutakki R., George A.E.D. Efficient modelling of asphaltene precipitation // SPE 26642. 1993.</w:t>
       </w:r>
     </w:p>
     <w:p>
@@ -21905,7 +26887,7 @@
         </w:numPr>
       </w:pPr>
       <w:r>
-        <w:t xml:space="preserve">Wang J.X., Buckley J.S. A two-component solubility model of the onset of asphaltene flocculation in crude oils // Energy Fuels. 2001. V. 15. P. 1004–1012.</w:t>
+        <w:t xml:space="preserve">Pan H., Firoozabadi A., Fotland P. Pressure and composition effect on wax precipitation: experimental data and model results // SPE Prod. Facil. 1997. V. 12. P. 250–258.</w:t>
       </w:r>
     </w:p>
     <w:p>
@@ -21917,7 +26899,7 @@
         </w:numPr>
       </w:pPr>
       <w:r>
-        <w:t xml:space="preserve">Wang S., Civan F. Productivity decline of vertical and horizontal wells by asphaltene deposition in petroleum reservoirs // SPE 64991. 2001.</w:t>
+        <w:t xml:space="preserve">Pedersen K.S., Rønningsen H.P. Effect of precipitated wax on viscosity — a model for predicting non-Newtonian viscosity of crude oils // Energy Fuels. 2000. V. 14. P. 43–51.</w:t>
       </w:r>
     </w:p>
     <w:p>
@@ -21929,7 +26911,7 @@
         </w:numPr>
       </w:pPr>
       <w:r>
-        <w:t xml:space="preserve">Wang S., Civan F. Model-assisted analysis of simultaneous paraffin and asphaltene deposition in laboratory core tests // J. Energy Resour. Technol. 2005. V. 127. P. 318–322.</w:t>
+        <w:t xml:space="preserve">Pedersen K.S., Skovborg P., Rønningsen H.P. Wax precipitation from North Sea crude oils. 4. Thermodynamic modeling // Energy Fuels. 1991. V. 5. P. 924–932.</w:t>
       </w:r>
     </w:p>
     <w:p>
@@ -21941,7 +26923,7 @@
         </w:numPr>
       </w:pPr>
       <w:r>
-        <w:t xml:space="preserve">Whitson C.H. Characterizing hydrocarbon plus fractions // SPE J. 1983. V. 23. P. 683–694.</w:t>
+        <w:t xml:space="preserve">Peng D.-Y., Robinson D.B. A new two-constant equation of state // Ind. Eng. Chem. Fundam. 1976. V. 15. P. 59–64.</w:t>
       </w:r>
     </w:p>
     <w:p>
@@ -21953,7 +26935,7 @@
         </w:numPr>
       </w:pPr>
       <w:r>
-        <w:t xml:space="preserve">Won K.W. Thermodynamics for solid solution-liquid-vapor equilibria: wax phase formation from heavy hydrocarbon mixtures // Fluid Phase Equilib. 1986. V. 30. P. 265–279.</w:t>
+        <w:t xml:space="preserve">Qin X., Wang P., Sepehrnoori K., Pope G.A. Modeling asphaltene precipitation in reservoir simulation // Ind. Eng. Chem. Res. 2000. V. 39. P. 2644–2654.</w:t>
       </w:r>
     </w:p>
     <w:p>
@@ -21965,7 +26947,7 @@
         </w:numPr>
       </w:pPr>
       <w:r>
-        <w:t xml:space="preserve">Wu Y.-S., Pruess K., Witherspoon P.A. Flow and displacement of Bingham non-Newtonian fluids in porous media // SPE Reserv. Eng. 1992. V. 7. P. 369–376.</w:t>
+        <w:t xml:space="preserve">Rachford H.H., Rice J.D. Procedure for use of electronic digital computers in calculating flash vaporization hydrocarbon equilibrium // J. Pet. Technol. 1952. V. 4, № 10. P. 19.</w:t>
       </w:r>
     </w:p>
     <w:p>
@@ -21977,7 +26959,7 @@
         </w:numPr>
       </w:pPr>
       <w:r>
-        <w:t xml:space="preserve">Yen A., Yin Y.R., Asomaning S. Evaluating asphaltene inhibitors: laboratory tests and field studies // SPE 65376. 2001.</w:t>
+        <w:t xml:space="preserve">Riazi M.R. Characterization and properties of petroleum fractions. ASTM International, 2005. 407 p.</w:t>
       </w:r>
     </w:p>
     <w:p>
@@ -21989,6 +26971,210 @@
         </w:numPr>
       </w:pPr>
       <w:r>
+        <w:t xml:space="preserve">Riazi M.R., Daubert T.E. Characterization parameters for petroleum fractions // Ind. Eng. Chem. Res. 1987. V. 26. P. 755–759.</w:t>
+      </w:r>
+    </w:p>
+    <w:p>
+      <w:pPr>
+        <w:pStyle w:val="Compact"/>
+        <w:numPr>
+          <w:ilvl w:val="0"/>
+          <w:numId w:val="1007"/>
+        </w:numPr>
+      </w:pPr>
+      <w:r>
+        <w:t xml:space="preserve">Riazi M.R., Daubert T.E. Simplify property predictions // Hydrocarbon Process. 1980. V. 59, № 3. P. 115–116.</w:t>
+      </w:r>
+    </w:p>
+    <w:p>
+      <w:pPr>
+        <w:pStyle w:val="Compact"/>
+        <w:numPr>
+          <w:ilvl w:val="0"/>
+          <w:numId w:val="1007"/>
+        </w:numPr>
+      </w:pPr>
+      <w:r>
+        <w:t xml:space="preserve">Robinson D.B., Peng D.-Y. The characterization of the heptanes and heavier fractions for the GPA Peng–Robinson programs // GPA Research Report RR-28. 1978.</w:t>
+      </w:r>
+    </w:p>
+    <w:p>
+      <w:pPr>
+        <w:pStyle w:val="Compact"/>
+        <w:numPr>
+          <w:ilvl w:val="0"/>
+          <w:numId w:val="1007"/>
+        </w:numPr>
+      </w:pPr>
+      <w:r>
+        <w:t xml:space="preserve">Sandyga M.S., Struchkov I.A., Rogachev M.K. Formation damage induced by wax deposition: laboratory investigations and modeling // J. Pet. Explor. Prod. Technol. 2020. V. 10. P. 2541–2558. [OA]</w:t>
+      </w:r>
+    </w:p>
+    <w:p>
+      <w:pPr>
+        <w:pStyle w:val="Compact"/>
+        <w:numPr>
+          <w:ilvl w:val="0"/>
+          <w:numId w:val="1007"/>
+        </w:numPr>
+      </w:pPr>
+      <w:r>
+        <w:t xml:space="preserve">Shih W.-H. et al. Scaling behavior of the elastic properties of colloidal gels // Phys. Rev. A. 1990. V. 42. P. 4772–4779.</w:t>
+      </w:r>
+    </w:p>
+    <w:p>
+      <w:pPr>
+        <w:pStyle w:val="Compact"/>
+        <w:numPr>
+          <w:ilvl w:val="0"/>
+          <w:numId w:val="1007"/>
+        </w:numPr>
+      </w:pPr>
+      <w:r>
+        <w:t xml:space="preserve">Singh P., Venkatesan R., Fogler H.S., Nagarajan N. Formation and aging of incipient thin film wax-oil gels // AIChE J. 2000. V. 46. P. 1059–1074.</w:t>
+      </w:r>
+    </w:p>
+    <w:p>
+      <w:pPr>
+        <w:pStyle w:val="Compact"/>
+        <w:numPr>
+          <w:ilvl w:val="0"/>
+          <w:numId w:val="1007"/>
+        </w:numPr>
+      </w:pPr>
+      <w:r>
+        <w:t xml:space="preserve">Tabzar A. et al. Multiphase flow modeling of asphaltene precipitation and deposition // Oil Gas Sci. Technol. 2018. V. 73. P. 51. [OA]</w:t>
+      </w:r>
+    </w:p>
+    <w:p>
+      <w:pPr>
+        <w:pStyle w:val="Compact"/>
+        <w:numPr>
+          <w:ilvl w:val="0"/>
+          <w:numId w:val="1007"/>
+        </w:numPr>
+      </w:pPr>
+      <w:r>
+        <w:t xml:space="preserve">Togasheva A. et al. Risk assessment of asphaltene–resin–paraffin deposition during reservoir cooling in the XIII horizon of the Uzen oil field // Eng. 2026. V. 7. P. 184. [OA]</w:t>
+      </w:r>
+    </w:p>
+    <w:p>
+      <w:pPr>
+        <w:pStyle w:val="Compact"/>
+        <w:numPr>
+          <w:ilvl w:val="0"/>
+          <w:numId w:val="1007"/>
+        </w:numPr>
+      </w:pPr>
+      <w:r>
+        <w:t xml:space="preserve">Venkatesan R. et al. The strength of paraffin gels formed under static and flow conditions // Chem. Eng. Sci. 2005. V. 60. P. 3587–3598.</w:t>
+      </w:r>
+    </w:p>
+    <w:p>
+      <w:pPr>
+        <w:pStyle w:val="Compact"/>
+        <w:numPr>
+          <w:ilvl w:val="0"/>
+          <w:numId w:val="1007"/>
+        </w:numPr>
+      </w:pPr>
+      <w:r>
+        <w:t xml:space="preserve">Visintin R.F.G. et al. Rheological behavior and structural interpretation of waxy crude oil gels // Langmuir. 2005. V. 21. P. 6240–6249.</w:t>
+      </w:r>
+    </w:p>
+    <w:p>
+      <w:pPr>
+        <w:pStyle w:val="Compact"/>
+        <w:numPr>
+          <w:ilvl w:val="0"/>
+          <w:numId w:val="1007"/>
+        </w:numPr>
+      </w:pPr>
+      <w:r>
+        <w:t xml:space="preserve">Wang J.X., Buckley J.S. A two-component solubility model of the onset of asphaltene flocculation in crude oils // Energy Fuels. 2001. V. 15. P. 1004–1012.</w:t>
+      </w:r>
+    </w:p>
+    <w:p>
+      <w:pPr>
+        <w:pStyle w:val="Compact"/>
+        <w:numPr>
+          <w:ilvl w:val="0"/>
+          <w:numId w:val="1007"/>
+        </w:numPr>
+      </w:pPr>
+      <w:r>
+        <w:t xml:space="preserve">Wang S., Civan F. Model-assisted analysis of simultaneous paraffin and asphaltene deposition in laboratory core tests // J. Energy Resour. Technol. 2005. V. 127. P. 318–322.</w:t>
+      </w:r>
+    </w:p>
+    <w:p>
+      <w:pPr>
+        <w:pStyle w:val="Compact"/>
+        <w:numPr>
+          <w:ilvl w:val="0"/>
+          <w:numId w:val="1007"/>
+        </w:numPr>
+      </w:pPr>
+      <w:r>
+        <w:t xml:space="preserve">Wang S., Civan F. Productivity decline of vertical and horizontal wells by asphaltene deposition in petroleum reservoirs // SPE 64991. 2001.</w:t>
+      </w:r>
+    </w:p>
+    <w:p>
+      <w:pPr>
+        <w:pStyle w:val="Compact"/>
+        <w:numPr>
+          <w:ilvl w:val="0"/>
+          <w:numId w:val="1007"/>
+        </w:numPr>
+      </w:pPr>
+      <w:r>
+        <w:t xml:space="preserve">Whitson C.H. Characterizing hydrocarbon plus fractions // SPE J. 1983. V. 23. P. 683–694.</w:t>
+      </w:r>
+    </w:p>
+    <w:p>
+      <w:pPr>
+        <w:pStyle w:val="Compact"/>
+        <w:numPr>
+          <w:ilvl w:val="0"/>
+          <w:numId w:val="1007"/>
+        </w:numPr>
+      </w:pPr>
+      <w:r>
+        <w:t xml:space="preserve">Won K.W. Thermodynamics for solid solution-liquid-vapor equilibria: wax phase formation from heavy hydrocarbon mixtures // Fluid Phase Equilib. 1986. V. 30. P. 265–279.</w:t>
+      </w:r>
+    </w:p>
+    <w:p>
+      <w:pPr>
+        <w:pStyle w:val="Compact"/>
+        <w:numPr>
+          <w:ilvl w:val="0"/>
+          <w:numId w:val="1007"/>
+        </w:numPr>
+      </w:pPr>
+      <w:r>
+        <w:t xml:space="preserve">Wu Y.-S., Pruess K., Witherspoon P.A. Flow and displacement of Bingham non-Newtonian fluids in porous media // SPE Reserv. Eng. 1992. V. 7. P. 369–376.</w:t>
+      </w:r>
+    </w:p>
+    <w:p>
+      <w:pPr>
+        <w:pStyle w:val="Compact"/>
+        <w:numPr>
+          <w:ilvl w:val="0"/>
+          <w:numId w:val="1007"/>
+        </w:numPr>
+      </w:pPr>
+      <w:r>
+        <w:t xml:space="preserve">Yen A., Yin Y.R., Asomaning S. Evaluating asphaltene inhibitors: laboratory tests and field studies // SPE 65376. 2001.</w:t>
+      </w:r>
+    </w:p>
+    <w:p>
+      <w:pPr>
+        <w:pStyle w:val="Compact"/>
+        <w:numPr>
+          <w:ilvl w:val="0"/>
+          <w:numId w:val="1007"/>
+        </w:numPr>
+      </w:pPr>
+      <w:r>
         <w:t xml:space="preserve">Математическое моделирование осаждения парафинов, асфальтенов и других тяжелых компонентов нефти при неизотермической фильтрации в пористой среде: систематический обзор литературы. 2026 (</w:t>
       </w:r>
       <w:r>
@@ -22001,7 +27187,7 @@
         <w:t xml:space="preserve">).</w:t>
       </w:r>
     </w:p>
-    <w:bookmarkEnd w:id="63"/>
+    <w:bookmarkEnd w:id="66"/>
     <w:sectPr>
       <w:pgSz w:h="16838" w:w="11906"/>
       <w:pgMar w:bottom="567" w:footer="720" w:gutter="0" w:header="720" w:left="1418" w:right="850" w:top="850"/>

--- a/docs/модель_АСПО.docx
+++ b/docs/модель_АСПО.docx
@@ -279,7 +279,7 @@
         <w:rPr>
           <w:rStyle w:val="VerbatimChar"/>
         </w:rPr>
-        <w:t xml:space="preserve">твт_статья/article.md</w:t>
+        <w:t xml:space="preserve">твт_статья_АСПО/old_article.md</w:t>
       </w:r>
       <w:r>
         <w:t xml:space="preserve">, уравнения (1)–(20)).</w:t>
@@ -296,7 +296,7 @@
         <w:rPr>
           <w:rStyle w:val="VerbatimChar"/>
         </w:rPr>
-        <w:t xml:space="preserve">твт_статья/full_review.pdf</w:t>
+        <w:t xml:space="preserve">твт_статья_АСПО/материалы/full_review.pdf</w:t>
       </w:r>
       <w:r>
         <w:t xml:space="preserve">). Добавлены пять механизмов, каждый включается своим флагом в</w:t>
@@ -318,7 +318,7 @@
       <w:tblPr>
         <w:tblStyle w:val="Table"/>
         <w:tblW w:type="pct" w:w="5000"/>
-        <w:tblLayout w:type="fixed"/>
+        <w:tblLayout w:type="autofit"/>
         <w:tblLook w:firstRow="1" w:lastRow="0" w:firstColumn="0" w:lastColumn="0" w:noHBand="0" w:noVBand="0" w:val="0020"/>
       </w:tblPr>
       <w:tblGrid>
@@ -1039,7 +1039,7 @@
       <w:tblPr>
         <w:tblStyle w:val="Table"/>
         <w:tblW w:type="pct" w:w="5000"/>
-        <w:tblLayout w:type="fixed"/>
+        <w:tblLayout w:type="autofit"/>
         <w:tblLook w:firstRow="1" w:lastRow="0" w:firstColumn="0" w:lastColumn="0" w:noHBand="0" w:noVBand="0" w:val="0020"/>
       </w:tblPr>
       <w:tblGrid>
@@ -4149,7 +4149,7 @@
       <w:tblPr>
         <w:tblStyle w:val="Table"/>
         <w:tblW w:type="pct" w:w="5000"/>
-        <w:tblLayout w:type="fixed"/>
+        <w:tblLayout w:type="autofit"/>
         <w:tblLook w:firstRow="1" w:lastRow="0" w:firstColumn="0" w:lastColumn="0" w:noHBand="0" w:noVBand="0" w:val="0020"/>
       </w:tblPr>
       <w:tblGrid>
@@ -4948,7 +4948,6 @@
           <m:d>
             <m:dPr>
               <m:begChr m:val="("/>
-              <m:sepChr m:val=""/>
               <m:endChr m:val=")"/>
               <m:grow/>
             </m:dPr>
@@ -7313,7 +7312,6 @@
           <m:d>
             <m:dPr>
               <m:begChr m:val="("/>
-              <m:sepChr m:val=""/>
               <m:endChr m:val=")"/>
               <m:grow/>
             </m:dPr>
@@ -7486,7 +7484,7 @@
         <w:pStyle w:val="BodyText"/>
       </w:pPr>
       <w:r>
-        <w:t xml:space="preserve">Рис. 3. Кривая выпадения парафина нефти Жетыбая: опыт (ДСК, Li et al., 2024), четыре группы и прежняя однокомпонентная модель (слева); выпадение по группам (справа).</w:t>
+        <w:t xml:space="preserve">Рис. 3. Кривая выпадения парафина нефти Жетыбая: опыт (ДСК, Li et al., 2024), четыре группы и упрощенная однокомпонентная модель (слева); выпадение по группам (справа).</w:t>
       </w:r>
     </w:p>
     <w:p>
@@ -8269,7 +8267,6 @@
           <m:d>
             <m:dPr>
               <m:begChr m:val="("/>
-              <m:sepChr m:val=""/>
               <m:endChr m:val=")"/>
               <m:grow/>
             </m:dPr>
@@ -9810,7 +9807,6 @@
           <m:d>
             <m:dPr>
               <m:begChr m:val="["/>
-              <m:sepChr m:val=""/>
               <m:endChr m:val="]"/>
               <m:grow/>
             </m:dPr>
@@ -10629,7 +10625,6 @@
           <m:d>
             <m:dPr>
               <m:begChr m:val="["/>
-              <m:sepChr m:val=""/>
               <m:endChr m:val="]"/>
               <m:grow/>
             </m:dPr>
@@ -11633,7 +11628,6 @@
               <m:d>
                 <m:dPr>
                   <m:begChr m:val="("/>
-                  <m:sepChr m:val=""/>
                   <m:endChr m:val=")"/>
                   <m:grow/>
                 </m:dPr>
@@ -12350,7 +12344,6 @@
           <m:d>
             <m:dPr>
               <m:begChr m:val="{"/>
-              <m:sepChr m:val=""/>
               <m:endChr m:val=""/>
               <m:grow/>
             </m:dPr>
@@ -14703,7 +14696,6 @@
           <m:d>
             <m:dPr>
               <m:begChr m:val="("/>
-              <m:sepChr m:val=""/>
               <m:endChr m:val=")"/>
               <m:grow/>
             </m:dPr>
@@ -14770,7 +14762,6 @@
           <m:d>
             <m:dPr>
               <m:begChr m:val="("/>
-              <m:sepChr m:val=""/>
               <m:endChr m:val=")"/>
               <m:grow/>
             </m:dPr>
@@ -15579,7 +15570,6 @@
               <m:d>
                 <m:dPr>
                   <m:begChr m:val="("/>
-                  <m:sepChr m:val=""/>
                   <m:endChr m:val=")"/>
                   <m:grow/>
                 </m:dPr>
@@ -15640,7 +15630,6 @@
               <m:d>
                 <m:dPr>
                   <m:begChr m:val="("/>
-                  <m:sepChr m:val=""/>
                   <m:endChr m:val=")"/>
                   <m:grow/>
                 </m:dPr>
@@ -15723,7 +15712,6 @@
           <m:d>
             <m:dPr>
               <m:begChr m:val="["/>
-              <m:sepChr m:val=""/>
               <m:endChr m:val="]"/>
               <m:grow/>
             </m:dPr>
@@ -17364,7 +17352,6 @@
               <m:d>
                 <m:dPr>
                   <m:begChr m:val="("/>
-                  <m:sepChr m:val=""/>
                   <m:endChr m:val=")"/>
                   <m:grow/>
                 </m:dPr>
@@ -17981,7 +17968,6 @@
           <m:d>
             <m:dPr>
               <m:begChr m:val="("/>
-              <m:sepChr m:val=""/>
               <m:endChr m:val=")"/>
               <m:grow/>
             </m:dPr>
@@ -18043,7 +18029,6 @@
               <m:d>
                 <m:dPr>
                   <m:begChr m:val="("/>
-                  <m:sepChr m:val=""/>
                   <m:endChr m:val=")"/>
                   <m:grow/>
                 </m:dPr>
@@ -19091,7 +19076,6 @@
           <m:d>
             <m:dPr>
               <m:begChr m:val="("/>
-              <m:sepChr m:val=""/>
               <m:endChr m:val=")"/>
               <m:grow/>
             </m:dPr>
@@ -19530,7 +19514,6 @@
           <m:d>
             <m:dPr>
               <m:begChr m:val="["/>
-              <m:sepChr m:val=""/>
               <m:endChr m:val="]"/>
               <m:grow/>
             </m:dPr>
@@ -19666,7 +19649,6 @@
           <m:d>
             <m:dPr>
               <m:begChr m:val="["/>
-              <m:sepChr m:val=""/>
               <m:endChr m:val="]"/>
               <m:grow/>
             </m:dPr>
@@ -19698,7 +19680,6 @@
               <m:d>
                 <m:dPr>
                   <m:begChr m:val="("/>
-                  <m:sepChr m:val=""/>
                   <m:endChr m:val=")"/>
                   <m:grow/>
                 </m:dPr>
@@ -19896,7 +19877,6 @@
               <m:d>
                 <m:dPr>
                   <m:begChr m:val="("/>
-                  <m:sepChr m:val=""/>
                   <m:endChr m:val=")"/>
                   <m:grow/>
                 </m:dPr>
@@ -20931,7 +20911,6 @@
               <m:d>
                 <m:dPr>
                   <m:begChr m:val="("/>
-                  <m:sepChr m:val=""/>
                   <m:endChr m:val=")"/>
                   <m:grow/>
                 </m:dPr>
@@ -22399,7 +22378,16 @@
         </w:numPr>
       </w:pPr>
       <w:r>
-        <w:t xml:space="preserve">Уравнение давления: матрица симметрична и положительно определена, ленточный Холецкий с PCG.</w:t>
+        <w:t xml:space="preserve">Уравнение давления: матрица симметрична и положительно определена, PCG с многосеточным предобуславливателем (V-цикл на агрегации 2x2), начальное приближение — проекция на прошлые решения (</w:t>
+      </w:r>
+      <w:r>
+        <w:rPr>
+          <w:rStyle w:val="VerbatimChar"/>
+        </w:rPr>
+        <w:t xml:space="preserve">docs/решатель_давления.md</w:t>
+      </w:r>
+      <w:r>
+        <w:t xml:space="preserve">).</w:t>
       </w:r>
     </w:p>
     <w:p>
@@ -23022,7 +23010,7 @@
               <w:pStyle w:val="Compact"/>
             </w:pPr>
             <w:r>
-              <w:t xml:space="preserve">прежняя модель (6.1)</w:t>
+              <w:t xml:space="preserve">упрощенная модель (6.1)</w:t>
             </w:r>
           </w:p>
         </w:tc>
@@ -23138,7 +23126,7 @@
         <w:pStyle w:val="BodyText"/>
       </w:pPr>
       <w:r>
-        <w:t xml:space="preserve">Прежняя модель занижала WAT на 7 °C: одна группа не может дать одновременно раннее начало выпадения и пологий хвост. В модели групп кристаллизацию начинают воски C41–60, а мягкие парафины C17–22 выпадают только ниже 28 °C (рис. 3). Сканирование по наклону и числу групп (3, 4, 6) показало, что при</w:t>
+        <w:t xml:space="preserve">Упрощенная модель занижала WAT на 7 °C: одна группа не может дать одновременно раннее начало выпадения и пологий хвост. В модели групп кристаллизацию начинают воски C41–60, а мягкие парафины C17–22 выпадают только ниже 28 °C (рис. 3). Сканирование по наклону и числу групп (3, 4, 6) показало, что при</w:t>
       </w:r>
       <w:r>
         <w:t xml:space="preserve"> </w:t>
@@ -23713,7 +23701,7 @@
       <w:tblPr>
         <w:tblStyle w:val="Table"/>
         <w:tblW w:type="pct" w:w="5000"/>
-        <w:tblLayout w:type="fixed"/>
+        <w:tblLayout w:type="autofit"/>
         <w:tblLook w:firstRow="1" w:lastRow="0" w:firstColumn="0" w:lastColumn="0" w:noHBand="0" w:noVBand="0" w:val="0020"/>
       </w:tblPr>
       <w:tblGrid>
@@ -24464,7 +24452,7 @@
         <w:t xml:space="preserve"> </w:t>
       </w:r>
       <w:r>
-        <w:t xml:space="preserve">выполнен в пяти вариантах: к прежней модели механизмы добавляются по одному, и разность соседних строк</w:t>
+        <w:t xml:space="preserve">выполнен в пяти вариантах: к упрощенной модели механизмы добавляются по одному, и разность соседних строк</w:t>
       </w:r>
       <w:r>
         <w:t xml:space="preserve"> </w:t>
@@ -24497,7 +24485,7 @@
       <w:tblPr>
         <w:tblStyle w:val="Table"/>
         <w:tblW w:type="pct" w:w="5000"/>
-        <w:tblLayout w:type="fixed"/>
+        <w:tblLayout w:type="autofit"/>
         <w:tblLook w:firstRow="1" w:lastRow="0" w:firstColumn="0" w:lastColumn="0" w:noHBand="0" w:noVBand="0" w:val="0020"/>
       </w:tblPr>
       <w:tblGrid>
@@ -24599,7 +24587,7 @@
               <w:pStyle w:val="Compact"/>
             </w:pPr>
             <w:r>
-              <w:t xml:space="preserve">прежняя модель</w:t>
+              <w:t xml:space="preserve">упрощенная модель</w:t>
             </w:r>
           </w:p>
         </w:tc>
@@ -25011,7 +24999,7 @@
         <w:t xml:space="preserve"> </w:t>
       </w:r>
       <w:r>
-        <w:t xml:space="preserve">(+1.2 п.п.). Прежняя модель</w:t>
+        <w:t xml:space="preserve">(+1.2 п.п.). Упрощенная модель</w:t>
       </w:r>
       <w:r>
         <w:t xml:space="preserve"> </w:t>
@@ -27181,7 +27169,7 @@
         <w:rPr>
           <w:rStyle w:val="VerbatimChar"/>
         </w:rPr>
-        <w:t xml:space="preserve">твт_статья/full_review.pdf</w:t>
+        <w:t xml:space="preserve">твт_статья_АСПО/материалы/full_review.pdf</w:t>
       </w:r>
       <w:r>
         <w:t xml:space="preserve">).</w:t>
@@ -27668,6 +27656,7 @@
     <w:qFormat/>
     <w:pPr>
       <w:spacing w:after="36" w:before="36"/>
+      <w:ind w:firstLine="0"/>
     </w:pPr>
   </w:style>
   <w:style w:styleId="Title" w:type="paragraph">
